--- a/DSA LAB PROGRAM.docx
+++ b/DSA LAB PROGRAM.docx
@@ -38,15 +38,7 @@
           <w:sz w:val="27"/>
           <w:szCs w:val="27"/>
         </w:rPr>
-        <w:t xml:space="preserve"> </w:t>
-      </w:r>
-      <w:r>
-        <w:rPr>
-          <w:color w:val="000000"/>
-          <w:sz w:val="27"/>
-          <w:szCs w:val="27"/>
-        </w:rPr>
-        <w:t>To write a program of bubble sort using arrays</w:t>
+        <w:t xml:space="preserve"> To write a program of bubble sort using arrays</w:t>
       </w:r>
     </w:p>
     <w:p>
@@ -84,173 +76,79 @@
           <w:sz w:val="27"/>
           <w:szCs w:val="27"/>
         </w:rPr>
-        <w:t xml:space="preserve">   </w:t>
-      </w:r>
-      <w:r>
-        <w:rPr>
-          <w:color w:val="000000"/>
-          <w:sz w:val="27"/>
-          <w:szCs w:val="27"/>
-        </w:rPr>
-        <w:t>STEP 1: Start the program</w:t>
-      </w:r>
-    </w:p>
-    <w:p>
-      <w:pPr>
-        <w:pStyle w:val="NormalWeb"/>
-        <w:rPr>
-          <w:color w:val="000000"/>
-          <w:sz w:val="27"/>
-          <w:szCs w:val="27"/>
-        </w:rPr>
-      </w:pPr>
-      <w:r>
-        <w:rPr>
-          <w:color w:val="000000"/>
-          <w:sz w:val="27"/>
-          <w:szCs w:val="27"/>
-        </w:rPr>
-        <w:t xml:space="preserve">   </w:t>
-      </w:r>
-      <w:r>
-        <w:rPr>
-          <w:color w:val="000000"/>
-          <w:sz w:val="27"/>
-          <w:szCs w:val="27"/>
-        </w:rPr>
-        <w:t xml:space="preserve">STEP2: Read the number of </w:t>
-      </w:r>
-      <w:proofErr w:type="spellStart"/>
-      <w:r>
-        <w:rPr>
-          <w:color w:val="000000"/>
-          <w:sz w:val="27"/>
-          <w:szCs w:val="27"/>
-        </w:rPr>
-        <w:t>elemnt</w:t>
-      </w:r>
-      <w:proofErr w:type="spellEnd"/>
-      <w:r>
-        <w:rPr>
-          <w:color w:val="000000"/>
-          <w:sz w:val="27"/>
-          <w:szCs w:val="27"/>
-        </w:rPr>
-        <w:t xml:space="preserve"> n</w:t>
-      </w:r>
-    </w:p>
-    <w:p>
-      <w:pPr>
-        <w:pStyle w:val="NormalWeb"/>
-        <w:rPr>
-          <w:color w:val="000000"/>
-          <w:sz w:val="27"/>
-          <w:szCs w:val="27"/>
-        </w:rPr>
-      </w:pPr>
-      <w:r>
-        <w:rPr>
-          <w:color w:val="000000"/>
-          <w:sz w:val="27"/>
-          <w:szCs w:val="27"/>
-        </w:rPr>
-        <w:t xml:space="preserve">   </w:t>
-      </w:r>
-      <w:r>
-        <w:rPr>
-          <w:color w:val="000000"/>
-          <w:sz w:val="27"/>
-          <w:szCs w:val="27"/>
-        </w:rPr>
-        <w:t xml:space="preserve">STEP3: Declare an array </w:t>
-      </w:r>
-      <w:proofErr w:type="spellStart"/>
-      <w:r>
-        <w:rPr>
-          <w:color w:val="000000"/>
-          <w:sz w:val="27"/>
-          <w:szCs w:val="27"/>
-        </w:rPr>
-        <w:t>arr</w:t>
-      </w:r>
-      <w:proofErr w:type="spellEnd"/>
-      <w:r>
-        <w:rPr>
-          <w:color w:val="000000"/>
-          <w:sz w:val="27"/>
-          <w:szCs w:val="27"/>
-        </w:rPr>
-        <w:t>[n]</w:t>
-      </w:r>
-    </w:p>
-    <w:p>
-      <w:pPr>
-        <w:pStyle w:val="NormalWeb"/>
-        <w:rPr>
-          <w:color w:val="000000"/>
-          <w:sz w:val="27"/>
-          <w:szCs w:val="27"/>
-        </w:rPr>
-      </w:pPr>
-      <w:r>
-        <w:rPr>
-          <w:color w:val="000000"/>
-          <w:sz w:val="27"/>
-          <w:szCs w:val="27"/>
-        </w:rPr>
-        <w:t xml:space="preserve">   </w:t>
-      </w:r>
-      <w:r>
-        <w:rPr>
-          <w:color w:val="000000"/>
-          <w:sz w:val="27"/>
-          <w:szCs w:val="27"/>
-        </w:rPr>
-        <w:t>STEP4: Input n elements into the array</w:t>
-      </w:r>
-    </w:p>
-    <w:p>
-      <w:pPr>
-        <w:pStyle w:val="NormalWeb"/>
-        <w:rPr>
-          <w:color w:val="000000"/>
-          <w:sz w:val="27"/>
-          <w:szCs w:val="27"/>
-        </w:rPr>
-      </w:pPr>
-      <w:r>
-        <w:rPr>
-          <w:color w:val="000000"/>
-          <w:sz w:val="27"/>
-          <w:szCs w:val="27"/>
-        </w:rPr>
-        <w:t xml:space="preserve">   </w:t>
-      </w:r>
-      <w:r>
-        <w:rPr>
-          <w:color w:val="000000"/>
-          <w:sz w:val="27"/>
-          <w:szCs w:val="27"/>
-        </w:rPr>
-        <w:t xml:space="preserve">STEP5: for </w:t>
-      </w:r>
-      <w:proofErr w:type="spellStart"/>
-      <w:r>
-        <w:rPr>
-          <w:color w:val="000000"/>
-          <w:sz w:val="27"/>
-          <w:szCs w:val="27"/>
-        </w:rPr>
-        <w:t>i</w:t>
-      </w:r>
-      <w:proofErr w:type="spellEnd"/>
-      <w:r>
-        <w:rPr>
-          <w:color w:val="000000"/>
-          <w:sz w:val="27"/>
-          <w:szCs w:val="27"/>
-        </w:rPr>
-        <w:t>=0 to n-2</w:t>
+        <w:t xml:space="preserve">   STEP 1: Start the program</w:t>
+      </w:r>
+    </w:p>
+    <w:p>
+      <w:pPr>
+        <w:pStyle w:val="NormalWeb"/>
+        <w:rPr>
+          <w:color w:val="000000"/>
+          <w:sz w:val="27"/>
+          <w:szCs w:val="27"/>
+        </w:rPr>
+      </w:pPr>
+      <w:r>
+        <w:rPr>
+          <w:color w:val="000000"/>
+          <w:sz w:val="27"/>
+          <w:szCs w:val="27"/>
+        </w:rPr>
+        <w:t xml:space="preserve">   STEP2: Read the number of elemnt n</w:t>
+      </w:r>
+    </w:p>
+    <w:p>
+      <w:pPr>
+        <w:pStyle w:val="NormalWeb"/>
+        <w:rPr>
+          <w:color w:val="000000"/>
+          <w:sz w:val="27"/>
+          <w:szCs w:val="27"/>
+        </w:rPr>
+      </w:pPr>
+      <w:r>
+        <w:rPr>
+          <w:color w:val="000000"/>
+          <w:sz w:val="27"/>
+          <w:szCs w:val="27"/>
+        </w:rPr>
+        <w:t xml:space="preserve">   STEP3: Declare an array arr[n]</w:t>
+      </w:r>
+    </w:p>
+    <w:p>
+      <w:pPr>
+        <w:pStyle w:val="NormalWeb"/>
+        <w:rPr>
+          <w:color w:val="000000"/>
+          <w:sz w:val="27"/>
+          <w:szCs w:val="27"/>
+        </w:rPr>
+      </w:pPr>
+      <w:r>
+        <w:rPr>
+          <w:color w:val="000000"/>
+          <w:sz w:val="27"/>
+          <w:szCs w:val="27"/>
+        </w:rPr>
+        <w:t xml:space="preserve">   STEP4: Input n elements into the array</w:t>
+      </w:r>
+    </w:p>
+    <w:p>
+      <w:pPr>
+        <w:pStyle w:val="NormalWeb"/>
+        <w:rPr>
+          <w:color w:val="000000"/>
+          <w:sz w:val="27"/>
+          <w:szCs w:val="27"/>
+        </w:rPr>
+      </w:pPr>
+      <w:r>
+        <w:rPr>
+          <w:color w:val="000000"/>
+          <w:sz w:val="27"/>
+          <w:szCs w:val="27"/>
+        </w:rPr>
+        <w:t xml:space="preserve">   STEP5: for i=0 to n-2</w:t>
       </w:r>
     </w:p>
     <w:p>
@@ -302,43 +200,7 @@
           <w:sz w:val="27"/>
           <w:szCs w:val="27"/>
         </w:rPr>
-        <w:t xml:space="preserve">STEP7: if </w:t>
-      </w:r>
-      <w:proofErr w:type="spellStart"/>
-      <w:r>
-        <w:rPr>
-          <w:color w:val="000000"/>
-          <w:sz w:val="27"/>
-          <w:szCs w:val="27"/>
-        </w:rPr>
-        <w:t>arr</w:t>
-      </w:r>
-      <w:proofErr w:type="spellEnd"/>
-      <w:r>
-        <w:rPr>
-          <w:color w:val="000000"/>
-          <w:sz w:val="27"/>
-          <w:szCs w:val="27"/>
-        </w:rPr>
-        <w:t>[j]&gt;</w:t>
-      </w:r>
-      <w:proofErr w:type="spellStart"/>
-      <w:r>
-        <w:rPr>
-          <w:color w:val="000000"/>
-          <w:sz w:val="27"/>
-          <w:szCs w:val="27"/>
-        </w:rPr>
-        <w:t>arr</w:t>
-      </w:r>
-      <w:proofErr w:type="spellEnd"/>
-      <w:r>
-        <w:rPr>
-          <w:color w:val="000000"/>
-          <w:sz w:val="27"/>
-          <w:szCs w:val="27"/>
-        </w:rPr>
-        <w:t>[j+1]</w:t>
+        <w:t>STEP7: if arr[j]&gt;arr[j+1]</w:t>
       </w:r>
     </w:p>
     <w:p>
@@ -364,43 +226,7 @@
           <w:sz w:val="27"/>
           <w:szCs w:val="27"/>
         </w:rPr>
-        <w:t xml:space="preserve">swap </w:t>
-      </w:r>
-      <w:proofErr w:type="spellStart"/>
-      <w:r>
-        <w:rPr>
-          <w:color w:val="000000"/>
-          <w:sz w:val="27"/>
-          <w:szCs w:val="27"/>
-        </w:rPr>
-        <w:t>arr</w:t>
-      </w:r>
-      <w:proofErr w:type="spellEnd"/>
-      <w:r>
-        <w:rPr>
-          <w:color w:val="000000"/>
-          <w:sz w:val="27"/>
-          <w:szCs w:val="27"/>
-        </w:rPr>
-        <w:t xml:space="preserve">[j] and </w:t>
-      </w:r>
-      <w:proofErr w:type="spellStart"/>
-      <w:r>
-        <w:rPr>
-          <w:color w:val="000000"/>
-          <w:sz w:val="27"/>
-          <w:szCs w:val="27"/>
-        </w:rPr>
-        <w:t>arr</w:t>
-      </w:r>
-      <w:proofErr w:type="spellEnd"/>
-      <w:r>
-        <w:rPr>
-          <w:color w:val="000000"/>
-          <w:sz w:val="27"/>
-          <w:szCs w:val="27"/>
-        </w:rPr>
-        <w:t>[j+1]</w:t>
+        <w:t>swap arr[j] and arr[j+1]</w:t>
       </w:r>
     </w:p>
     <w:p>
@@ -426,25 +252,7 @@
           <w:sz w:val="27"/>
           <w:szCs w:val="27"/>
         </w:rPr>
-        <w:t>temp=</w:t>
-      </w:r>
-      <w:proofErr w:type="spellStart"/>
-      <w:r>
-        <w:rPr>
-          <w:color w:val="000000"/>
-          <w:sz w:val="27"/>
-          <w:szCs w:val="27"/>
-        </w:rPr>
-        <w:t>arr</w:t>
-      </w:r>
-      <w:proofErr w:type="spellEnd"/>
-      <w:r>
-        <w:rPr>
-          <w:color w:val="000000"/>
-          <w:sz w:val="27"/>
-          <w:szCs w:val="27"/>
-        </w:rPr>
-        <w:t>[j]</w:t>
+        <w:t>temp=arr[j]</w:t>
       </w:r>
     </w:p>
     <w:p>
@@ -464,41 +272,13 @@
         </w:rPr>
         <w:t xml:space="preserve">               </w:t>
       </w:r>
-      <w:proofErr w:type="spellStart"/>
-      <w:r>
-        <w:rPr>
-          <w:color w:val="000000"/>
-          <w:sz w:val="27"/>
-          <w:szCs w:val="27"/>
-        </w:rPr>
-        <w:t>arr</w:t>
-      </w:r>
-      <w:proofErr w:type="spellEnd"/>
-      <w:r>
-        <w:rPr>
-          <w:color w:val="000000"/>
-          <w:sz w:val="27"/>
-          <w:szCs w:val="27"/>
-        </w:rPr>
-        <w:t>[j]=</w:t>
-      </w:r>
-      <w:proofErr w:type="spellStart"/>
-      <w:r>
-        <w:rPr>
-          <w:color w:val="000000"/>
-          <w:sz w:val="27"/>
-          <w:szCs w:val="27"/>
-        </w:rPr>
-        <w:t>arr</w:t>
-      </w:r>
-      <w:proofErr w:type="spellEnd"/>
-      <w:r>
-        <w:rPr>
-          <w:color w:val="000000"/>
-          <w:sz w:val="27"/>
-          <w:szCs w:val="27"/>
-        </w:rPr>
-        <w:t>[j+1]</w:t>
+      <w:r>
+        <w:rPr>
+          <w:color w:val="000000"/>
+          <w:sz w:val="27"/>
+          <w:szCs w:val="27"/>
+        </w:rPr>
+        <w:t>arr[j]=arr[j+1]</w:t>
       </w:r>
     </w:p>
     <w:p>
@@ -518,41 +298,13 @@
         </w:rPr>
         <w:t xml:space="preserve">               </w:t>
       </w:r>
-      <w:proofErr w:type="spellStart"/>
-      <w:r>
-        <w:rPr>
-          <w:color w:val="000000"/>
-          <w:sz w:val="27"/>
-          <w:szCs w:val="27"/>
-        </w:rPr>
-        <w:t>arr</w:t>
-      </w:r>
-      <w:proofErr w:type="spellEnd"/>
-      <w:r>
-        <w:rPr>
-          <w:color w:val="000000"/>
-          <w:sz w:val="27"/>
-          <w:szCs w:val="27"/>
-        </w:rPr>
-        <w:t>[j+</w:t>
-      </w:r>
-      <w:proofErr w:type="gramStart"/>
-      <w:r>
-        <w:rPr>
-          <w:color w:val="000000"/>
-          <w:sz w:val="27"/>
-          <w:szCs w:val="27"/>
-        </w:rPr>
-        <w:t>1]=</w:t>
-      </w:r>
-      <w:proofErr w:type="gramEnd"/>
-      <w:r>
-        <w:rPr>
-          <w:color w:val="000000"/>
-          <w:sz w:val="27"/>
-          <w:szCs w:val="27"/>
-        </w:rPr>
-        <w:t>temp</w:t>
+      <w:r>
+        <w:rPr>
+          <w:color w:val="000000"/>
+          <w:sz w:val="27"/>
+          <w:szCs w:val="27"/>
+        </w:rPr>
+        <w:t>arr[j+1]=temp</w:t>
       </w:r>
     </w:p>
     <w:p>
@@ -621,6 +373,7 @@
       </w:pPr>
       <w:r>
         <w:rPr>
+          <w:noProof/>
           <w:color w:val="000000"/>
           <w:sz w:val="27"/>
           <w:szCs w:val="27"/>
@@ -629,16 +382,16 @@
         <mc:AlternateContent>
           <mc:Choice Requires="wps">
             <w:drawing>
-              <wp:anchor distT="0" distB="0" distL="114300" distR="114300" simplePos="0" relativeHeight="251659264" behindDoc="0" locked="0" layoutInCell="1" allowOverlap="1" wp14:anchorId="7C94E7C2" wp14:editId="778BFBE1">
+              <wp:anchor distT="0" distB="0" distL="114300" distR="114300" simplePos="0" relativeHeight="251641856" behindDoc="0" locked="0" layoutInCell="1" allowOverlap="1" wp14:anchorId="5B048A9A" wp14:editId="584626DC">
                 <wp:simplePos x="0" y="0"/>
                 <wp:positionH relativeFrom="column">
-                  <wp:posOffset>990600</wp:posOffset>
+                  <wp:posOffset>1043796</wp:posOffset>
                 </wp:positionH>
                 <wp:positionV relativeFrom="paragraph">
-                  <wp:posOffset>371474</wp:posOffset>
+                  <wp:posOffset>258792</wp:posOffset>
                 </wp:positionV>
-                <wp:extent cx="914400" cy="466725"/>
-                <wp:effectExtent l="0" t="0" r="19050" b="28575"/>
+                <wp:extent cx="971550" cy="379203"/>
+                <wp:effectExtent l="0" t="0" r="19050" b="20955"/>
                 <wp:wrapNone/>
                 <wp:docPr id="1" name="Flowchart: Terminator 1"/>
                 <wp:cNvGraphicFramePr/>
@@ -649,11 +402,16 @@
                       <wps:spPr>
                         <a:xfrm>
                           <a:off x="0" y="0"/>
-                          <a:ext cx="914400" cy="466725"/>
+                          <a:ext cx="971550" cy="379203"/>
                         </a:xfrm>
                         <a:prstGeom prst="flowChartTerminator">
                           <a:avLst/>
                         </a:prstGeom>
+                        <a:ln>
+                          <a:solidFill>
+                            <a:schemeClr val="tx1"/>
+                          </a:solidFill>
+                        </a:ln>
                       </wps:spPr>
                       <wps:style>
                         <a:lnRef idx="2">
@@ -712,11 +470,11 @@
           </mc:Choice>
           <mc:Fallback>
             <w:pict>
-              <v:shapetype w14:anchorId="7C94E7C2" id="_x0000_t116" coordsize="21600,21600" o:spt="116" path="m3475,qx,10800,3475,21600l18125,21600qx21600,10800,18125,xe">
+              <v:shapetype w14:anchorId="5B048A9A" id="_x0000_t116" coordsize="21600,21600" o:spt="116" path="m3475,qx,10800,3475,21600l18125,21600qx21600,10800,18125,xe">
                 <v:stroke joinstyle="miter"/>
                 <v:path gradientshapeok="t" o:connecttype="rect" textboxrect="1018,3163,20582,18437"/>
               </v:shapetype>
-              <v:shape id="Flowchart: Terminator 1" o:spid="_x0000_s1026" type="#_x0000_t116" style="position:absolute;margin-left:78pt;margin-top:29.25pt;width:1in;height:36.75pt;z-index:251659264;visibility:visible;mso-wrap-style:square;mso-width-percent:0;mso-height-percent:0;mso-wrap-distance-left:9pt;mso-wrap-distance-top:0;mso-wrap-distance-right:9pt;mso-wrap-distance-bottom:0;mso-position-horizontal:absolute;mso-position-horizontal-relative:text;mso-position-vertical:absolute;mso-position-vertical-relative:text;mso-width-percent:0;mso-height-percent:0;mso-width-relative:margin;mso-height-relative:margin;v-text-anchor:middle" o:gfxdata="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" fillcolor="white [3201]" strokecolor="#70ad47 [3209]" strokeweight="1pt">
+              <v:shape id="Flowchart: Terminator 1" o:spid="_x0000_s1026" type="#_x0000_t116" style="position:absolute;margin-left:82.2pt;margin-top:20.4pt;width:76.5pt;height:29.85pt;z-index:251641856;visibility:visible;mso-wrap-style:square;mso-width-percent:0;mso-height-percent:0;mso-wrap-distance-left:9pt;mso-wrap-distance-top:0;mso-wrap-distance-right:9pt;mso-wrap-distance-bottom:0;mso-position-horizontal:absolute;mso-position-horizontal-relative:text;mso-position-vertical:absolute;mso-position-vertical-relative:text;mso-width-percent:0;mso-height-percent:0;mso-width-relative:margin;mso-height-relative:margin;v-text-anchor:middle" o:gfxdata="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" fillcolor="white [3201]" strokecolor="black [3213]" strokeweight="1pt">
                 <v:textbox>
                   <w:txbxContent>
                     <w:p>
@@ -764,18 +522,9 @@
           <w:szCs w:val="27"/>
         </w:rPr>
       </w:pPr>
-    </w:p>
-    <w:p>
-      <w:pPr>
-        <w:pStyle w:val="NormalWeb"/>
-        <w:rPr>
-          <w:color w:val="000000"/>
-          <w:sz w:val="27"/>
-          <w:szCs w:val="27"/>
-        </w:rPr>
-      </w:pPr>
-      <w:r>
-        <w:rPr>
+      <w:r>
+        <w:rPr>
+          <w:noProof/>
           <w:color w:val="000000"/>
           <w:sz w:val="27"/>
           <w:szCs w:val="27"/>
@@ -783,16 +532,99 @@
         <mc:AlternateContent>
           <mc:Choice Requires="wps">
             <w:drawing>
-              <wp:anchor distT="0" distB="0" distL="114300" distR="114300" simplePos="0" relativeHeight="251660288" behindDoc="0" locked="0" layoutInCell="1" allowOverlap="1" wp14:anchorId="0DBA0321" wp14:editId="3416D08C">
+              <wp:anchor distT="0" distB="0" distL="114300" distR="114300" simplePos="0" relativeHeight="251668480" behindDoc="0" locked="0" layoutInCell="1" allowOverlap="1" wp14:anchorId="3550D93E" wp14:editId="79AAEE45">
+                <wp:simplePos x="0" y="0"/>
+                <wp:positionH relativeFrom="column">
+                  <wp:posOffset>1500996</wp:posOffset>
+                </wp:positionH>
+                <wp:positionV relativeFrom="paragraph">
+                  <wp:posOffset>263345</wp:posOffset>
+                </wp:positionV>
+                <wp:extent cx="0" cy="241899"/>
+                <wp:effectExtent l="76200" t="0" r="57150" b="63500"/>
+                <wp:wrapNone/>
+                <wp:docPr id="34" name="Straight Arrow Connector 34"/>
+                <wp:cNvGraphicFramePr/>
+                <a:graphic xmlns:a="http://schemas.openxmlformats.org/drawingml/2006/main">
+                  <a:graphicData uri="http://schemas.microsoft.com/office/word/2010/wordprocessingShape">
+                    <wps:wsp>
+                      <wps:cNvCnPr/>
+                      <wps:spPr>
+                        <a:xfrm>
+                          <a:off x="0" y="0"/>
+                          <a:ext cx="0" cy="241899"/>
+                        </a:xfrm>
+                        <a:prstGeom prst="straightConnector1">
+                          <a:avLst/>
+                        </a:prstGeom>
+                        <a:ln>
+                          <a:tailEnd type="triangle"/>
+                        </a:ln>
+                      </wps:spPr>
+                      <wps:style>
+                        <a:lnRef idx="1">
+                          <a:schemeClr val="dk1"/>
+                        </a:lnRef>
+                        <a:fillRef idx="0">
+                          <a:schemeClr val="dk1"/>
+                        </a:fillRef>
+                        <a:effectRef idx="0">
+                          <a:schemeClr val="dk1"/>
+                        </a:effectRef>
+                        <a:fontRef idx="minor">
+                          <a:schemeClr val="tx1"/>
+                        </a:fontRef>
+                      </wps:style>
+                      <wps:bodyPr/>
+                    </wps:wsp>
+                  </a:graphicData>
+                </a:graphic>
+              </wp:anchor>
+            </w:drawing>
+          </mc:Choice>
+          <mc:Fallback>
+            <w:pict>
+              <v:shapetype w14:anchorId="1628502A" id="_x0000_t32" coordsize="21600,21600" o:spt="32" o:oned="t" path="m,l21600,21600e" filled="f">
+                <v:path arrowok="t" fillok="f" o:connecttype="none"/>
+                <o:lock v:ext="edit" shapetype="t"/>
+              </v:shapetype>
+              <v:shape id="Straight Arrow Connector 34" o:spid="_x0000_s1026" type="#_x0000_t32" style="position:absolute;margin-left:118.2pt;margin-top:20.75pt;width:0;height:19.05pt;z-index:251668480;visibility:visible;mso-wrap-style:square;mso-wrap-distance-left:9pt;mso-wrap-distance-top:0;mso-wrap-distance-right:9pt;mso-wrap-distance-bottom:0;mso-position-horizontal:absolute;mso-position-horizontal-relative:text;mso-position-vertical:absolute;mso-position-vertical-relative:text" o:gfxdata="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" strokecolor="black [3200]" strokeweight=".5pt">
+                <v:stroke endarrow="block" joinstyle="miter"/>
+              </v:shape>
+            </w:pict>
+          </mc:Fallback>
+        </mc:AlternateContent>
+      </w:r>
+    </w:p>
+    <w:p>
+      <w:pPr>
+        <w:pStyle w:val="NormalWeb"/>
+        <w:rPr>
+          <w:color w:val="000000"/>
+          <w:sz w:val="27"/>
+          <w:szCs w:val="27"/>
+        </w:rPr>
+      </w:pPr>
+      <w:r>
+        <w:rPr>
+          <w:noProof/>
+          <w:color w:val="000000"/>
+          <w:sz w:val="27"/>
+          <w:szCs w:val="27"/>
+        </w:rPr>
+        <mc:AlternateContent>
+          <mc:Choice Requires="wps">
+            <w:drawing>
+              <wp:anchor distT="0" distB="0" distL="114300" distR="114300" simplePos="0" relativeHeight="251642880" behindDoc="0" locked="0" layoutInCell="1" allowOverlap="1" wp14:anchorId="1E4BF7D6" wp14:editId="636F8875">
                 <wp:simplePos x="0" y="0"/>
                 <wp:positionH relativeFrom="margin">
-                  <wp:posOffset>333375</wp:posOffset>
+                  <wp:posOffset>258792</wp:posOffset>
                 </wp:positionH>
                 <wp:positionV relativeFrom="paragraph">
-                  <wp:posOffset>278765</wp:posOffset>
+                  <wp:posOffset>112707</wp:posOffset>
                 </wp:positionV>
-                <wp:extent cx="2400300" cy="285750"/>
-                <wp:effectExtent l="38100" t="0" r="57150" b="19050"/>
+                <wp:extent cx="2486025" cy="258792"/>
+                <wp:effectExtent l="38100" t="0" r="66675" b="27305"/>
                 <wp:wrapNone/>
                 <wp:docPr id="3" name="Flowchart: Data 3"/>
                 <wp:cNvGraphicFramePr/>
@@ -803,11 +635,16 @@
                       <wps:spPr>
                         <a:xfrm>
                           <a:off x="0" y="0"/>
-                          <a:ext cx="2400300" cy="285750"/>
+                          <a:ext cx="2486025" cy="258792"/>
                         </a:xfrm>
                         <a:prstGeom prst="flowChartInputOutput">
                           <a:avLst/>
                         </a:prstGeom>
+                        <a:ln>
+                          <a:solidFill>
+                            <a:schemeClr val="tx1"/>
+                          </a:solidFill>
+                        </a:ln>
                       </wps:spPr>
                       <wps:style>
                         <a:lnRef idx="2">
@@ -831,6 +668,9 @@
                             </w:pPr>
                             <w:r>
                               <w:t>get n (element count)</w:t>
+                            </w:r>
+                            <w:r>
+                              <w:t xml:space="preserve">                  </w:t>
                             </w:r>
                           </w:p>
                         </w:txbxContent>
@@ -855,11 +695,11 @@
           </mc:Choice>
           <mc:Fallback>
             <w:pict>
-              <v:shapetype w14:anchorId="0DBA0321" id="_x0000_t111" coordsize="21600,21600" o:spt="111" path="m4321,l21600,,17204,21600,,21600xe">
+              <v:shapetype w14:anchorId="1E4BF7D6" id="_x0000_t111" coordsize="21600,21600" o:spt="111" path="m4321,l21600,,17204,21600,,21600xe">
                 <v:stroke joinstyle="miter"/>
                 <v:path gradientshapeok="t" o:connecttype="custom" o:connectlocs="12961,0;10800,0;2161,10800;8602,21600;10800,21600;19402,10800" textboxrect="4321,0,17204,21600"/>
               </v:shapetype>
-              <v:shape id="Flowchart: Data 3" o:spid="_x0000_s1027" type="#_x0000_t111" style="position:absolute;margin-left:26.25pt;margin-top:21.95pt;width:189pt;height:22.5pt;z-index:251660288;visibility:visible;mso-wrap-style:square;mso-width-percent:0;mso-height-percent:0;mso-wrap-distance-left:9pt;mso-wrap-distance-top:0;mso-wrap-distance-right:9pt;mso-wrap-distance-bottom:0;mso-position-horizontal:absolute;mso-position-horizontal-relative:margin;mso-position-vertical:absolute;mso-position-vertical-relative:text;mso-width-percent:0;mso-height-percent:0;mso-width-relative:margin;mso-height-relative:margin;v-text-anchor:middle" o:gfxdata="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" fillcolor="white [3201]" strokecolor="#70ad47 [3209]" strokeweight="1pt">
+              <v:shape id="Flowchart: Data 3" o:spid="_x0000_s1027" type="#_x0000_t111" style="position:absolute;margin-left:20.4pt;margin-top:8.85pt;width:195.75pt;height:20.4pt;z-index:251642880;visibility:visible;mso-wrap-style:square;mso-width-percent:0;mso-height-percent:0;mso-wrap-distance-left:9pt;mso-wrap-distance-top:0;mso-wrap-distance-right:9pt;mso-wrap-distance-bottom:0;mso-position-horizontal:absolute;mso-position-horizontal-relative:margin;mso-position-vertical:absolute;mso-position-vertical-relative:text;mso-width-percent:0;mso-height-percent:0;mso-width-relative:margin;mso-height-relative:margin;v-text-anchor:middle" o:gfxdata="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" fillcolor="white [3201]" strokecolor="black [3213]" strokeweight="1pt">
                 <v:textbox>
                   <w:txbxContent>
                     <w:p>
@@ -869,6 +709,9 @@
                       <w:r>
                         <w:t>get n (element count)</w:t>
                       </w:r>
+                      <w:r>
+                        <w:t xml:space="preserve">                  </w:t>
+                      </w:r>
                     </w:p>
                   </w:txbxContent>
                 </v:textbox>
@@ -888,18 +731,9 @@
           <w:szCs w:val="27"/>
         </w:rPr>
       </w:pPr>
-    </w:p>
-    <w:p>
-      <w:pPr>
-        <w:pStyle w:val="NormalWeb"/>
-        <w:rPr>
-          <w:color w:val="000000"/>
-          <w:sz w:val="27"/>
-          <w:szCs w:val="27"/>
-        </w:rPr>
-      </w:pPr>
-      <w:r>
-        <w:rPr>
+      <w:r>
+        <w:rPr>
+          <w:noProof/>
           <w:color w:val="000000"/>
           <w:sz w:val="27"/>
           <w:szCs w:val="27"/>
@@ -907,16 +741,16 @@
         <mc:AlternateContent>
           <mc:Choice Requires="wps">
             <w:drawing>
-              <wp:anchor distT="0" distB="0" distL="114300" distR="114300" simplePos="0" relativeHeight="251661312" behindDoc="0" locked="0" layoutInCell="1" allowOverlap="1" wp14:anchorId="6A4B503E" wp14:editId="66523C01">
+              <wp:anchor distT="0" distB="0" distL="114300" distR="114300" simplePos="0" relativeHeight="251643904" behindDoc="0" locked="0" layoutInCell="1" allowOverlap="1" wp14:anchorId="3DA04E0B" wp14:editId="49DEC2E1">
                 <wp:simplePos x="0" y="0"/>
                 <wp:positionH relativeFrom="margin">
-                  <wp:posOffset>1000125</wp:posOffset>
+                  <wp:posOffset>1245606</wp:posOffset>
                 </wp:positionH>
                 <wp:positionV relativeFrom="paragraph">
-                  <wp:posOffset>55880</wp:posOffset>
+                  <wp:posOffset>186055</wp:posOffset>
                 </wp:positionV>
-                <wp:extent cx="1104900" cy="285750"/>
-                <wp:effectExtent l="0" t="0" r="19050" b="19050"/>
+                <wp:extent cx="569343" cy="232410"/>
+                <wp:effectExtent l="0" t="0" r="21590" b="15240"/>
                 <wp:wrapNone/>
                 <wp:docPr id="4" name="Flowchart: Process 4"/>
                 <wp:cNvGraphicFramePr/>
@@ -927,11 +761,16 @@
                       <wps:spPr>
                         <a:xfrm>
                           <a:off x="0" y="0"/>
-                          <a:ext cx="1104900" cy="285750"/>
+                          <a:ext cx="569343" cy="232410"/>
                         </a:xfrm>
                         <a:prstGeom prst="flowChartProcess">
                           <a:avLst/>
                         </a:prstGeom>
+                        <a:ln>
+                          <a:solidFill>
+                            <a:schemeClr val="tx1"/>
+                          </a:solidFill>
+                        </a:ln>
                       </wps:spPr>
                       <wps:style>
                         <a:lnRef idx="2">
@@ -953,13 +792,8 @@
                             <w:pPr>
                               <w:jc w:val="center"/>
                             </w:pPr>
-                            <w:proofErr w:type="spellStart"/>
                             <w:r>
-                              <w:t>i</w:t>
-                            </w:r>
-                            <w:proofErr w:type="spellEnd"/>
-                            <w:r>
-                              <w:t>=0</w:t>
+                              <w:t>i=0</w:t>
                             </w:r>
                           </w:p>
                         </w:txbxContent>
@@ -984,24 +818,19 @@
           </mc:Choice>
           <mc:Fallback>
             <w:pict>
-              <v:shapetype w14:anchorId="6A4B503E" id="_x0000_t109" coordsize="21600,21600" o:spt="109" path="m,l,21600r21600,l21600,xe">
+              <v:shapetype w14:anchorId="3DA04E0B" id="_x0000_t109" coordsize="21600,21600" o:spt="109" path="m,l,21600r21600,l21600,xe">
                 <v:stroke joinstyle="miter"/>
                 <v:path gradientshapeok="t" o:connecttype="rect"/>
               </v:shapetype>
-              <v:shape id="Flowchart: Process 4" o:spid="_x0000_s1028" type="#_x0000_t109" style="position:absolute;margin-left:78.75pt;margin-top:4.4pt;width:87pt;height:22.5pt;z-index:251661312;visibility:visible;mso-wrap-style:square;mso-width-percent:0;mso-height-percent:0;mso-wrap-distance-left:9pt;mso-wrap-distance-top:0;mso-wrap-distance-right:9pt;mso-wrap-distance-bottom:0;mso-position-horizontal:absolute;mso-position-horizontal-relative:margin;mso-position-vertical:absolute;mso-position-vertical-relative:text;mso-width-percent:0;mso-height-percent:0;mso-width-relative:margin;mso-height-relative:margin;v-text-anchor:middle" o:gfxdata="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" fillcolor="white [3201]" strokecolor="#70ad47 [3209]" strokeweight="1pt">
+              <v:shape id="Flowchart: Process 4" o:spid="_x0000_s1028" type="#_x0000_t109" style="position:absolute;margin-left:98.1pt;margin-top:14.65pt;width:44.85pt;height:18.3pt;z-index:251643904;visibility:visible;mso-wrap-style:square;mso-width-percent:0;mso-height-percent:0;mso-wrap-distance-left:9pt;mso-wrap-distance-top:0;mso-wrap-distance-right:9pt;mso-wrap-distance-bottom:0;mso-position-horizontal:absolute;mso-position-horizontal-relative:margin;mso-position-vertical:absolute;mso-position-vertical-relative:text;mso-width-percent:0;mso-height-percent:0;mso-width-relative:margin;mso-height-relative:margin;v-text-anchor:middle" o:gfxdata="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" fillcolor="white [3201]" strokecolor="black [3213]" strokeweight="1pt">
                 <v:textbox>
                   <w:txbxContent>
                     <w:p>
                       <w:pPr>
                         <w:jc w:val="center"/>
                       </w:pPr>
-                      <w:proofErr w:type="spellStart"/>
                       <w:r>
-                        <w:t>i</w:t>
-                      </w:r>
-                      <w:proofErr w:type="spellEnd"/>
-                      <w:r>
-                        <w:t>=0</w:t>
+                        <w:t>i=0</w:t>
                       </w:r>
                     </w:p>
                   </w:txbxContent>
@@ -1012,18 +841,9 @@
           </mc:Fallback>
         </mc:AlternateContent>
       </w:r>
-    </w:p>
-    <w:p>
-      <w:pPr>
-        <w:pStyle w:val="NormalWeb"/>
-        <w:rPr>
-          <w:color w:val="000000"/>
-          <w:sz w:val="27"/>
-          <w:szCs w:val="27"/>
-        </w:rPr>
-      </w:pPr>
-      <w:r>
-        <w:rPr>
+      <w:r>
+        <w:rPr>
+          <w:noProof/>
           <w:color w:val="000000"/>
           <w:sz w:val="27"/>
           <w:szCs w:val="27"/>
@@ -1031,16 +851,246 @@
         <mc:AlternateContent>
           <mc:Choice Requires="wps">
             <w:drawing>
-              <wp:anchor distT="0" distB="0" distL="114300" distR="114300" simplePos="0" relativeHeight="251662336" behindDoc="0" locked="0" layoutInCell="1" allowOverlap="1" wp14:anchorId="7BD4D843" wp14:editId="2F7983BE">
+              <wp:anchor distT="0" distB="0" distL="114300" distR="114300" simplePos="0" relativeHeight="251670528" behindDoc="0" locked="0" layoutInCell="1" allowOverlap="1" wp14:anchorId="01E70523" wp14:editId="16BCC990">
+                <wp:simplePos x="0" y="0"/>
+                <wp:positionH relativeFrom="column">
+                  <wp:posOffset>1518656</wp:posOffset>
+                </wp:positionH>
+                <wp:positionV relativeFrom="paragraph">
+                  <wp:posOffset>4445</wp:posOffset>
+                </wp:positionV>
+                <wp:extent cx="0" cy="182880"/>
+                <wp:effectExtent l="76200" t="0" r="57150" b="64770"/>
+                <wp:wrapNone/>
+                <wp:docPr id="35" name="Straight Arrow Connector 35"/>
+                <wp:cNvGraphicFramePr/>
+                <a:graphic xmlns:a="http://schemas.openxmlformats.org/drawingml/2006/main">
+                  <a:graphicData uri="http://schemas.microsoft.com/office/word/2010/wordprocessingShape">
+                    <wps:wsp>
+                      <wps:cNvCnPr/>
+                      <wps:spPr>
+                        <a:xfrm>
+                          <a:off x="0" y="0"/>
+                          <a:ext cx="0" cy="182880"/>
+                        </a:xfrm>
+                        <a:prstGeom prst="straightConnector1">
+                          <a:avLst/>
+                        </a:prstGeom>
+                        <a:ln>
+                          <a:tailEnd type="triangle"/>
+                        </a:ln>
+                      </wps:spPr>
+                      <wps:style>
+                        <a:lnRef idx="1">
+                          <a:schemeClr val="dk1"/>
+                        </a:lnRef>
+                        <a:fillRef idx="0">
+                          <a:schemeClr val="dk1"/>
+                        </a:fillRef>
+                        <a:effectRef idx="0">
+                          <a:schemeClr val="dk1"/>
+                        </a:effectRef>
+                        <a:fontRef idx="minor">
+                          <a:schemeClr val="tx1"/>
+                        </a:fontRef>
+                      </wps:style>
+                      <wps:bodyPr/>
+                    </wps:wsp>
+                  </a:graphicData>
+                </a:graphic>
+                <wp14:sizeRelV relativeFrom="margin">
+                  <wp14:pctHeight>0</wp14:pctHeight>
+                </wp14:sizeRelV>
+              </wp:anchor>
+            </w:drawing>
+          </mc:Choice>
+          <mc:Fallback>
+            <w:pict>
+              <v:shape w14:anchorId="3BAA7C89" id="Straight Arrow Connector 35" o:spid="_x0000_s1026" type="#_x0000_t32" style="position:absolute;margin-left:119.6pt;margin-top:.35pt;width:0;height:14.4pt;z-index:251670528;visibility:visible;mso-wrap-style:square;mso-height-percent:0;mso-wrap-distance-left:9pt;mso-wrap-distance-top:0;mso-wrap-distance-right:9pt;mso-wrap-distance-bottom:0;mso-position-horizontal:absolute;mso-position-horizontal-relative:text;mso-position-vertical:absolute;mso-position-vertical-relative:text;mso-height-percent:0;mso-height-relative:margin" o:gfxdata="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" strokecolor="black [3200]" strokeweight=".5pt">
+                <v:stroke endarrow="block" joinstyle="miter"/>
+              </v:shape>
+            </w:pict>
+          </mc:Fallback>
+        </mc:AlternateContent>
+      </w:r>
+    </w:p>
+    <w:p>
+      <w:pPr>
+        <w:pStyle w:val="NormalWeb"/>
+        <w:rPr>
+          <w:color w:val="000000"/>
+          <w:sz w:val="27"/>
+          <w:szCs w:val="27"/>
+        </w:rPr>
+      </w:pPr>
+      <w:r>
+        <w:rPr>
+          <w:noProof/>
+          <w:color w:val="000000"/>
+          <w:sz w:val="27"/>
+          <w:szCs w:val="27"/>
+        </w:rPr>
+        <mc:AlternateContent>
+          <mc:Choice Requires="wpg">
+            <w:drawing>
+              <wp:anchor distT="0" distB="0" distL="114300" distR="114300" simplePos="0" relativeHeight="251709440" behindDoc="0" locked="0" layoutInCell="1" allowOverlap="1" wp14:anchorId="46100887" wp14:editId="7023F7EF">
+                <wp:simplePos x="0" y="0"/>
+                <wp:positionH relativeFrom="column">
+                  <wp:posOffset>414068</wp:posOffset>
+                </wp:positionH>
+                <wp:positionV relativeFrom="paragraph">
+                  <wp:posOffset>96017</wp:posOffset>
+                </wp:positionV>
+                <wp:extent cx="1097867" cy="1337094"/>
+                <wp:effectExtent l="0" t="76200" r="0" b="34925"/>
+                <wp:wrapNone/>
+                <wp:docPr id="56" name="Group 56"/>
+                <wp:cNvGraphicFramePr/>
+                <a:graphic xmlns:a="http://schemas.openxmlformats.org/drawingml/2006/main">
+                  <a:graphicData uri="http://schemas.microsoft.com/office/word/2010/wordprocessingGroup">
+                    <wpg:wgp>
+                      <wpg:cNvGrpSpPr/>
+                      <wpg:grpSpPr>
+                        <a:xfrm>
+                          <a:off x="0" y="0"/>
+                          <a:ext cx="1097867" cy="1337094"/>
+                          <a:chOff x="0" y="0"/>
+                          <a:chExt cx="1097867" cy="1337094"/>
+                        </a:xfrm>
+                      </wpg:grpSpPr>
+                      <wps:wsp>
+                        <wps:cNvPr id="50" name="Straight Arrow Connector 50"/>
+                        <wps:cNvCnPr/>
+                        <wps:spPr>
+                          <a:xfrm>
+                            <a:off x="0" y="0"/>
+                            <a:ext cx="1097867" cy="0"/>
+                          </a:xfrm>
+                          <a:prstGeom prst="straightConnector1">
+                            <a:avLst/>
+                          </a:prstGeom>
+                          <a:ln>
+                            <a:tailEnd type="triangle"/>
+                          </a:ln>
+                        </wps:spPr>
+                        <wps:style>
+                          <a:lnRef idx="1">
+                            <a:schemeClr val="dk1"/>
+                          </a:lnRef>
+                          <a:fillRef idx="0">
+                            <a:schemeClr val="dk1"/>
+                          </a:fillRef>
+                          <a:effectRef idx="0">
+                            <a:schemeClr val="dk1"/>
+                          </a:effectRef>
+                          <a:fontRef idx="minor">
+                            <a:schemeClr val="tx1"/>
+                          </a:fontRef>
+                        </wps:style>
+                        <wps:bodyPr/>
+                      </wps:wsp>
+                      <wps:wsp>
+                        <wps:cNvPr id="51" name="Straight Arrow Connector 51"/>
+                        <wps:cNvCnPr/>
+                        <wps:spPr>
+                          <a:xfrm>
+                            <a:off x="0" y="1328468"/>
+                            <a:ext cx="548640" cy="0"/>
+                          </a:xfrm>
+                          <a:prstGeom prst="straightConnector1">
+                            <a:avLst/>
+                          </a:prstGeom>
+                          <a:ln w="3810">
+                            <a:tailEnd type="none"/>
+                          </a:ln>
+                        </wps:spPr>
+                        <wps:style>
+                          <a:lnRef idx="1">
+                            <a:schemeClr val="dk1"/>
+                          </a:lnRef>
+                          <a:fillRef idx="0">
+                            <a:schemeClr val="dk1"/>
+                          </a:fillRef>
+                          <a:effectRef idx="0">
+                            <a:schemeClr val="dk1"/>
+                          </a:effectRef>
+                          <a:fontRef idx="minor">
+                            <a:schemeClr val="tx1"/>
+                          </a:fontRef>
+                        </wps:style>
+                        <wps:bodyPr/>
+                      </wps:wsp>
+                      <wps:wsp>
+                        <wps:cNvPr id="54" name="Straight Connector 54"/>
+                        <wps:cNvCnPr/>
+                        <wps:spPr>
+                          <a:xfrm>
+                            <a:off x="0" y="0"/>
+                            <a:ext cx="0" cy="1337094"/>
+                          </a:xfrm>
+                          <a:prstGeom prst="line">
+                            <a:avLst/>
+                          </a:prstGeom>
+                        </wps:spPr>
+                        <wps:style>
+                          <a:lnRef idx="1">
+                            <a:schemeClr val="dk1"/>
+                          </a:lnRef>
+                          <a:fillRef idx="0">
+                            <a:schemeClr val="dk1"/>
+                          </a:fillRef>
+                          <a:effectRef idx="0">
+                            <a:schemeClr val="dk1"/>
+                          </a:effectRef>
+                          <a:fontRef idx="minor">
+                            <a:schemeClr val="tx1"/>
+                          </a:fontRef>
+                        </wps:style>
+                        <wps:bodyPr/>
+                      </wps:wsp>
+                    </wpg:wgp>
+                  </a:graphicData>
+                </a:graphic>
+              </wp:anchor>
+            </w:drawing>
+          </mc:Choice>
+          <mc:Fallback>
+            <w:pict>
+              <v:group w14:anchorId="73443712" id="Group 56" o:spid="_x0000_s1026" style="position:absolute;margin-left:32.6pt;margin-top:7.55pt;width:86.45pt;height:105.3pt;z-index:251709440" coordsize="10978,13370" o:gfxdata="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">
+                <v:shape id="Straight Arrow Connector 50" o:spid="_x0000_s1027" type="#_x0000_t32" style="position:absolute;width:10978;height:0;visibility:visible;mso-wrap-style:square" o:connectortype="straight" o:gfxdata="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" strokecolor="black [3200]" strokeweight=".5pt">
+                  <v:stroke endarrow="block" joinstyle="miter"/>
+                </v:shape>
+                <v:shape id="Straight Arrow Connector 51" o:spid="_x0000_s1028" type="#_x0000_t32" style="position:absolute;top:13284;width:5486;height:0;visibility:visible;mso-wrap-style:square" o:connectortype="straight" o:gfxdata="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" strokecolor="black [3200]" strokeweight=".3pt">
+                  <v:stroke joinstyle="miter"/>
+                </v:shape>
+                <v:line id="Straight Connector 54" o:spid="_x0000_s1029" style="position:absolute;visibility:visible;mso-wrap-style:square" from="0,0" to="0,13370" o:connectortype="straight" o:gfxdata="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" strokecolor="black [3200]" strokeweight=".5pt">
+                  <v:stroke joinstyle="miter"/>
+                </v:line>
+              </v:group>
+            </w:pict>
+          </mc:Fallback>
+        </mc:AlternateContent>
+      </w:r>
+      <w:r>
+        <w:rPr>
+          <w:noProof/>
+          <w:color w:val="000000"/>
+          <w:sz w:val="27"/>
+          <w:szCs w:val="27"/>
+        </w:rPr>
+        <mc:AlternateContent>
+          <mc:Choice Requires="wps">
+            <w:drawing>
+              <wp:anchor distT="0" distB="0" distL="114300" distR="114300" simplePos="0" relativeHeight="251644928" behindDoc="0" locked="0" layoutInCell="1" allowOverlap="1" wp14:anchorId="2EEB844F" wp14:editId="1C3FA78A">
                 <wp:simplePos x="0" y="0"/>
                 <wp:positionH relativeFrom="margin">
-                  <wp:posOffset>733425</wp:posOffset>
+                  <wp:posOffset>849894</wp:posOffset>
                 </wp:positionH>
                 <wp:positionV relativeFrom="paragraph">
-                  <wp:posOffset>259080</wp:posOffset>
+                  <wp:posOffset>242570</wp:posOffset>
                 </wp:positionV>
-                <wp:extent cx="1706880" cy="390525"/>
-                <wp:effectExtent l="19050" t="0" r="45720" b="28575"/>
+                <wp:extent cx="1319841" cy="267335"/>
+                <wp:effectExtent l="19050" t="0" r="33020" b="18415"/>
                 <wp:wrapNone/>
                 <wp:docPr id="5" name="Flowchart: Data 5"/>
                 <wp:cNvGraphicFramePr/>
@@ -1051,11 +1101,16 @@
                       <wps:spPr>
                         <a:xfrm>
                           <a:off x="0" y="0"/>
-                          <a:ext cx="1706880" cy="390525"/>
+                          <a:ext cx="1319841" cy="267335"/>
                         </a:xfrm>
                         <a:prstGeom prst="flowChartInputOutput">
                           <a:avLst/>
                         </a:prstGeom>
+                        <a:ln>
+                          <a:solidFill>
+                            <a:schemeClr val="tx1"/>
+                          </a:solidFill>
+                        </a:ln>
                       </wps:spPr>
                       <wps:style>
                         <a:lnRef idx="2">
@@ -1078,23 +1133,7 @@
                               <w:jc w:val="center"/>
                             </w:pPr>
                             <w:r>
-                              <w:t xml:space="preserve">read </w:t>
-                            </w:r>
-                            <w:proofErr w:type="spellStart"/>
-                            <w:r>
-                              <w:t>arr</w:t>
-                            </w:r>
-                            <w:proofErr w:type="spellEnd"/>
-                            <w:r>
-                              <w:t>[</w:t>
-                            </w:r>
-                            <w:proofErr w:type="spellStart"/>
-                            <w:r>
-                              <w:t>i</w:t>
-                            </w:r>
-                            <w:proofErr w:type="spellEnd"/>
-                            <w:r>
-                              <w:t>]</w:t>
+                              <w:t>read arr[i]</w:t>
                             </w:r>
                           </w:p>
                         </w:txbxContent>
@@ -1119,7 +1158,7 @@
           </mc:Choice>
           <mc:Fallback>
             <w:pict>
-              <v:shape w14:anchorId="7BD4D843" id="Flowchart: Data 5" o:spid="_x0000_s1029" type="#_x0000_t111" style="position:absolute;margin-left:57.75pt;margin-top:20.4pt;width:134.4pt;height:30.75pt;z-index:251662336;visibility:visible;mso-wrap-style:square;mso-width-percent:0;mso-height-percent:0;mso-wrap-distance-left:9pt;mso-wrap-distance-top:0;mso-wrap-distance-right:9pt;mso-wrap-distance-bottom:0;mso-position-horizontal:absolute;mso-position-horizontal-relative:margin;mso-position-vertical:absolute;mso-position-vertical-relative:text;mso-width-percent:0;mso-height-percent:0;mso-width-relative:margin;mso-height-relative:margin;v-text-anchor:middle" o:gfxdata="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" fillcolor="white [3201]" strokecolor="#70ad47 [3209]" strokeweight="1pt">
+              <v:shape w14:anchorId="2EEB844F" id="Flowchart: Data 5" o:spid="_x0000_s1029" type="#_x0000_t111" style="position:absolute;margin-left:66.9pt;margin-top:19.1pt;width:103.9pt;height:21.05pt;z-index:251644928;visibility:visible;mso-wrap-style:square;mso-width-percent:0;mso-height-percent:0;mso-wrap-distance-left:9pt;mso-wrap-distance-top:0;mso-wrap-distance-right:9pt;mso-wrap-distance-bottom:0;mso-position-horizontal:absolute;mso-position-horizontal-relative:margin;mso-position-vertical:absolute;mso-position-vertical-relative:text;mso-width-percent:0;mso-height-percent:0;mso-width-relative:margin;mso-height-relative:margin;v-text-anchor:middle" o:gfxdata="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" fillcolor="white [3201]" strokecolor="black [3213]" strokeweight="1pt">
                 <v:textbox>
                   <w:txbxContent>
                     <w:p>
@@ -1127,23 +1166,7 @@
                         <w:jc w:val="center"/>
                       </w:pPr>
                       <w:r>
-                        <w:t xml:space="preserve">read </w:t>
-                      </w:r>
-                      <w:proofErr w:type="spellStart"/>
-                      <w:r>
-                        <w:t>arr</w:t>
-                      </w:r>
-                      <w:proofErr w:type="spellEnd"/>
-                      <w:r>
-                        <w:t>[</w:t>
-                      </w:r>
-                      <w:proofErr w:type="spellStart"/>
-                      <w:r>
-                        <w:t>i</w:t>
-                      </w:r>
-                      <w:proofErr w:type="spellEnd"/>
-                      <w:r>
-                        <w:t>]</w:t>
+                        <w:t>read arr[i]</w:t>
                       </w:r>
                     </w:p>
                   </w:txbxContent>
@@ -1154,28 +1177,9 @@
           </mc:Fallback>
         </mc:AlternateContent>
       </w:r>
-    </w:p>
-    <w:p>
-      <w:pPr>
-        <w:pStyle w:val="NormalWeb"/>
-        <w:rPr>
-          <w:color w:val="000000"/>
-          <w:sz w:val="27"/>
-          <w:szCs w:val="27"/>
-        </w:rPr>
-      </w:pPr>
-    </w:p>
-    <w:p>
-      <w:pPr>
-        <w:pStyle w:val="NormalWeb"/>
-        <w:rPr>
-          <w:color w:val="000000"/>
-          <w:sz w:val="27"/>
-          <w:szCs w:val="27"/>
-        </w:rPr>
-      </w:pPr>
-      <w:r>
-        <w:rPr>
+      <w:r>
+        <w:rPr>
+          <w:noProof/>
           <w:color w:val="000000"/>
           <w:sz w:val="27"/>
           <w:szCs w:val="27"/>
@@ -1183,16 +1187,98 @@
         <mc:AlternateContent>
           <mc:Choice Requires="wps">
             <w:drawing>
-              <wp:anchor distT="0" distB="0" distL="114300" distR="114300" simplePos="0" relativeHeight="251663360" behindDoc="0" locked="0" layoutInCell="1" allowOverlap="1" wp14:anchorId="63BFDE2C" wp14:editId="52BB2922">
+              <wp:anchor distT="0" distB="0" distL="114300" distR="114300" simplePos="0" relativeHeight="251672576" behindDoc="0" locked="0" layoutInCell="1" allowOverlap="1" wp14:anchorId="510B0EA2" wp14:editId="303D2ADA">
+                <wp:simplePos x="0" y="0"/>
+                <wp:positionH relativeFrom="column">
+                  <wp:posOffset>1501775</wp:posOffset>
+                </wp:positionH>
+                <wp:positionV relativeFrom="paragraph">
+                  <wp:posOffset>54239</wp:posOffset>
+                </wp:positionV>
+                <wp:extent cx="0" cy="182880"/>
+                <wp:effectExtent l="76200" t="0" r="57150" b="64770"/>
+                <wp:wrapNone/>
+                <wp:docPr id="36" name="Straight Arrow Connector 36"/>
+                <wp:cNvGraphicFramePr/>
+                <a:graphic xmlns:a="http://schemas.openxmlformats.org/drawingml/2006/main">
+                  <a:graphicData uri="http://schemas.microsoft.com/office/word/2010/wordprocessingShape">
+                    <wps:wsp>
+                      <wps:cNvCnPr/>
+                      <wps:spPr>
+                        <a:xfrm>
+                          <a:off x="0" y="0"/>
+                          <a:ext cx="0" cy="182880"/>
+                        </a:xfrm>
+                        <a:prstGeom prst="straightConnector1">
+                          <a:avLst/>
+                        </a:prstGeom>
+                        <a:ln>
+                          <a:tailEnd type="triangle"/>
+                        </a:ln>
+                      </wps:spPr>
+                      <wps:style>
+                        <a:lnRef idx="1">
+                          <a:schemeClr val="dk1"/>
+                        </a:lnRef>
+                        <a:fillRef idx="0">
+                          <a:schemeClr val="dk1"/>
+                        </a:fillRef>
+                        <a:effectRef idx="0">
+                          <a:schemeClr val="dk1"/>
+                        </a:effectRef>
+                        <a:fontRef idx="minor">
+                          <a:schemeClr val="tx1"/>
+                        </a:fontRef>
+                      </wps:style>
+                      <wps:bodyPr/>
+                    </wps:wsp>
+                  </a:graphicData>
+                </a:graphic>
+                <wp14:sizeRelV relativeFrom="margin">
+                  <wp14:pctHeight>0</wp14:pctHeight>
+                </wp14:sizeRelV>
+              </wp:anchor>
+            </w:drawing>
+          </mc:Choice>
+          <mc:Fallback>
+            <w:pict>
+              <v:shape w14:anchorId="0B42A450" id="Straight Arrow Connector 36" o:spid="_x0000_s1026" type="#_x0000_t32" style="position:absolute;margin-left:118.25pt;margin-top:4.25pt;width:0;height:14.4pt;z-index:251672576;visibility:visible;mso-wrap-style:square;mso-height-percent:0;mso-wrap-distance-left:9pt;mso-wrap-distance-top:0;mso-wrap-distance-right:9pt;mso-wrap-distance-bottom:0;mso-position-horizontal:absolute;mso-position-horizontal-relative:text;mso-position-vertical:absolute;mso-position-vertical-relative:text;mso-height-percent:0;mso-height-relative:margin" o:gfxdata="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" strokecolor="black [3200]" strokeweight=".5pt">
+                <v:stroke endarrow="block" joinstyle="miter"/>
+              </v:shape>
+            </w:pict>
+          </mc:Fallback>
+        </mc:AlternateContent>
+      </w:r>
+    </w:p>
+    <w:p>
+      <w:pPr>
+        <w:pStyle w:val="NormalWeb"/>
+        <w:rPr>
+          <w:color w:val="000000"/>
+          <w:sz w:val="27"/>
+          <w:szCs w:val="27"/>
+        </w:rPr>
+      </w:pPr>
+      <w:r>
+        <w:rPr>
+          <w:noProof/>
+          <w:color w:val="000000"/>
+          <w:sz w:val="27"/>
+          <w:szCs w:val="27"/>
+        </w:rPr>
+        <mc:AlternateContent>
+          <mc:Choice Requires="wps">
+            <w:drawing>
+              <wp:anchor distT="0" distB="0" distL="114300" distR="114300" simplePos="0" relativeHeight="251645952" behindDoc="0" locked="0" layoutInCell="1" allowOverlap="1" wp14:anchorId="32957A76" wp14:editId="2B87DB4F">
                 <wp:simplePos x="0" y="0"/>
                 <wp:positionH relativeFrom="margin">
-                  <wp:posOffset>723265</wp:posOffset>
+                  <wp:posOffset>1191260</wp:posOffset>
                 </wp:positionH>
                 <wp:positionV relativeFrom="paragraph">
-                  <wp:posOffset>160020</wp:posOffset>
+                  <wp:posOffset>339354</wp:posOffset>
                 </wp:positionV>
-                <wp:extent cx="1514475" cy="314325"/>
-                <wp:effectExtent l="0" t="0" r="28575" b="28575"/>
+                <wp:extent cx="655320" cy="257175"/>
+                <wp:effectExtent l="0" t="0" r="11430" b="28575"/>
                 <wp:wrapNone/>
                 <wp:docPr id="6" name="Flowchart: Process 6"/>
                 <wp:cNvGraphicFramePr/>
@@ -1203,11 +1289,16 @@
                       <wps:spPr>
                         <a:xfrm>
                           <a:off x="0" y="0"/>
-                          <a:ext cx="1514475" cy="314325"/>
+                          <a:ext cx="655320" cy="257175"/>
                         </a:xfrm>
                         <a:prstGeom prst="flowChartProcess">
                           <a:avLst/>
                         </a:prstGeom>
+                        <a:ln>
+                          <a:solidFill>
+                            <a:schemeClr val="tx1"/>
+                          </a:solidFill>
+                        </a:ln>
                       </wps:spPr>
                       <wps:style>
                         <a:lnRef idx="2">
@@ -1229,13 +1320,8 @@
                             <w:pPr>
                               <w:jc w:val="center"/>
                             </w:pPr>
-                            <w:proofErr w:type="spellStart"/>
                             <w:r>
-                              <w:t>i</w:t>
-                            </w:r>
-                            <w:proofErr w:type="spellEnd"/>
-                            <w:r>
-                              <w:t>++</w:t>
+                              <w:t>i++</w:t>
                             </w:r>
                           </w:p>
                         </w:txbxContent>
@@ -1260,20 +1346,15 @@
           </mc:Choice>
           <mc:Fallback>
             <w:pict>
-              <v:shape w14:anchorId="63BFDE2C" id="Flowchart: Process 6" o:spid="_x0000_s1030" type="#_x0000_t109" style="position:absolute;margin-left:56.95pt;margin-top:12.6pt;width:119.25pt;height:24.75pt;z-index:251663360;visibility:visible;mso-wrap-style:square;mso-width-percent:0;mso-height-percent:0;mso-wrap-distance-left:9pt;mso-wrap-distance-top:0;mso-wrap-distance-right:9pt;mso-wrap-distance-bottom:0;mso-position-horizontal:absolute;mso-position-horizontal-relative:margin;mso-position-vertical:absolute;mso-position-vertical-relative:text;mso-width-percent:0;mso-height-percent:0;mso-width-relative:margin;mso-height-relative:margin;v-text-anchor:middle" o:gfxdata="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" fillcolor="white [3201]" strokecolor="#70ad47 [3209]" strokeweight="1pt">
+              <v:shape w14:anchorId="32957A76" id="Flowchart: Process 6" o:spid="_x0000_s1030" type="#_x0000_t109" style="position:absolute;margin-left:93.8pt;margin-top:26.7pt;width:51.6pt;height:20.25pt;z-index:251645952;visibility:visible;mso-wrap-style:square;mso-width-percent:0;mso-height-percent:0;mso-wrap-distance-left:9pt;mso-wrap-distance-top:0;mso-wrap-distance-right:9pt;mso-wrap-distance-bottom:0;mso-position-horizontal:absolute;mso-position-horizontal-relative:margin;mso-position-vertical:absolute;mso-position-vertical-relative:text;mso-width-percent:0;mso-height-percent:0;mso-width-relative:margin;mso-height-relative:margin;v-text-anchor:middle" o:gfxdata="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" fillcolor="white [3201]" strokecolor="black [3213]" strokeweight="1pt">
                 <v:textbox>
                   <w:txbxContent>
                     <w:p>
                       <w:pPr>
                         <w:jc w:val="center"/>
                       </w:pPr>
-                      <w:proofErr w:type="spellStart"/>
                       <w:r>
-                        <w:t>i</w:t>
-                      </w:r>
-                      <w:proofErr w:type="spellEnd"/>
-                      <w:r>
-                        <w:t>++</w:t>
+                        <w:t>i++</w:t>
                       </w:r>
                     </w:p>
                   </w:txbxContent>
@@ -1284,18 +1365,9 @@
           </mc:Fallback>
         </mc:AlternateContent>
       </w:r>
-    </w:p>
-    <w:p>
-      <w:pPr>
-        <w:pStyle w:val="NormalWeb"/>
-        <w:rPr>
-          <w:color w:val="000000"/>
-          <w:sz w:val="27"/>
-          <w:szCs w:val="27"/>
-        </w:rPr>
-      </w:pPr>
-      <w:r>
-        <w:rPr>
+      <w:r>
+        <w:rPr>
+          <w:noProof/>
           <w:color w:val="000000"/>
           <w:sz w:val="27"/>
           <w:szCs w:val="27"/>
@@ -1303,16 +1375,180 @@
         <mc:AlternateContent>
           <mc:Choice Requires="wps">
             <w:drawing>
-              <wp:anchor distT="0" distB="0" distL="114300" distR="114300" simplePos="0" relativeHeight="251664384" behindDoc="0" locked="0" layoutInCell="1" allowOverlap="1" wp14:anchorId="7125CD72" wp14:editId="52479549">
+              <wp:anchor distT="0" distB="0" distL="114300" distR="114300" simplePos="0" relativeHeight="251674624" behindDoc="0" locked="0" layoutInCell="1" allowOverlap="1" wp14:anchorId="15F52265" wp14:editId="7835351C">
+                <wp:simplePos x="0" y="0"/>
+                <wp:positionH relativeFrom="column">
+                  <wp:posOffset>1511300</wp:posOffset>
+                </wp:positionH>
+                <wp:positionV relativeFrom="paragraph">
+                  <wp:posOffset>145679</wp:posOffset>
+                </wp:positionV>
+                <wp:extent cx="0" cy="182880"/>
+                <wp:effectExtent l="76200" t="0" r="57150" b="64770"/>
+                <wp:wrapNone/>
+                <wp:docPr id="37" name="Straight Arrow Connector 37"/>
+                <wp:cNvGraphicFramePr/>
+                <a:graphic xmlns:a="http://schemas.openxmlformats.org/drawingml/2006/main">
+                  <a:graphicData uri="http://schemas.microsoft.com/office/word/2010/wordprocessingShape">
+                    <wps:wsp>
+                      <wps:cNvCnPr/>
+                      <wps:spPr>
+                        <a:xfrm>
+                          <a:off x="0" y="0"/>
+                          <a:ext cx="0" cy="182880"/>
+                        </a:xfrm>
+                        <a:prstGeom prst="straightConnector1">
+                          <a:avLst/>
+                        </a:prstGeom>
+                        <a:ln>
+                          <a:tailEnd type="triangle"/>
+                        </a:ln>
+                      </wps:spPr>
+                      <wps:style>
+                        <a:lnRef idx="1">
+                          <a:schemeClr val="dk1"/>
+                        </a:lnRef>
+                        <a:fillRef idx="0">
+                          <a:schemeClr val="dk1"/>
+                        </a:fillRef>
+                        <a:effectRef idx="0">
+                          <a:schemeClr val="dk1"/>
+                        </a:effectRef>
+                        <a:fontRef idx="minor">
+                          <a:schemeClr val="tx1"/>
+                        </a:fontRef>
+                      </wps:style>
+                      <wps:bodyPr/>
+                    </wps:wsp>
+                  </a:graphicData>
+                </a:graphic>
+                <wp14:sizeRelV relativeFrom="margin">
+                  <wp14:pctHeight>0</wp14:pctHeight>
+                </wp14:sizeRelV>
+              </wp:anchor>
+            </w:drawing>
+          </mc:Choice>
+          <mc:Fallback>
+            <w:pict>
+              <v:shape w14:anchorId="40462816" id="Straight Arrow Connector 37" o:spid="_x0000_s1026" type="#_x0000_t32" style="position:absolute;margin-left:119pt;margin-top:11.45pt;width:0;height:14.4pt;z-index:251674624;visibility:visible;mso-wrap-style:square;mso-height-percent:0;mso-wrap-distance-left:9pt;mso-wrap-distance-top:0;mso-wrap-distance-right:9pt;mso-wrap-distance-bottom:0;mso-position-horizontal:absolute;mso-position-horizontal-relative:text;mso-position-vertical:absolute;mso-position-vertical-relative:text;mso-height-percent:0;mso-height-relative:margin" o:gfxdata="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" strokecolor="black [3200]" strokeweight=".5pt">
+                <v:stroke endarrow="block" joinstyle="miter"/>
+              </v:shape>
+            </w:pict>
+          </mc:Fallback>
+        </mc:AlternateContent>
+      </w:r>
+    </w:p>
+    <w:p>
+      <w:pPr>
+        <w:pStyle w:val="NormalWeb"/>
+        <w:rPr>
+          <w:color w:val="000000"/>
+          <w:sz w:val="27"/>
+          <w:szCs w:val="27"/>
+        </w:rPr>
+      </w:pPr>
+      <w:r>
+        <w:rPr>
+          <w:noProof/>
+          <w:color w:val="000000"/>
+          <w:sz w:val="27"/>
+          <w:szCs w:val="27"/>
+        </w:rPr>
+        <mc:AlternateContent>
+          <mc:Choice Requires="wps">
+            <w:drawing>
+              <wp:anchor distT="0" distB="0" distL="114300" distR="114300" simplePos="0" relativeHeight="251676672" behindDoc="0" locked="0" layoutInCell="1" allowOverlap="1" wp14:anchorId="40285FE1" wp14:editId="67F31660">
+                <wp:simplePos x="0" y="0"/>
+                <wp:positionH relativeFrom="column">
+                  <wp:posOffset>1511300</wp:posOffset>
+                </wp:positionH>
+                <wp:positionV relativeFrom="paragraph">
+                  <wp:posOffset>229499</wp:posOffset>
+                </wp:positionV>
+                <wp:extent cx="0" cy="182880"/>
+                <wp:effectExtent l="76200" t="0" r="57150" b="64770"/>
+                <wp:wrapNone/>
+                <wp:docPr id="38" name="Straight Arrow Connector 38"/>
+                <wp:cNvGraphicFramePr/>
+                <a:graphic xmlns:a="http://schemas.openxmlformats.org/drawingml/2006/main">
+                  <a:graphicData uri="http://schemas.microsoft.com/office/word/2010/wordprocessingShape">
+                    <wps:wsp>
+                      <wps:cNvCnPr/>
+                      <wps:spPr>
+                        <a:xfrm>
+                          <a:off x="0" y="0"/>
+                          <a:ext cx="0" cy="182880"/>
+                        </a:xfrm>
+                        <a:prstGeom prst="straightConnector1">
+                          <a:avLst/>
+                        </a:prstGeom>
+                        <a:ln>
+                          <a:tailEnd type="triangle"/>
+                        </a:ln>
+                      </wps:spPr>
+                      <wps:style>
+                        <a:lnRef idx="1">
+                          <a:schemeClr val="dk1"/>
+                        </a:lnRef>
+                        <a:fillRef idx="0">
+                          <a:schemeClr val="dk1"/>
+                        </a:fillRef>
+                        <a:effectRef idx="0">
+                          <a:schemeClr val="dk1"/>
+                        </a:effectRef>
+                        <a:fontRef idx="minor">
+                          <a:schemeClr val="tx1"/>
+                        </a:fontRef>
+                      </wps:style>
+                      <wps:bodyPr/>
+                    </wps:wsp>
+                  </a:graphicData>
+                </a:graphic>
+                <wp14:sizeRelV relativeFrom="margin">
+                  <wp14:pctHeight>0</wp14:pctHeight>
+                </wp14:sizeRelV>
+              </wp:anchor>
+            </w:drawing>
+          </mc:Choice>
+          <mc:Fallback>
+            <w:pict>
+              <v:shape w14:anchorId="13936AFD" id="Straight Arrow Connector 38" o:spid="_x0000_s1026" type="#_x0000_t32" style="position:absolute;margin-left:119pt;margin-top:18.05pt;width:0;height:14.4pt;z-index:251676672;visibility:visible;mso-wrap-style:square;mso-height-percent:0;mso-wrap-distance-left:9pt;mso-wrap-distance-top:0;mso-wrap-distance-right:9pt;mso-wrap-distance-bottom:0;mso-position-horizontal:absolute;mso-position-horizontal-relative:text;mso-position-vertical:absolute;mso-position-vertical-relative:text;mso-height-percent:0;mso-height-relative:margin" o:gfxdata="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" strokecolor="black [3200]" strokeweight=".5pt">
+                <v:stroke endarrow="block" joinstyle="miter"/>
+              </v:shape>
+            </w:pict>
+          </mc:Fallback>
+        </mc:AlternateContent>
+      </w:r>
+    </w:p>
+    <w:p>
+      <w:pPr>
+        <w:pStyle w:val="NormalWeb"/>
+        <w:rPr>
+          <w:color w:val="000000"/>
+          <w:sz w:val="27"/>
+          <w:szCs w:val="27"/>
+        </w:rPr>
+      </w:pPr>
+      <w:r>
+        <w:rPr>
+          <w:noProof/>
+          <w:color w:val="000000"/>
+          <w:sz w:val="27"/>
+          <w:szCs w:val="27"/>
+        </w:rPr>
+        <mc:AlternateContent>
+          <mc:Choice Requires="wps">
+            <w:drawing>
+              <wp:anchor distT="0" distB="0" distL="114300" distR="114300" simplePos="0" relativeHeight="251646976" behindDoc="0" locked="0" layoutInCell="1" allowOverlap="1" wp14:anchorId="0A3E3440" wp14:editId="0F674356">
                 <wp:simplePos x="0" y="0"/>
                 <wp:positionH relativeFrom="margin">
-                  <wp:posOffset>971550</wp:posOffset>
+                  <wp:posOffset>941705</wp:posOffset>
                 </wp:positionH>
                 <wp:positionV relativeFrom="paragraph">
-                  <wp:posOffset>327660</wp:posOffset>
+                  <wp:posOffset>32649</wp:posOffset>
                 </wp:positionV>
-                <wp:extent cx="1005840" cy="647700"/>
-                <wp:effectExtent l="19050" t="19050" r="41910" b="38100"/>
+                <wp:extent cx="1133475" cy="504825"/>
+                <wp:effectExtent l="19050" t="19050" r="28575" b="47625"/>
                 <wp:wrapNone/>
                 <wp:docPr id="7" name="Flowchart: Decision 7"/>
                 <wp:cNvGraphicFramePr/>
@@ -1323,11 +1559,16 @@
                       <wps:spPr>
                         <a:xfrm>
                           <a:off x="0" y="0"/>
-                          <a:ext cx="1005840" cy="647700"/>
+                          <a:ext cx="1133475" cy="504825"/>
                         </a:xfrm>
                         <a:prstGeom prst="flowChartDecision">
                           <a:avLst/>
                         </a:prstGeom>
+                        <a:ln>
+                          <a:solidFill>
+                            <a:schemeClr val="tx1"/>
+                          </a:solidFill>
+                        </a:ln>
                       </wps:spPr>
                       <wps:style>
                         <a:lnRef idx="2">
@@ -1350,15 +1591,7 @@
                               <w:jc w:val="center"/>
                             </w:pPr>
                             <w:r>
-                              <w:t xml:space="preserve">If </w:t>
-                            </w:r>
-                            <w:proofErr w:type="spellStart"/>
-                            <w:r>
-                              <w:t>i</w:t>
-                            </w:r>
-                            <w:proofErr w:type="spellEnd"/>
-                            <w:r>
-                              <w:t>&lt;n</w:t>
+                              <w:t>If i&lt;n</w:t>
                             </w:r>
                           </w:p>
                           <w:p/>
@@ -1384,11 +1617,11 @@
           </mc:Choice>
           <mc:Fallback>
             <w:pict>
-              <v:shapetype w14:anchorId="7125CD72" id="_x0000_t110" coordsize="21600,21600" o:spt="110" path="m10800,l,10800,10800,21600,21600,10800xe">
+              <v:shapetype w14:anchorId="0A3E3440" id="_x0000_t110" coordsize="21600,21600" o:spt="110" path="m10800,l,10800,10800,21600,21600,10800xe">
                 <v:stroke joinstyle="miter"/>
                 <v:path gradientshapeok="t" o:connecttype="rect" textboxrect="5400,5400,16200,16200"/>
               </v:shapetype>
-              <v:shape id="Flowchart: Decision 7" o:spid="_x0000_s1031" type="#_x0000_t110" style="position:absolute;margin-left:76.5pt;margin-top:25.8pt;width:79.2pt;height:51pt;z-index:251664384;visibility:visible;mso-wrap-style:square;mso-width-percent:0;mso-height-percent:0;mso-wrap-distance-left:9pt;mso-wrap-distance-top:0;mso-wrap-distance-right:9pt;mso-wrap-distance-bottom:0;mso-position-horizontal:absolute;mso-position-horizontal-relative:margin;mso-position-vertical:absolute;mso-position-vertical-relative:text;mso-width-percent:0;mso-height-percent:0;mso-width-relative:margin;mso-height-relative:margin;v-text-anchor:middle" o:gfxdata="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" fillcolor="white [3201]" strokecolor="#70ad47 [3209]" strokeweight="1pt">
+              <v:shape id="Flowchart: Decision 7" o:spid="_x0000_s1031" type="#_x0000_t110" style="position:absolute;margin-left:74.15pt;margin-top:2.55pt;width:89.25pt;height:39.75pt;z-index:251646976;visibility:visible;mso-wrap-style:square;mso-width-percent:0;mso-height-percent:0;mso-wrap-distance-left:9pt;mso-wrap-distance-top:0;mso-wrap-distance-right:9pt;mso-wrap-distance-bottom:0;mso-position-horizontal:absolute;mso-position-horizontal-relative:margin;mso-position-vertical:absolute;mso-position-vertical-relative:text;mso-width-percent:0;mso-height-percent:0;mso-width-relative:margin;mso-height-relative:margin;v-text-anchor:middle" o:gfxdata="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" fillcolor="white [3201]" strokecolor="black [3213]" strokeweight="1pt">
                 <v:textbox>
                   <w:txbxContent>
                     <w:p>
@@ -1396,15 +1629,7 @@
                         <w:jc w:val="center"/>
                       </w:pPr>
                       <w:r>
-                        <w:t xml:space="preserve">If </w:t>
-                      </w:r>
-                      <w:proofErr w:type="spellStart"/>
-                      <w:r>
-                        <w:t>i</w:t>
-                      </w:r>
-                      <w:proofErr w:type="spellEnd"/>
-                      <w:r>
-                        <w:t>&lt;n</w:t>
+                        <w:t>If i&lt;n</w:t>
                       </w:r>
                     </w:p>
                     <w:p/>
@@ -1426,28 +1651,9 @@
           <w:szCs w:val="27"/>
         </w:rPr>
       </w:pPr>
-    </w:p>
-    <w:p>
-      <w:pPr>
-        <w:pStyle w:val="NormalWeb"/>
-        <w:rPr>
-          <w:color w:val="000000"/>
-          <w:sz w:val="27"/>
-          <w:szCs w:val="27"/>
-        </w:rPr>
-      </w:pPr>
-    </w:p>
-    <w:p>
-      <w:pPr>
-        <w:pStyle w:val="NormalWeb"/>
-        <w:rPr>
-          <w:color w:val="000000"/>
-          <w:sz w:val="27"/>
-          <w:szCs w:val="27"/>
-        </w:rPr>
-      </w:pPr>
-      <w:r>
-        <w:rPr>
+      <w:r>
+        <w:rPr>
+          <w:noProof/>
           <w:color w:val="000000"/>
           <w:sz w:val="27"/>
           <w:szCs w:val="27"/>
@@ -1455,16 +1661,16 @@
         <mc:AlternateContent>
           <mc:Choice Requires="wps">
             <w:drawing>
-              <wp:anchor distT="0" distB="0" distL="114300" distR="114300" simplePos="0" relativeHeight="251665408" behindDoc="0" locked="0" layoutInCell="1" allowOverlap="1" wp14:anchorId="4F4847F3" wp14:editId="22FD236D">
+              <wp:anchor distT="0" distB="0" distL="114300" distR="114300" simplePos="0" relativeHeight="251648000" behindDoc="0" locked="0" layoutInCell="1" allowOverlap="1" wp14:anchorId="2D1AC6BA" wp14:editId="77469E91">
                 <wp:simplePos x="0" y="0"/>
                 <wp:positionH relativeFrom="margin">
-                  <wp:align>left</wp:align>
+                  <wp:posOffset>886460</wp:posOffset>
                 </wp:positionH>
                 <wp:positionV relativeFrom="paragraph">
-                  <wp:posOffset>60325</wp:posOffset>
+                  <wp:posOffset>362849</wp:posOffset>
                 </wp:positionV>
-                <wp:extent cx="2838450" cy="361950"/>
-                <wp:effectExtent l="38100" t="0" r="19050" b="19050"/>
+                <wp:extent cx="1233170" cy="314325"/>
+                <wp:effectExtent l="19050" t="0" r="24130" b="28575"/>
                 <wp:wrapNone/>
                 <wp:docPr id="8" name="Flowchart: Preparation 8"/>
                 <wp:cNvGraphicFramePr/>
@@ -1475,11 +1681,16 @@
                       <wps:spPr>
                         <a:xfrm>
                           <a:off x="0" y="0"/>
-                          <a:ext cx="2838450" cy="361950"/>
+                          <a:ext cx="1233170" cy="314325"/>
                         </a:xfrm>
                         <a:prstGeom prst="flowChartPreparation">
                           <a:avLst/>
                         </a:prstGeom>
+                        <a:ln>
+                          <a:solidFill>
+                            <a:schemeClr val="tx1"/>
+                          </a:solidFill>
+                        </a:ln>
                       </wps:spPr>
                       <wps:style>
                         <a:lnRef idx="2">
@@ -1501,21 +1712,8 @@
                             <w:pPr>
                               <w:jc w:val="center"/>
                             </w:pPr>
-                            <w:proofErr w:type="spellStart"/>
                             <w:r>
-                              <w:t>i</w:t>
-                            </w:r>
-                            <w:proofErr w:type="spellEnd"/>
-                            <w:r>
-                              <w:t xml:space="preserve">=0; </w:t>
-                            </w:r>
-                            <w:proofErr w:type="spellStart"/>
-                            <w:r>
-                              <w:t>i</w:t>
-                            </w:r>
-                            <w:proofErr w:type="spellEnd"/>
-                            <w:r>
-                              <w:t>&lt;n-2</w:t>
+                              <w:t>i=0; i&lt;n-2</w:t>
                             </w:r>
                           </w:p>
                         </w:txbxContent>
@@ -1540,32 +1738,19 @@
           </mc:Choice>
           <mc:Fallback>
             <w:pict>
-              <v:shapetype w14:anchorId="4F4847F3" id="_x0000_t117" coordsize="21600,21600" o:spt="117" path="m4353,l17214,r4386,10800l17214,21600r-12861,l,10800xe">
+              <v:shapetype w14:anchorId="2D1AC6BA" id="_x0000_t117" coordsize="21600,21600" o:spt="117" path="m4353,l17214,r4386,10800l17214,21600r-12861,l,10800xe">
                 <v:stroke joinstyle="miter"/>
                 <v:path gradientshapeok="t" o:connecttype="rect" textboxrect="4353,0,17214,21600"/>
               </v:shapetype>
-              <v:shape id="Flowchart: Preparation 8" o:spid="_x0000_s1032" type="#_x0000_t117" style="position:absolute;margin-left:0;margin-top:4.75pt;width:223.5pt;height:28.5pt;z-index:251665408;visibility:visible;mso-wrap-style:square;mso-width-percent:0;mso-height-percent:0;mso-wrap-distance-left:9pt;mso-wrap-distance-top:0;mso-wrap-distance-right:9pt;mso-wrap-distance-bottom:0;mso-position-horizontal:left;mso-position-horizontal-relative:margin;mso-position-vertical:absolute;mso-position-vertical-relative:text;mso-width-percent:0;mso-height-percent:0;mso-width-relative:margin;mso-height-relative:margin;v-text-anchor:middle" o:gfxdata="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" fillcolor="white [3201]" strokecolor="#70ad47 [3209]" strokeweight="1pt">
+              <v:shape id="Flowchart: Preparation 8" o:spid="_x0000_s1032" type="#_x0000_t117" style="position:absolute;margin-left:69.8pt;margin-top:28.55pt;width:97.1pt;height:24.75pt;z-index:251648000;visibility:visible;mso-wrap-style:square;mso-width-percent:0;mso-height-percent:0;mso-wrap-distance-left:9pt;mso-wrap-distance-top:0;mso-wrap-distance-right:9pt;mso-wrap-distance-bottom:0;mso-position-horizontal:absolute;mso-position-horizontal-relative:margin;mso-position-vertical:absolute;mso-position-vertical-relative:text;mso-width-percent:0;mso-height-percent:0;mso-width-relative:margin;mso-height-relative:margin;v-text-anchor:middle" o:gfxdata="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" fillcolor="white [3201]" strokecolor="black [3213]" strokeweight="1pt">
                 <v:textbox>
                   <w:txbxContent>
                     <w:p>
                       <w:pPr>
                         <w:jc w:val="center"/>
                       </w:pPr>
-                      <w:proofErr w:type="spellStart"/>
                       <w:r>
-                        <w:t>i</w:t>
-                      </w:r>
-                      <w:proofErr w:type="spellEnd"/>
-                      <w:r>
-                        <w:t xml:space="preserve">=0; </w:t>
-                      </w:r>
-                      <w:proofErr w:type="spellStart"/>
-                      <w:r>
-                        <w:t>i</w:t>
-                      </w:r>
-                      <w:proofErr w:type="spellEnd"/>
-                      <w:r>
-                        <w:t>&lt;n-2</w:t>
+                        <w:t>i=0; i&lt;n-2</w:t>
                       </w:r>
                     </w:p>
                   </w:txbxContent>
@@ -1576,30 +1761,9 @@
           </mc:Fallback>
         </mc:AlternateContent>
       </w:r>
-    </w:p>
-    <w:p>
-      <w:pPr>
-        <w:pStyle w:val="NormalWeb"/>
-        <w:rPr>
-          <w:color w:val="000000"/>
-          <w:sz w:val="27"/>
-          <w:szCs w:val="27"/>
-        </w:rPr>
-      </w:pPr>
-    </w:p>
-    <w:p>
-      <w:pPr>
-        <w:pStyle w:val="NormalWeb"/>
-        <w:rPr>
-          <w:color w:val="000000"/>
-          <w:sz w:val="27"/>
-          <w:szCs w:val="27"/>
-        </w:rPr>
-      </w:pPr>
-      <w:bookmarkStart w:id="0" w:name="_GoBack"/>
-      <w:bookmarkEnd w:id="0"/>
-      <w:r>
-        <w:rPr>
+      <w:r>
+        <w:rPr>
+          <w:noProof/>
           <w:color w:val="000000"/>
           <w:sz w:val="27"/>
           <w:szCs w:val="27"/>
@@ -1607,16 +1771,476 @@
         <mc:AlternateContent>
           <mc:Choice Requires="wps">
             <w:drawing>
-              <wp:anchor distT="0" distB="0" distL="114300" distR="114300" simplePos="0" relativeHeight="251666432" behindDoc="0" locked="0" layoutInCell="1" allowOverlap="1" wp14:anchorId="48807D5D" wp14:editId="04563241">
+              <wp:anchor distT="0" distB="0" distL="114300" distR="114300" simplePos="0" relativeHeight="251678720" behindDoc="0" locked="0" layoutInCell="1" allowOverlap="1" wp14:anchorId="6B3E0813" wp14:editId="45C8B438">
+                <wp:simplePos x="0" y="0"/>
+                <wp:positionH relativeFrom="column">
+                  <wp:posOffset>1510665</wp:posOffset>
+                </wp:positionH>
+                <wp:positionV relativeFrom="paragraph">
+                  <wp:posOffset>179334</wp:posOffset>
+                </wp:positionV>
+                <wp:extent cx="0" cy="182880"/>
+                <wp:effectExtent l="76200" t="0" r="57150" b="64770"/>
+                <wp:wrapNone/>
+                <wp:docPr id="39" name="Straight Arrow Connector 39"/>
+                <wp:cNvGraphicFramePr/>
+                <a:graphic xmlns:a="http://schemas.openxmlformats.org/drawingml/2006/main">
+                  <a:graphicData uri="http://schemas.microsoft.com/office/word/2010/wordprocessingShape">
+                    <wps:wsp>
+                      <wps:cNvCnPr/>
+                      <wps:spPr>
+                        <a:xfrm>
+                          <a:off x="0" y="0"/>
+                          <a:ext cx="0" cy="182880"/>
+                        </a:xfrm>
+                        <a:prstGeom prst="straightConnector1">
+                          <a:avLst/>
+                        </a:prstGeom>
+                        <a:ln>
+                          <a:tailEnd type="triangle"/>
+                        </a:ln>
+                      </wps:spPr>
+                      <wps:style>
+                        <a:lnRef idx="1">
+                          <a:schemeClr val="dk1"/>
+                        </a:lnRef>
+                        <a:fillRef idx="0">
+                          <a:schemeClr val="dk1"/>
+                        </a:fillRef>
+                        <a:effectRef idx="0">
+                          <a:schemeClr val="dk1"/>
+                        </a:effectRef>
+                        <a:fontRef idx="minor">
+                          <a:schemeClr val="tx1"/>
+                        </a:fontRef>
+                      </wps:style>
+                      <wps:bodyPr/>
+                    </wps:wsp>
+                  </a:graphicData>
+                </a:graphic>
+                <wp14:sizeRelV relativeFrom="margin">
+                  <wp14:pctHeight>0</wp14:pctHeight>
+                </wp14:sizeRelV>
+              </wp:anchor>
+            </w:drawing>
+          </mc:Choice>
+          <mc:Fallback>
+            <w:pict>
+              <v:shape w14:anchorId="1130BCB0" id="Straight Arrow Connector 39" o:spid="_x0000_s1026" type="#_x0000_t32" style="position:absolute;margin-left:118.95pt;margin-top:14.1pt;width:0;height:14.4pt;z-index:251678720;visibility:visible;mso-wrap-style:square;mso-height-percent:0;mso-wrap-distance-left:9pt;mso-wrap-distance-top:0;mso-wrap-distance-right:9pt;mso-wrap-distance-bottom:0;mso-position-horizontal:absolute;mso-position-horizontal-relative:text;mso-position-vertical:absolute;mso-position-vertical-relative:text;mso-height-percent:0;mso-height-relative:margin" o:gfxdata="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" strokecolor="black [3200]" strokeweight=".5pt">
+                <v:stroke endarrow="block" joinstyle="miter"/>
+              </v:shape>
+            </w:pict>
+          </mc:Fallback>
+        </mc:AlternateContent>
+      </w:r>
+    </w:p>
+    <w:p>
+      <w:pPr>
+        <w:pStyle w:val="NormalWeb"/>
+        <w:rPr>
+          <w:color w:val="000000"/>
+          <w:sz w:val="27"/>
+          <w:szCs w:val="27"/>
+        </w:rPr>
+      </w:pPr>
+      <w:r>
+        <w:rPr>
+          <w:noProof/>
+          <w:color w:val="000000"/>
+          <w:sz w:val="27"/>
+          <w:szCs w:val="27"/>
+        </w:rPr>
+        <mc:AlternateContent>
+          <mc:Choice Requires="wpg">
+            <w:drawing>
+              <wp:anchor distT="0" distB="0" distL="114300" distR="114300" simplePos="0" relativeHeight="251721728" behindDoc="0" locked="0" layoutInCell="1" allowOverlap="1">
+                <wp:simplePos x="0" y="0"/>
+                <wp:positionH relativeFrom="column">
+                  <wp:posOffset>0</wp:posOffset>
+                </wp:positionH>
+                <wp:positionV relativeFrom="paragraph">
+                  <wp:posOffset>145187</wp:posOffset>
+                </wp:positionV>
+                <wp:extent cx="1188720" cy="3114136"/>
+                <wp:effectExtent l="0" t="76200" r="30480" b="29210"/>
+                <wp:wrapNone/>
+                <wp:docPr id="66" name="Group 66"/>
+                <wp:cNvGraphicFramePr/>
+                <a:graphic xmlns:a="http://schemas.openxmlformats.org/drawingml/2006/main">
+                  <a:graphicData uri="http://schemas.microsoft.com/office/word/2010/wordprocessingGroup">
+                    <wpg:wgp>
+                      <wpg:cNvGrpSpPr/>
+                      <wpg:grpSpPr>
+                        <a:xfrm>
+                          <a:off x="0" y="0"/>
+                          <a:ext cx="1188720" cy="3114136"/>
+                          <a:chOff x="0" y="0"/>
+                          <a:chExt cx="1188720" cy="3114136"/>
+                        </a:xfrm>
+                      </wpg:grpSpPr>
+                      <wps:wsp>
+                        <wps:cNvPr id="63" name="Straight Arrow Connector 63"/>
+                        <wps:cNvCnPr/>
+                        <wps:spPr>
+                          <a:xfrm>
+                            <a:off x="25879" y="0"/>
+                            <a:ext cx="881620" cy="0"/>
+                          </a:xfrm>
+                          <a:prstGeom prst="straightConnector1">
+                            <a:avLst/>
+                          </a:prstGeom>
+                          <a:ln>
+                            <a:tailEnd type="triangle"/>
+                          </a:ln>
+                        </wps:spPr>
+                        <wps:style>
+                          <a:lnRef idx="1">
+                            <a:schemeClr val="dk1"/>
+                          </a:lnRef>
+                          <a:fillRef idx="0">
+                            <a:schemeClr val="dk1"/>
+                          </a:fillRef>
+                          <a:effectRef idx="0">
+                            <a:schemeClr val="dk1"/>
+                          </a:effectRef>
+                          <a:fontRef idx="minor">
+                            <a:schemeClr val="tx1"/>
+                          </a:fontRef>
+                        </wps:style>
+                        <wps:bodyPr/>
+                      </wps:wsp>
+                      <wps:wsp>
+                        <wps:cNvPr id="64" name="Straight Connector 64"/>
+                        <wps:cNvCnPr/>
+                        <wps:spPr>
+                          <a:xfrm>
+                            <a:off x="8626" y="0"/>
+                            <a:ext cx="0" cy="3114136"/>
+                          </a:xfrm>
+                          <a:prstGeom prst="line">
+                            <a:avLst/>
+                          </a:prstGeom>
+                        </wps:spPr>
+                        <wps:style>
+                          <a:lnRef idx="1">
+                            <a:schemeClr val="dk1"/>
+                          </a:lnRef>
+                          <a:fillRef idx="0">
+                            <a:schemeClr val="dk1"/>
+                          </a:fillRef>
+                          <a:effectRef idx="0">
+                            <a:schemeClr val="dk1"/>
+                          </a:effectRef>
+                          <a:fontRef idx="minor">
+                            <a:schemeClr val="tx1"/>
+                          </a:fontRef>
+                        </wps:style>
+                        <wps:bodyPr/>
+                      </wps:wsp>
+                      <wps:wsp>
+                        <wps:cNvPr id="65" name="Straight Arrow Connector 65"/>
+                        <wps:cNvCnPr/>
+                        <wps:spPr>
+                          <a:xfrm>
+                            <a:off x="0" y="3088257"/>
+                            <a:ext cx="1188720" cy="0"/>
+                          </a:xfrm>
+                          <a:prstGeom prst="straightConnector1">
+                            <a:avLst/>
+                          </a:prstGeom>
+                          <a:ln w="3810">
+                            <a:tailEnd type="none"/>
+                          </a:ln>
+                        </wps:spPr>
+                        <wps:style>
+                          <a:lnRef idx="1">
+                            <a:schemeClr val="dk1"/>
+                          </a:lnRef>
+                          <a:fillRef idx="0">
+                            <a:schemeClr val="dk1"/>
+                          </a:fillRef>
+                          <a:effectRef idx="0">
+                            <a:schemeClr val="dk1"/>
+                          </a:effectRef>
+                          <a:fontRef idx="minor">
+                            <a:schemeClr val="tx1"/>
+                          </a:fontRef>
+                        </wps:style>
+                        <wps:bodyPr/>
+                      </wps:wsp>
+                    </wpg:wgp>
+                  </a:graphicData>
+                </a:graphic>
+              </wp:anchor>
+            </w:drawing>
+          </mc:Choice>
+          <mc:Fallback>
+            <w:pict>
+              <v:group w14:anchorId="35873D62" id="Group 66" o:spid="_x0000_s1026" style="position:absolute;margin-left:0;margin-top:11.45pt;width:93.6pt;height:245.2pt;z-index:251721728" coordsize="11887,31141" o:gfxdata="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">
+                <v:shape id="Straight Arrow Connector 63" o:spid="_x0000_s1027" type="#_x0000_t32" style="position:absolute;left:258;width:8816;height:0;visibility:visible;mso-wrap-style:square" o:connectortype="straight" o:gfxdata="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" strokecolor="black [3200]" strokeweight=".5pt">
+                  <v:stroke endarrow="block" joinstyle="miter"/>
+                </v:shape>
+                <v:line id="Straight Connector 64" o:spid="_x0000_s1028" style="position:absolute;visibility:visible;mso-wrap-style:square" from="86,0" to="86,31141" o:connectortype="straight" o:gfxdata="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" strokecolor="black [3200]" strokeweight=".5pt">
+                  <v:stroke joinstyle="miter"/>
+                </v:line>
+                <v:shape id="Straight Arrow Connector 65" o:spid="_x0000_s1029" type="#_x0000_t32" style="position:absolute;top:30882;width:11887;height:0;visibility:visible;mso-wrap-style:square" o:connectortype="straight" o:gfxdata="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" strokecolor="black [3200]" strokeweight=".3pt">
+                  <v:stroke joinstyle="miter"/>
+                </v:shape>
+              </v:group>
+            </w:pict>
+          </mc:Fallback>
+        </mc:AlternateContent>
+      </w:r>
+      <w:r>
+        <w:rPr>
+          <w:noProof/>
+          <w:color w:val="000000"/>
+          <w:sz w:val="27"/>
+          <w:szCs w:val="27"/>
+        </w:rPr>
+        <mc:AlternateContent>
+          <mc:Choice Requires="wps">
+            <w:drawing>
+              <wp:anchor distT="0" distB="0" distL="114300" distR="114300" simplePos="0" relativeHeight="251680768" behindDoc="0" locked="0" layoutInCell="1" allowOverlap="1" wp14:anchorId="365053FD" wp14:editId="42B2ECB3">
+                <wp:simplePos x="0" y="0"/>
+                <wp:positionH relativeFrom="column">
+                  <wp:posOffset>1511935</wp:posOffset>
+                </wp:positionH>
+                <wp:positionV relativeFrom="paragraph">
+                  <wp:posOffset>299349</wp:posOffset>
+                </wp:positionV>
+                <wp:extent cx="0" cy="182880"/>
+                <wp:effectExtent l="76200" t="0" r="57150" b="64770"/>
+                <wp:wrapNone/>
+                <wp:docPr id="40" name="Straight Arrow Connector 40"/>
+                <wp:cNvGraphicFramePr/>
+                <a:graphic xmlns:a="http://schemas.openxmlformats.org/drawingml/2006/main">
+                  <a:graphicData uri="http://schemas.microsoft.com/office/word/2010/wordprocessingShape">
+                    <wps:wsp>
+                      <wps:cNvCnPr/>
+                      <wps:spPr>
+                        <a:xfrm>
+                          <a:off x="0" y="0"/>
+                          <a:ext cx="0" cy="182880"/>
+                        </a:xfrm>
+                        <a:prstGeom prst="straightConnector1">
+                          <a:avLst/>
+                        </a:prstGeom>
+                        <a:ln>
+                          <a:tailEnd type="triangle"/>
+                        </a:ln>
+                      </wps:spPr>
+                      <wps:style>
+                        <a:lnRef idx="1">
+                          <a:schemeClr val="dk1"/>
+                        </a:lnRef>
+                        <a:fillRef idx="0">
+                          <a:schemeClr val="dk1"/>
+                        </a:fillRef>
+                        <a:effectRef idx="0">
+                          <a:schemeClr val="dk1"/>
+                        </a:effectRef>
+                        <a:fontRef idx="minor">
+                          <a:schemeClr val="tx1"/>
+                        </a:fontRef>
+                      </wps:style>
+                      <wps:bodyPr/>
+                    </wps:wsp>
+                  </a:graphicData>
+                </a:graphic>
+                <wp14:sizeRelV relativeFrom="margin">
+                  <wp14:pctHeight>0</wp14:pctHeight>
+                </wp14:sizeRelV>
+              </wp:anchor>
+            </w:drawing>
+          </mc:Choice>
+          <mc:Fallback>
+            <w:pict>
+              <v:shape w14:anchorId="3B70325F" id="Straight Arrow Connector 40" o:spid="_x0000_s1026" type="#_x0000_t32" style="position:absolute;margin-left:119.05pt;margin-top:23.55pt;width:0;height:14.4pt;z-index:251680768;visibility:visible;mso-wrap-style:square;mso-height-percent:0;mso-wrap-distance-left:9pt;mso-wrap-distance-top:0;mso-wrap-distance-right:9pt;mso-wrap-distance-bottom:0;mso-position-horizontal:absolute;mso-position-horizontal-relative:text;mso-position-vertical:absolute;mso-position-vertical-relative:text;mso-height-percent:0;mso-height-relative:margin" o:gfxdata="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" strokecolor="black [3200]" strokeweight=".5pt">
+                <v:stroke endarrow="block" joinstyle="miter"/>
+              </v:shape>
+            </w:pict>
+          </mc:Fallback>
+        </mc:AlternateContent>
+      </w:r>
+    </w:p>
+    <w:p>
+      <w:pPr>
+        <w:pStyle w:val="NormalWeb"/>
+        <w:rPr>
+          <w:color w:val="000000"/>
+          <w:sz w:val="27"/>
+          <w:szCs w:val="27"/>
+        </w:rPr>
+      </w:pPr>
+      <w:r>
+        <w:rPr>
+          <w:noProof/>
+          <w:color w:val="000000"/>
+          <w:sz w:val="27"/>
+          <w:szCs w:val="27"/>
+        </w:rPr>
+        <mc:AlternateContent>
+          <mc:Choice Requires="wpg">
+            <w:drawing>
+              <wp:anchor distT="0" distB="0" distL="114300" distR="114300" simplePos="0" relativeHeight="251715584" behindDoc="0" locked="0" layoutInCell="1" allowOverlap="1" wp14:anchorId="605DF9AD" wp14:editId="10404FB2">
+                <wp:simplePos x="0" y="0"/>
+                <wp:positionH relativeFrom="column">
+                  <wp:posOffset>232913</wp:posOffset>
+                </wp:positionH>
+                <wp:positionV relativeFrom="paragraph">
+                  <wp:posOffset>278861</wp:posOffset>
+                </wp:positionV>
+                <wp:extent cx="914400" cy="2069465"/>
+                <wp:effectExtent l="0" t="76200" r="19050" b="26035"/>
+                <wp:wrapNone/>
+                <wp:docPr id="61" name="Group 61"/>
+                <wp:cNvGraphicFramePr/>
+                <a:graphic xmlns:a="http://schemas.openxmlformats.org/drawingml/2006/main">
+                  <a:graphicData uri="http://schemas.microsoft.com/office/word/2010/wordprocessingGroup">
+                    <wpg:wgp>
+                      <wpg:cNvGrpSpPr/>
+                      <wpg:grpSpPr>
+                        <a:xfrm>
+                          <a:off x="0" y="0"/>
+                          <a:ext cx="914400" cy="2069465"/>
+                          <a:chOff x="0" y="0"/>
+                          <a:chExt cx="914400" cy="2069465"/>
+                        </a:xfrm>
+                      </wpg:grpSpPr>
+                      <wps:wsp>
+                        <wps:cNvPr id="58" name="Straight Arrow Connector 58"/>
+                        <wps:cNvCnPr/>
+                        <wps:spPr>
+                          <a:xfrm>
+                            <a:off x="17253" y="0"/>
+                            <a:ext cx="640080" cy="0"/>
+                          </a:xfrm>
+                          <a:prstGeom prst="straightConnector1">
+                            <a:avLst/>
+                          </a:prstGeom>
+                          <a:ln>
+                            <a:tailEnd type="triangle"/>
+                          </a:ln>
+                        </wps:spPr>
+                        <wps:style>
+                          <a:lnRef idx="1">
+                            <a:schemeClr val="dk1"/>
+                          </a:lnRef>
+                          <a:fillRef idx="0">
+                            <a:schemeClr val="dk1"/>
+                          </a:fillRef>
+                          <a:effectRef idx="0">
+                            <a:schemeClr val="dk1"/>
+                          </a:effectRef>
+                          <a:fontRef idx="minor">
+                            <a:schemeClr val="tx1"/>
+                          </a:fontRef>
+                        </wps:style>
+                        <wps:bodyPr/>
+                      </wps:wsp>
+                      <wps:wsp>
+                        <wps:cNvPr id="60" name="Straight Connector 60"/>
+                        <wps:cNvCnPr/>
+                        <wps:spPr>
+                          <a:xfrm>
+                            <a:off x="8627" y="0"/>
+                            <a:ext cx="0" cy="2069465"/>
+                          </a:xfrm>
+                          <a:prstGeom prst="line">
+                            <a:avLst/>
+                          </a:prstGeom>
+                        </wps:spPr>
+                        <wps:style>
+                          <a:lnRef idx="1">
+                            <a:schemeClr val="dk1"/>
+                          </a:lnRef>
+                          <a:fillRef idx="0">
+                            <a:schemeClr val="dk1"/>
+                          </a:fillRef>
+                          <a:effectRef idx="0">
+                            <a:schemeClr val="dk1"/>
+                          </a:effectRef>
+                          <a:fontRef idx="minor">
+                            <a:schemeClr val="tx1"/>
+                          </a:fontRef>
+                        </wps:style>
+                        <wps:bodyPr/>
+                      </wps:wsp>
+                      <wps:wsp>
+                        <wps:cNvPr id="59" name="Straight Arrow Connector 59"/>
+                        <wps:cNvCnPr/>
+                        <wps:spPr>
+                          <a:xfrm>
+                            <a:off x="0" y="2053087"/>
+                            <a:ext cx="914400" cy="0"/>
+                          </a:xfrm>
+                          <a:prstGeom prst="straightConnector1">
+                            <a:avLst/>
+                          </a:prstGeom>
+                          <a:ln w="3810">
+                            <a:tailEnd type="none"/>
+                          </a:ln>
+                        </wps:spPr>
+                        <wps:style>
+                          <a:lnRef idx="1">
+                            <a:schemeClr val="dk1"/>
+                          </a:lnRef>
+                          <a:fillRef idx="0">
+                            <a:schemeClr val="dk1"/>
+                          </a:fillRef>
+                          <a:effectRef idx="0">
+                            <a:schemeClr val="dk1"/>
+                          </a:effectRef>
+                          <a:fontRef idx="minor">
+                            <a:schemeClr val="tx1"/>
+                          </a:fontRef>
+                        </wps:style>
+                        <wps:bodyPr/>
+                      </wps:wsp>
+                    </wpg:wgp>
+                  </a:graphicData>
+                </a:graphic>
+              </wp:anchor>
+            </w:drawing>
+          </mc:Choice>
+          <mc:Fallback>
+            <w:pict>
+              <v:group w14:anchorId="042192E0" id="Group 61" o:spid="_x0000_s1026" style="position:absolute;margin-left:18.35pt;margin-top:21.95pt;width:1in;height:162.95pt;z-index:251715584" coordsize="9144,20694" o:gfxdata="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">
+                <v:shape id="Straight Arrow Connector 58" o:spid="_x0000_s1027" type="#_x0000_t32" style="position:absolute;left:172;width:6401;height:0;visibility:visible;mso-wrap-style:square" o:connectortype="straight" o:gfxdata="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" strokecolor="black [3200]" strokeweight=".5pt">
+                  <v:stroke endarrow="block" joinstyle="miter"/>
+                </v:shape>
+                <v:line id="Straight Connector 60" o:spid="_x0000_s1028" style="position:absolute;visibility:visible;mso-wrap-style:square" from="86,0" to="86,20694" o:connectortype="straight" o:gfxdata="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" strokecolor="black [3200]" strokeweight=".5pt">
+                  <v:stroke joinstyle="miter"/>
+                </v:line>
+                <v:shape id="Straight Arrow Connector 59" o:spid="_x0000_s1029" type="#_x0000_t32" style="position:absolute;top:20530;width:9144;height:0;visibility:visible;mso-wrap-style:square" o:connectortype="straight" o:gfxdata="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" strokecolor="black [3200]" strokeweight=".3pt">
+                  <v:stroke joinstyle="miter"/>
+                </v:shape>
+              </v:group>
+            </w:pict>
+          </mc:Fallback>
+        </mc:AlternateContent>
+      </w:r>
+      <w:r>
+        <w:rPr>
+          <w:noProof/>
+          <w:color w:val="000000"/>
+          <w:sz w:val="27"/>
+          <w:szCs w:val="27"/>
+        </w:rPr>
+        <mc:AlternateContent>
+          <mc:Choice Requires="wps">
+            <w:drawing>
+              <wp:anchor distT="0" distB="0" distL="114300" distR="114300" simplePos="0" relativeHeight="251649024" behindDoc="0" locked="0" layoutInCell="1" allowOverlap="1" wp14:anchorId="0E3E1E15" wp14:editId="0014CADF">
                 <wp:simplePos x="0" y="0"/>
                 <wp:positionH relativeFrom="margin">
-                  <wp:align>left</wp:align>
+                  <wp:posOffset>836930</wp:posOffset>
                 </wp:positionH>
                 <wp:positionV relativeFrom="paragraph">
-                  <wp:posOffset>12065</wp:posOffset>
+                  <wp:posOffset>122184</wp:posOffset>
                 </wp:positionV>
-                <wp:extent cx="2895600" cy="457200"/>
-                <wp:effectExtent l="19050" t="0" r="19050" b="19050"/>
+                <wp:extent cx="1362974" cy="301925"/>
+                <wp:effectExtent l="19050" t="0" r="27940" b="22225"/>
                 <wp:wrapNone/>
                 <wp:docPr id="14" name="Flowchart: Preparation 14"/>
                 <wp:cNvGraphicFramePr/>
@@ -1627,11 +2251,16 @@
                       <wps:spPr>
                         <a:xfrm>
                           <a:off x="0" y="0"/>
-                          <a:ext cx="2895600" cy="457200"/>
+                          <a:ext cx="1362974" cy="301925"/>
                         </a:xfrm>
                         <a:prstGeom prst="flowChartPreparation">
                           <a:avLst/>
                         </a:prstGeom>
+                        <a:ln>
+                          <a:solidFill>
+                            <a:schemeClr val="tx1"/>
+                          </a:solidFill>
+                        </a:ln>
                       </wps:spPr>
                       <wps:style>
                         <a:lnRef idx="2">
@@ -1679,7 +2308,7 @@
           </mc:Choice>
           <mc:Fallback>
             <w:pict>
-              <v:shape w14:anchorId="48807D5D" id="Flowchart: Preparation 14" o:spid="_x0000_s1033" type="#_x0000_t117" style="position:absolute;margin-left:0;margin-top:.95pt;width:228pt;height:36pt;z-index:251666432;visibility:visible;mso-wrap-style:square;mso-width-percent:0;mso-height-percent:0;mso-wrap-distance-left:9pt;mso-wrap-distance-top:0;mso-wrap-distance-right:9pt;mso-wrap-distance-bottom:0;mso-position-horizontal:left;mso-position-horizontal-relative:margin;mso-position-vertical:absolute;mso-position-vertical-relative:text;mso-width-percent:0;mso-height-percent:0;mso-width-relative:margin;mso-height-relative:margin;v-text-anchor:middle" o:gfxdata="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" fillcolor="white [3201]" strokecolor="#70ad47 [3209]" strokeweight="1pt">
+              <v:shape w14:anchorId="0E3E1E15" id="Flowchart: Preparation 14" o:spid="_x0000_s1033" type="#_x0000_t117" style="position:absolute;margin-left:65.9pt;margin-top:9.6pt;width:107.3pt;height:23.75pt;z-index:251649024;visibility:visible;mso-wrap-style:square;mso-width-percent:0;mso-height-percent:0;mso-wrap-distance-left:9pt;mso-wrap-distance-top:0;mso-wrap-distance-right:9pt;mso-wrap-distance-bottom:0;mso-position-horizontal:absolute;mso-position-horizontal-relative:margin;mso-position-vertical:absolute;mso-position-vertical-relative:text;mso-width-percent:0;mso-height-percent:0;mso-width-relative:margin;mso-height-relative:margin;v-text-anchor:middle" o:gfxdata="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" fillcolor="white [3201]" strokecolor="black [3213]" strokeweight="1pt">
                 <v:textbox>
                   <w:txbxContent>
                     <w:p>
@@ -1718,16 +2347,16 @@
         <mc:AlternateContent>
           <mc:Choice Requires="wps">
             <w:drawing>
-              <wp:anchor distT="0" distB="0" distL="114300" distR="114300" simplePos="0" relativeHeight="251667456" behindDoc="0" locked="0" layoutInCell="1" allowOverlap="1" wp14:anchorId="3CAE496F" wp14:editId="0543F28E">
+              <wp:anchor distT="0" distB="0" distL="114300" distR="114300" simplePos="0" relativeHeight="251650048" behindDoc="0" locked="0" layoutInCell="1" allowOverlap="1" wp14:anchorId="213F86E4" wp14:editId="1D269D8A">
                 <wp:simplePos x="0" y="0"/>
                 <wp:positionH relativeFrom="column">
-                  <wp:posOffset>523875</wp:posOffset>
+                  <wp:posOffset>377825</wp:posOffset>
                 </wp:positionH>
                 <wp:positionV relativeFrom="paragraph">
-                  <wp:posOffset>341630</wp:posOffset>
+                  <wp:posOffset>254371</wp:posOffset>
                 </wp:positionV>
-                <wp:extent cx="1885950" cy="1000125"/>
-                <wp:effectExtent l="19050" t="19050" r="19050" b="47625"/>
+                <wp:extent cx="2303145" cy="517525"/>
+                <wp:effectExtent l="38100" t="19050" r="20955" b="34925"/>
                 <wp:wrapNone/>
                 <wp:docPr id="15" name="Flowchart: Decision 15"/>
                 <wp:cNvGraphicFramePr/>
@@ -1738,11 +2367,16 @@
                       <wps:spPr>
                         <a:xfrm>
                           <a:off x="0" y="0"/>
-                          <a:ext cx="1885950" cy="1000125"/>
+                          <a:ext cx="2303145" cy="517525"/>
                         </a:xfrm>
                         <a:prstGeom prst="flowChartDecision">
                           <a:avLst/>
                         </a:prstGeom>
+                        <a:ln>
+                          <a:solidFill>
+                            <a:schemeClr val="tx1"/>
+                          </a:solidFill>
+                        </a:ln>
                       </wps:spPr>
                       <wps:style>
                         <a:lnRef idx="2">
@@ -1761,24 +2395,26 @@
                       <wps:txbx>
                         <w:txbxContent>
                           <w:p>
+                            <w:pPr>
+                              <w:spacing w:after="0" w:line="240" w:lineRule="auto"/>
+                            </w:pPr>
                             <w:r>
-                              <w:t xml:space="preserve">if </w:t>
+                              <w:t>arr[j]</w:t>
                             </w:r>
-                            <w:proofErr w:type="spellStart"/>
                             <w:r>
-                              <w:t>arr</w:t>
+                              <w:t xml:space="preserve"> </w:t>
                             </w:r>
-                            <w:proofErr w:type="spellEnd"/>
                             <w:r>
-                              <w:t>[j]&gt;</w:t>
+                              <w:t>&gt;</w:t>
                             </w:r>
-                            <w:proofErr w:type="spellStart"/>
                             <w:r>
-                              <w:t>arr</w:t>
+                              <w:t xml:space="preserve"> </w:t>
                             </w:r>
-                            <w:proofErr w:type="spellEnd"/>
                             <w:r>
-                              <w:t>[j+1]</w:t>
+                              <w:t>arr[j+1]</w:t>
+                            </w:r>
+                            <w:r>
+                              <w:t xml:space="preserve"> ?</w:t>
                             </w:r>
                           </w:p>
                         </w:txbxContent>
@@ -1803,28 +2439,30 @@
           </mc:Choice>
           <mc:Fallback>
             <w:pict>
-              <v:shape w14:anchorId="3CAE496F" id="Flowchart: Decision 15" o:spid="_x0000_s1034" type="#_x0000_t110" style="position:absolute;margin-left:41.25pt;margin-top:26.9pt;width:148.5pt;height:78.75pt;z-index:251667456;visibility:visible;mso-wrap-style:square;mso-width-percent:0;mso-height-percent:0;mso-wrap-distance-left:9pt;mso-wrap-distance-top:0;mso-wrap-distance-right:9pt;mso-wrap-distance-bottom:0;mso-position-horizontal:absolute;mso-position-horizontal-relative:text;mso-position-vertical:absolute;mso-position-vertical-relative:text;mso-width-percent:0;mso-height-percent:0;mso-width-relative:margin;mso-height-relative:margin;v-text-anchor:middle" o:gfxdata="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" fillcolor="white [3201]" strokecolor="#70ad47 [3209]" strokeweight="1pt">
+              <v:shape w14:anchorId="213F86E4" id="Flowchart: Decision 15" o:spid="_x0000_s1034" type="#_x0000_t110" style="position:absolute;margin-left:29.75pt;margin-top:20.05pt;width:181.35pt;height:40.75pt;z-index:251650048;visibility:visible;mso-wrap-style:square;mso-width-percent:0;mso-height-percent:0;mso-wrap-distance-left:9pt;mso-wrap-distance-top:0;mso-wrap-distance-right:9pt;mso-wrap-distance-bottom:0;mso-position-horizontal:absolute;mso-position-horizontal-relative:text;mso-position-vertical:absolute;mso-position-vertical-relative:text;mso-width-percent:0;mso-height-percent:0;mso-width-relative:margin;mso-height-relative:margin;v-text-anchor:middle" o:gfxdata="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" fillcolor="white [3201]" strokecolor="black [3213]" strokeweight="1pt">
                 <v:textbox>
                   <w:txbxContent>
                     <w:p>
+                      <w:pPr>
+                        <w:spacing w:after="0" w:line="240" w:lineRule="auto"/>
+                      </w:pPr>
                       <w:r>
-                        <w:t xml:space="preserve">if </w:t>
+                        <w:t>arr[j]</w:t>
                       </w:r>
-                      <w:proofErr w:type="spellStart"/>
                       <w:r>
-                        <w:t>arr</w:t>
+                        <w:t xml:space="preserve"> </w:t>
                       </w:r>
-                      <w:proofErr w:type="spellEnd"/>
                       <w:r>
-                        <w:t>[j]&gt;</w:t>
+                        <w:t>&gt;</w:t>
                       </w:r>
-                      <w:proofErr w:type="spellStart"/>
                       <w:r>
-                        <w:t>arr</w:t>
+                        <w:t xml:space="preserve"> </w:t>
                       </w:r>
-                      <w:proofErr w:type="spellEnd"/>
                       <w:r>
-                        <w:t>[j+1]</w:t>
+                        <w:t>arr[j+1]</w:t>
+                      </w:r>
+                      <w:r>
+                        <w:t xml:space="preserve"> ?</w:t>
                       </w:r>
                     </w:p>
                   </w:txbxContent>
@@ -1834,46 +2472,6 @@
           </mc:Fallback>
         </mc:AlternateContent>
       </w:r>
-    </w:p>
-    <w:p>
-      <w:pPr>
-        <w:pStyle w:val="NormalWeb"/>
-        <w:rPr>
-          <w:color w:val="000000"/>
-          <w:sz w:val="27"/>
-          <w:szCs w:val="27"/>
-        </w:rPr>
-      </w:pPr>
-    </w:p>
-    <w:p>
-      <w:pPr>
-        <w:pStyle w:val="NormalWeb"/>
-        <w:rPr>
-          <w:color w:val="000000"/>
-          <w:sz w:val="27"/>
-          <w:szCs w:val="27"/>
-        </w:rPr>
-      </w:pPr>
-    </w:p>
-    <w:p>
-      <w:pPr>
-        <w:pStyle w:val="NormalWeb"/>
-        <w:rPr>
-          <w:color w:val="000000"/>
-          <w:sz w:val="27"/>
-          <w:szCs w:val="27"/>
-        </w:rPr>
-      </w:pPr>
-    </w:p>
-    <w:p>
-      <w:pPr>
-        <w:pStyle w:val="NormalWeb"/>
-        <w:rPr>
-          <w:color w:val="000000"/>
-          <w:sz w:val="27"/>
-          <w:szCs w:val="27"/>
-        </w:rPr>
-      </w:pPr>
       <w:r>
         <w:rPr>
           <w:noProof/>
@@ -1884,16 +2482,256 @@
         <mc:AlternateContent>
           <mc:Choice Requires="wps">
             <w:drawing>
-              <wp:anchor distT="0" distB="0" distL="114300" distR="114300" simplePos="0" relativeHeight="251672576" behindDoc="0" locked="0" layoutInCell="1" allowOverlap="1" wp14:anchorId="6EB4FDD0" wp14:editId="3079F6DF">
+              <wp:anchor distT="0" distB="0" distL="114300" distR="114300" simplePos="0" relativeHeight="251682816" behindDoc="0" locked="0" layoutInCell="1" allowOverlap="1" wp14:anchorId="6D768043" wp14:editId="76236EF7">
                 <wp:simplePos x="0" y="0"/>
                 <wp:positionH relativeFrom="column">
-                  <wp:posOffset>723900</wp:posOffset>
+                  <wp:posOffset>1518920</wp:posOffset>
                 </wp:positionH>
                 <wp:positionV relativeFrom="paragraph">
-                  <wp:posOffset>12065</wp:posOffset>
+                  <wp:posOffset>60589</wp:posOffset>
                 </wp:positionV>
-                <wp:extent cx="1514475" cy="847725"/>
-                <wp:effectExtent l="0" t="0" r="28575" b="28575"/>
+                <wp:extent cx="0" cy="182880"/>
+                <wp:effectExtent l="76200" t="0" r="57150" b="64770"/>
+                <wp:wrapNone/>
+                <wp:docPr id="41" name="Straight Arrow Connector 41"/>
+                <wp:cNvGraphicFramePr/>
+                <a:graphic xmlns:a="http://schemas.openxmlformats.org/drawingml/2006/main">
+                  <a:graphicData uri="http://schemas.microsoft.com/office/word/2010/wordprocessingShape">
+                    <wps:wsp>
+                      <wps:cNvCnPr/>
+                      <wps:spPr>
+                        <a:xfrm>
+                          <a:off x="0" y="0"/>
+                          <a:ext cx="0" cy="182880"/>
+                        </a:xfrm>
+                        <a:prstGeom prst="straightConnector1">
+                          <a:avLst/>
+                        </a:prstGeom>
+                        <a:ln>
+                          <a:tailEnd type="triangle"/>
+                        </a:ln>
+                      </wps:spPr>
+                      <wps:style>
+                        <a:lnRef idx="1">
+                          <a:schemeClr val="dk1"/>
+                        </a:lnRef>
+                        <a:fillRef idx="0">
+                          <a:schemeClr val="dk1"/>
+                        </a:fillRef>
+                        <a:effectRef idx="0">
+                          <a:schemeClr val="dk1"/>
+                        </a:effectRef>
+                        <a:fontRef idx="minor">
+                          <a:schemeClr val="tx1"/>
+                        </a:fontRef>
+                      </wps:style>
+                      <wps:bodyPr/>
+                    </wps:wsp>
+                  </a:graphicData>
+                </a:graphic>
+                <wp14:sizeRelV relativeFrom="margin">
+                  <wp14:pctHeight>0</wp14:pctHeight>
+                </wp14:sizeRelV>
+              </wp:anchor>
+            </w:drawing>
+          </mc:Choice>
+          <mc:Fallback>
+            <w:pict>
+              <v:shape w14:anchorId="0CD26CB8" id="Straight Arrow Connector 41" o:spid="_x0000_s1026" type="#_x0000_t32" style="position:absolute;margin-left:119.6pt;margin-top:4.75pt;width:0;height:14.4pt;z-index:251682816;visibility:visible;mso-wrap-style:square;mso-height-percent:0;mso-wrap-distance-left:9pt;mso-wrap-distance-top:0;mso-wrap-distance-right:9pt;mso-wrap-distance-bottom:0;mso-position-horizontal:absolute;mso-position-horizontal-relative:text;mso-position-vertical:absolute;mso-position-vertical-relative:text;mso-height-percent:0;mso-height-relative:margin" o:gfxdata="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" strokecolor="black [3200]" strokeweight=".5pt">
+                <v:stroke endarrow="block" joinstyle="miter"/>
+              </v:shape>
+            </w:pict>
+          </mc:Fallback>
+        </mc:AlternateContent>
+      </w:r>
+    </w:p>
+    <w:p>
+      <w:pPr>
+        <w:pStyle w:val="NormalWeb"/>
+        <w:rPr>
+          <w:color w:val="000000"/>
+          <w:sz w:val="27"/>
+          <w:szCs w:val="27"/>
+        </w:rPr>
+      </w:pPr>
+      <w:r>
+        <w:rPr>
+          <w:noProof/>
+          <w:color w:val="000000"/>
+          <w:sz w:val="27"/>
+          <w:szCs w:val="27"/>
+        </w:rPr>
+        <mc:AlternateContent>
+          <mc:Choice Requires="wpg">
+            <w:drawing>
+              <wp:anchor distT="0" distB="0" distL="114300" distR="114300" simplePos="0" relativeHeight="251727872" behindDoc="0" locked="0" layoutInCell="1" allowOverlap="1">
+                <wp:simplePos x="0" y="0"/>
+                <wp:positionH relativeFrom="column">
+                  <wp:posOffset>1526875</wp:posOffset>
+                </wp:positionH>
+                <wp:positionV relativeFrom="paragraph">
+                  <wp:posOffset>115522</wp:posOffset>
+                </wp:positionV>
+                <wp:extent cx="1920240" cy="1216325"/>
+                <wp:effectExtent l="38100" t="0" r="22860" b="60325"/>
+                <wp:wrapNone/>
+                <wp:docPr id="71" name="Group 71"/>
+                <wp:cNvGraphicFramePr/>
+                <a:graphic xmlns:a="http://schemas.openxmlformats.org/drawingml/2006/main">
+                  <a:graphicData uri="http://schemas.microsoft.com/office/word/2010/wordprocessingGroup">
+                    <wpg:wgp>
+                      <wpg:cNvGrpSpPr/>
+                      <wpg:grpSpPr>
+                        <a:xfrm>
+                          <a:off x="0" y="0"/>
+                          <a:ext cx="1920240" cy="1216325"/>
+                          <a:chOff x="0" y="0"/>
+                          <a:chExt cx="1920240" cy="1216325"/>
+                        </a:xfrm>
+                      </wpg:grpSpPr>
+                      <wps:wsp>
+                        <wps:cNvPr id="69" name="Straight Connector 69"/>
+                        <wps:cNvCnPr/>
+                        <wps:spPr>
+                          <a:xfrm rot="10800000">
+                            <a:off x="1915065" y="0"/>
+                            <a:ext cx="0" cy="1216325"/>
+                          </a:xfrm>
+                          <a:prstGeom prst="line">
+                            <a:avLst/>
+                          </a:prstGeom>
+                        </wps:spPr>
+                        <wps:style>
+                          <a:lnRef idx="1">
+                            <a:schemeClr val="dk1"/>
+                          </a:lnRef>
+                          <a:fillRef idx="0">
+                            <a:schemeClr val="dk1"/>
+                          </a:fillRef>
+                          <a:effectRef idx="0">
+                            <a:schemeClr val="dk1"/>
+                          </a:effectRef>
+                          <a:fontRef idx="minor">
+                            <a:schemeClr val="tx1"/>
+                          </a:fontRef>
+                        </wps:style>
+                        <wps:bodyPr/>
+                      </wps:wsp>
+                      <wps:wsp>
+                        <wps:cNvPr id="68" name="Straight Arrow Connector 68"/>
+                        <wps:cNvCnPr/>
+                        <wps:spPr>
+                          <a:xfrm rot="10800000">
+                            <a:off x="0" y="1181819"/>
+                            <a:ext cx="1920240" cy="0"/>
+                          </a:xfrm>
+                          <a:prstGeom prst="straightConnector1">
+                            <a:avLst/>
+                          </a:prstGeom>
+                          <a:ln>
+                            <a:tailEnd type="triangle"/>
+                          </a:ln>
+                        </wps:spPr>
+                        <wps:style>
+                          <a:lnRef idx="1">
+                            <a:schemeClr val="dk1"/>
+                          </a:lnRef>
+                          <a:fillRef idx="0">
+                            <a:schemeClr val="dk1"/>
+                          </a:fillRef>
+                          <a:effectRef idx="0">
+                            <a:schemeClr val="dk1"/>
+                          </a:effectRef>
+                          <a:fontRef idx="minor">
+                            <a:schemeClr val="tx1"/>
+                          </a:fontRef>
+                        </wps:style>
+                        <wps:bodyPr/>
+                      </wps:wsp>
+                      <wps:wsp>
+                        <wps:cNvPr id="70" name="Straight Arrow Connector 70"/>
+                        <wps:cNvCnPr/>
+                        <wps:spPr>
+                          <a:xfrm rot="10800000">
+                            <a:off x="1078302" y="17253"/>
+                            <a:ext cx="822960" cy="0"/>
+                          </a:xfrm>
+                          <a:prstGeom prst="straightConnector1">
+                            <a:avLst/>
+                          </a:prstGeom>
+                          <a:ln w="3810">
+                            <a:tailEnd type="none"/>
+                          </a:ln>
+                        </wps:spPr>
+                        <wps:style>
+                          <a:lnRef idx="1">
+                            <a:schemeClr val="dk1"/>
+                          </a:lnRef>
+                          <a:fillRef idx="0">
+                            <a:schemeClr val="dk1"/>
+                          </a:fillRef>
+                          <a:effectRef idx="0">
+                            <a:schemeClr val="dk1"/>
+                          </a:effectRef>
+                          <a:fontRef idx="minor">
+                            <a:schemeClr val="tx1"/>
+                          </a:fontRef>
+                        </wps:style>
+                        <wps:bodyPr/>
+                      </wps:wsp>
+                    </wpg:wgp>
+                  </a:graphicData>
+                </a:graphic>
+              </wp:anchor>
+            </w:drawing>
+          </mc:Choice>
+          <mc:Fallback>
+            <w:pict>
+              <v:group w14:anchorId="7B196F7E" id="Group 71" o:spid="_x0000_s1026" style="position:absolute;margin-left:120.25pt;margin-top:9.1pt;width:151.2pt;height:95.75pt;z-index:251727872" coordsize="19202,12163" o:gfxdata="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">
+                <v:line id="Straight Connector 69" o:spid="_x0000_s1027" style="position:absolute;rotation:180;visibility:visible;mso-wrap-style:square" from="19150,0" to="19150,12163" o:connectortype="straight" o:gfxdata="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" strokecolor="black [3200]" strokeweight=".5pt">
+                  <v:stroke joinstyle="miter"/>
+                </v:line>
+                <v:shape id="Straight Arrow Connector 68" o:spid="_x0000_s1028" type="#_x0000_t32" style="position:absolute;top:11818;width:19202;height:0;rotation:180;visibility:visible;mso-wrap-style:square" o:connectortype="straight" o:gfxdata="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" strokecolor="black [3200]" strokeweight=".5pt">
+                  <v:stroke endarrow="block" joinstyle="miter"/>
+                </v:shape>
+                <v:shape id="Straight Arrow Connector 70" o:spid="_x0000_s1029" type="#_x0000_t32" style="position:absolute;left:10783;top:172;width:8229;height:0;rotation:180;visibility:visible;mso-wrap-style:square" o:connectortype="straight" o:gfxdata="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" strokecolor="black [3200]" strokeweight=".3pt">
+                  <v:stroke joinstyle="miter"/>
+                </v:shape>
+              </v:group>
+            </w:pict>
+          </mc:Fallback>
+        </mc:AlternateContent>
+      </w:r>
+    </w:p>
+    <w:p>
+      <w:pPr>
+        <w:pStyle w:val="NormalWeb"/>
+        <w:rPr>
+          <w:color w:val="000000"/>
+          <w:sz w:val="27"/>
+          <w:szCs w:val="27"/>
+        </w:rPr>
+      </w:pPr>
+      <w:r>
+        <w:rPr>
+          <w:noProof/>
+          <w:color w:val="000000"/>
+          <w:sz w:val="27"/>
+          <w:szCs w:val="27"/>
+        </w:rPr>
+        <mc:AlternateContent>
+          <mc:Choice Requires="wps">
+            <w:drawing>
+              <wp:anchor distT="0" distB="0" distL="114300" distR="114300" simplePos="0" relativeHeight="251655168" behindDoc="0" locked="0" layoutInCell="1" allowOverlap="1" wp14:anchorId="7E4DECBD" wp14:editId="0E7FFF95">
+                <wp:simplePos x="0" y="0"/>
+                <wp:positionH relativeFrom="column">
+                  <wp:posOffset>730250</wp:posOffset>
+                </wp:positionH>
+                <wp:positionV relativeFrom="paragraph">
+                  <wp:posOffset>212461</wp:posOffset>
+                </wp:positionV>
+                <wp:extent cx="1600200" cy="629285"/>
+                <wp:effectExtent l="0" t="0" r="19050" b="18415"/>
                 <wp:wrapNone/>
                 <wp:docPr id="21" name="Flowchart: Process 21"/>
                 <wp:cNvGraphicFramePr/>
@@ -1904,7 +2742,7 @@
                       <wps:spPr>
                         <a:xfrm>
                           <a:off x="0" y="0"/>
-                          <a:ext cx="1514475" cy="847725"/>
+                          <a:ext cx="1600200" cy="629285"/>
                         </a:xfrm>
                         <a:prstGeom prst="flowChartProcess">
                           <a:avLst/>
@@ -1914,7 +2752,7 @@
                         </a:solidFill>
                         <a:ln w="12700" cap="flat" cmpd="sng" algn="ctr">
                           <a:solidFill>
-                            <a:srgbClr val="70AD47"/>
+                            <a:schemeClr val="tx1"/>
                           </a:solidFill>
                           <a:prstDash val="solid"/>
                           <a:miter lim="800000"/>
@@ -1925,60 +2763,29 @@
                         <w:txbxContent>
                           <w:p>
                             <w:pPr>
+                              <w:spacing w:after="0" w:line="240" w:lineRule="auto"/>
                               <w:jc w:val="center"/>
                             </w:pPr>
                             <w:r>
-                              <w:t>temp=</w:t>
-                            </w:r>
-                            <w:proofErr w:type="spellStart"/>
-                            <w:r>
-                              <w:t>arr</w:t>
-                            </w:r>
-                            <w:proofErr w:type="spellEnd"/>
-                            <w:r>
-                              <w:t>[j]</w:t>
+                              <w:t>temp=arr[j]</w:t>
                             </w:r>
                           </w:p>
                           <w:p>
                             <w:pPr>
+                              <w:spacing w:after="0" w:line="240" w:lineRule="auto"/>
                               <w:jc w:val="center"/>
                             </w:pPr>
-                            <w:proofErr w:type="spellStart"/>
                             <w:r>
-                              <w:t>arr</w:t>
-                            </w:r>
-                            <w:proofErr w:type="spellEnd"/>
-                            <w:r>
-                              <w:t>[j]=</w:t>
-                            </w:r>
-                            <w:proofErr w:type="spellStart"/>
-                            <w:r>
-                              <w:t>arr</w:t>
-                            </w:r>
-                            <w:proofErr w:type="spellEnd"/>
-                            <w:r>
-                              <w:t>[j+1]</w:t>
+                              <w:t>arr[j]=arr[j+1]</w:t>
                             </w:r>
                           </w:p>
                           <w:p>
                             <w:pPr>
+                              <w:spacing w:after="0" w:line="240" w:lineRule="auto"/>
                               <w:jc w:val="center"/>
                             </w:pPr>
-                            <w:proofErr w:type="spellStart"/>
                             <w:r>
-                              <w:t>arr</w:t>
-                            </w:r>
-                            <w:proofErr w:type="spellEnd"/>
-                            <w:r>
-                              <w:t>[j+</w:t>
-                            </w:r>
-                            <w:proofErr w:type="gramStart"/>
-                            <w:r>
-                              <w:t>1]=</w:t>
-                            </w:r>
-                            <w:proofErr w:type="gramEnd"/>
-                            <w:r>
-                              <w:t>temp</w:t>
+                              <w:t>arr[j+1]=temp</w:t>
                             </w:r>
                           </w:p>
                         </w:txbxContent>
@@ -2003,65 +2810,34 @@
           </mc:Choice>
           <mc:Fallback>
             <w:pict>
-              <v:shape w14:anchorId="6EB4FDD0" id="Flowchart: Process 21" o:spid="_x0000_s1035" type="#_x0000_t109" style="position:absolute;margin-left:57pt;margin-top:.95pt;width:119.25pt;height:66.75pt;z-index:251672576;visibility:visible;mso-wrap-style:square;mso-width-percent:0;mso-height-percent:0;mso-wrap-distance-left:9pt;mso-wrap-distance-top:0;mso-wrap-distance-right:9pt;mso-wrap-distance-bottom:0;mso-position-horizontal:absolute;mso-position-horizontal-relative:text;mso-position-vertical:absolute;mso-position-vertical-relative:text;mso-width-percent:0;mso-height-percent:0;mso-width-relative:margin;mso-height-relative:margin;v-text-anchor:middle" o:gfxdata="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" fillcolor="window" strokecolor="#70ad47" strokeweight="1pt">
+              <v:shape w14:anchorId="7E4DECBD" id="Flowchart: Process 21" o:spid="_x0000_s1035" type="#_x0000_t109" style="position:absolute;margin-left:57.5pt;margin-top:16.75pt;width:126pt;height:49.55pt;z-index:251655168;visibility:visible;mso-wrap-style:square;mso-width-percent:0;mso-height-percent:0;mso-wrap-distance-left:9pt;mso-wrap-distance-top:0;mso-wrap-distance-right:9pt;mso-wrap-distance-bottom:0;mso-position-horizontal:absolute;mso-position-horizontal-relative:text;mso-position-vertical:absolute;mso-position-vertical-relative:text;mso-width-percent:0;mso-height-percent:0;mso-width-relative:margin;mso-height-relative:margin;v-text-anchor:middle" o:gfxdata="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" fillcolor="window" strokecolor="black [3213]" strokeweight="1pt">
                 <v:textbox>
                   <w:txbxContent>
                     <w:p>
                       <w:pPr>
+                        <w:spacing w:after="0" w:line="240" w:lineRule="auto"/>
                         <w:jc w:val="center"/>
                       </w:pPr>
                       <w:r>
-                        <w:t>temp=</w:t>
-                      </w:r>
-                      <w:proofErr w:type="spellStart"/>
-                      <w:r>
-                        <w:t>arr</w:t>
-                      </w:r>
-                      <w:proofErr w:type="spellEnd"/>
-                      <w:r>
-                        <w:t>[j]</w:t>
+                        <w:t>temp=arr[j]</w:t>
                       </w:r>
                     </w:p>
                     <w:p>
                       <w:pPr>
+                        <w:spacing w:after="0" w:line="240" w:lineRule="auto"/>
                         <w:jc w:val="center"/>
                       </w:pPr>
-                      <w:proofErr w:type="spellStart"/>
                       <w:r>
-                        <w:t>arr</w:t>
-                      </w:r>
-                      <w:proofErr w:type="spellEnd"/>
-                      <w:r>
-                        <w:t>[j]=</w:t>
-                      </w:r>
-                      <w:proofErr w:type="spellStart"/>
-                      <w:r>
-                        <w:t>arr</w:t>
-                      </w:r>
-                      <w:proofErr w:type="spellEnd"/>
-                      <w:r>
-                        <w:t>[j+1]</w:t>
+                        <w:t>arr[j]=arr[j+1]</w:t>
                       </w:r>
                     </w:p>
                     <w:p>
                       <w:pPr>
+                        <w:spacing w:after="0" w:line="240" w:lineRule="auto"/>
                         <w:jc w:val="center"/>
                       </w:pPr>
-                      <w:proofErr w:type="spellStart"/>
                       <w:r>
-                        <w:t>arr</w:t>
-                      </w:r>
-                      <w:proofErr w:type="spellEnd"/>
-                      <w:r>
-                        <w:t>[j+</w:t>
-                      </w:r>
-                      <w:proofErr w:type="gramStart"/>
-                      <w:r>
-                        <w:t>1]=</w:t>
-                      </w:r>
-                      <w:proofErr w:type="gramEnd"/>
-                      <w:r>
-                        <w:t>temp</w:t>
+                        <w:t>arr[j+1]=temp</w:t>
                       </w:r>
                     </w:p>
                   </w:txbxContent>
@@ -2071,26 +2847,6 @@
           </mc:Fallback>
         </mc:AlternateContent>
       </w:r>
-    </w:p>
-    <w:p>
-      <w:pPr>
-        <w:pStyle w:val="NormalWeb"/>
-        <w:rPr>
-          <w:color w:val="000000"/>
-          <w:sz w:val="27"/>
-          <w:szCs w:val="27"/>
-        </w:rPr>
-      </w:pPr>
-    </w:p>
-    <w:p>
-      <w:pPr>
-        <w:pStyle w:val="NormalWeb"/>
-        <w:rPr>
-          <w:color w:val="000000"/>
-          <w:sz w:val="27"/>
-          <w:szCs w:val="27"/>
-        </w:rPr>
-      </w:pPr>
       <w:r>
         <w:rPr>
           <w:noProof/>
@@ -2101,16 +2857,110 @@
         <mc:AlternateContent>
           <mc:Choice Requires="wps">
             <w:drawing>
-              <wp:anchor distT="0" distB="0" distL="114300" distR="114300" simplePos="0" relativeHeight="251674624" behindDoc="0" locked="0" layoutInCell="1" allowOverlap="1" wp14:anchorId="321C8CD4" wp14:editId="0C536880">
+              <wp:anchor distT="0" distB="0" distL="114300" distR="114300" simplePos="0" relativeHeight="251684864" behindDoc="0" locked="0" layoutInCell="1" allowOverlap="1" wp14:anchorId="5F7CA06A" wp14:editId="4B22DF92">
                 <wp:simplePos x="0" y="0"/>
                 <wp:positionH relativeFrom="column">
-                  <wp:posOffset>361950</wp:posOffset>
+                  <wp:posOffset>1525905</wp:posOffset>
                 </wp:positionH>
                 <wp:positionV relativeFrom="paragraph">
-                  <wp:posOffset>317500</wp:posOffset>
+                  <wp:posOffset>19949</wp:posOffset>
                 </wp:positionV>
-                <wp:extent cx="2486025" cy="371475"/>
-                <wp:effectExtent l="19050" t="0" r="28575" b="28575"/>
+                <wp:extent cx="0" cy="182880"/>
+                <wp:effectExtent l="76200" t="0" r="57150" b="64770"/>
+                <wp:wrapNone/>
+                <wp:docPr id="42" name="Straight Arrow Connector 42"/>
+                <wp:cNvGraphicFramePr/>
+                <a:graphic xmlns:a="http://schemas.openxmlformats.org/drawingml/2006/main">
+                  <a:graphicData uri="http://schemas.microsoft.com/office/word/2010/wordprocessingShape">
+                    <wps:wsp>
+                      <wps:cNvCnPr/>
+                      <wps:spPr>
+                        <a:xfrm>
+                          <a:off x="0" y="0"/>
+                          <a:ext cx="0" cy="182880"/>
+                        </a:xfrm>
+                        <a:prstGeom prst="straightConnector1">
+                          <a:avLst/>
+                        </a:prstGeom>
+                        <a:ln>
+                          <a:tailEnd type="triangle"/>
+                        </a:ln>
+                      </wps:spPr>
+                      <wps:style>
+                        <a:lnRef idx="1">
+                          <a:schemeClr val="dk1"/>
+                        </a:lnRef>
+                        <a:fillRef idx="0">
+                          <a:schemeClr val="dk1"/>
+                        </a:fillRef>
+                        <a:effectRef idx="0">
+                          <a:schemeClr val="dk1"/>
+                        </a:effectRef>
+                        <a:fontRef idx="minor">
+                          <a:schemeClr val="tx1"/>
+                        </a:fontRef>
+                      </wps:style>
+                      <wps:bodyPr/>
+                    </wps:wsp>
+                  </a:graphicData>
+                </a:graphic>
+                <wp14:sizeRelV relativeFrom="margin">
+                  <wp14:pctHeight>0</wp14:pctHeight>
+                </wp14:sizeRelV>
+              </wp:anchor>
+            </w:drawing>
+          </mc:Choice>
+          <mc:Fallback>
+            <w:pict>
+              <v:shape w14:anchorId="213C30C1" id="Straight Arrow Connector 42" o:spid="_x0000_s1026" type="#_x0000_t32" style="position:absolute;margin-left:120.15pt;margin-top:1.55pt;width:0;height:14.4pt;z-index:251684864;visibility:visible;mso-wrap-style:square;mso-height-percent:0;mso-wrap-distance-left:9pt;mso-wrap-distance-top:0;mso-wrap-distance-right:9pt;mso-wrap-distance-bottom:0;mso-position-horizontal:absolute;mso-position-horizontal-relative:text;mso-position-vertical:absolute;mso-position-vertical-relative:text;mso-height-percent:0;mso-height-relative:margin" o:gfxdata="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" strokecolor="black [3200]" strokeweight=".5pt">
+                <v:stroke endarrow="block" joinstyle="miter"/>
+              </v:shape>
+            </w:pict>
+          </mc:Fallback>
+        </mc:AlternateContent>
+      </w:r>
+    </w:p>
+    <w:p>
+      <w:pPr>
+        <w:pStyle w:val="NormalWeb"/>
+        <w:rPr>
+          <w:color w:val="000000"/>
+          <w:sz w:val="27"/>
+          <w:szCs w:val="27"/>
+        </w:rPr>
+      </w:pPr>
+    </w:p>
+    <w:p>
+      <w:pPr>
+        <w:pStyle w:val="NormalWeb"/>
+        <w:rPr>
+          <w:color w:val="000000"/>
+          <w:sz w:val="27"/>
+          <w:szCs w:val="27"/>
+        </w:rPr>
+      </w:pPr>
+      <w:bookmarkStart w:id="0" w:name="_GoBack"/>
+      <w:bookmarkEnd w:id="0"/>
+      <w:r>
+        <w:rPr>
+          <w:noProof/>
+          <w:color w:val="000000"/>
+          <w:sz w:val="27"/>
+          <w:szCs w:val="27"/>
+        </w:rPr>
+        <mc:AlternateContent>
+          <mc:Choice Requires="wps">
+            <w:drawing>
+              <wp:anchor distT="0" distB="0" distL="114300" distR="114300" simplePos="0" relativeHeight="251657216" behindDoc="0" locked="0" layoutInCell="1" allowOverlap="1" wp14:anchorId="784712C5" wp14:editId="59A809C6">
+                <wp:simplePos x="0" y="0"/>
+                <wp:positionH relativeFrom="column">
+                  <wp:posOffset>1145540</wp:posOffset>
+                </wp:positionH>
+                <wp:positionV relativeFrom="paragraph">
+                  <wp:posOffset>304536</wp:posOffset>
+                </wp:positionV>
+                <wp:extent cx="784860" cy="323850"/>
+                <wp:effectExtent l="19050" t="0" r="15240" b="19050"/>
                 <wp:wrapNone/>
                 <wp:docPr id="22" name="Flowchart: Preparation 22"/>
                 <wp:cNvGraphicFramePr/>
@@ -2121,7 +2971,7 @@
                       <wps:spPr>
                         <a:xfrm>
                           <a:off x="0" y="0"/>
-                          <a:ext cx="2486025" cy="371475"/>
+                          <a:ext cx="784860" cy="323850"/>
                         </a:xfrm>
                         <a:prstGeom prst="flowChartPreparation">
                           <a:avLst/>
@@ -2131,7 +2981,7 @@
                         </a:solidFill>
                         <a:ln w="12700" cap="flat" cmpd="sng" algn="ctr">
                           <a:solidFill>
-                            <a:srgbClr val="70AD47"/>
+                            <a:schemeClr val="tx1"/>
                           </a:solidFill>
                           <a:prstDash val="solid"/>
                           <a:miter lim="800000"/>
@@ -2145,7 +2995,10 @@
                               <w:jc w:val="center"/>
                             </w:pPr>
                             <w:r>
-                              <w:t>J++</w:t>
+                              <w:t>j</w:t>
+                            </w:r>
+                            <w:r>
+                              <w:t>++</w:t>
                             </w:r>
                           </w:p>
                         </w:txbxContent>
@@ -2170,7 +3023,7 @@
           </mc:Choice>
           <mc:Fallback>
             <w:pict>
-              <v:shape w14:anchorId="321C8CD4" id="Flowchart: Preparation 22" o:spid="_x0000_s1036" type="#_x0000_t117" style="position:absolute;margin-left:28.5pt;margin-top:25pt;width:195.75pt;height:29.25pt;z-index:251674624;visibility:visible;mso-wrap-style:square;mso-width-percent:0;mso-height-percent:0;mso-wrap-distance-left:9pt;mso-wrap-distance-top:0;mso-wrap-distance-right:9pt;mso-wrap-distance-bottom:0;mso-position-horizontal:absolute;mso-position-horizontal-relative:text;mso-position-vertical:absolute;mso-position-vertical-relative:text;mso-width-percent:0;mso-height-percent:0;mso-width-relative:margin;mso-height-relative:margin;v-text-anchor:middle" o:gfxdata="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" fillcolor="window" strokecolor="#70ad47" strokeweight="1pt">
+              <v:shape w14:anchorId="784712C5" id="Flowchart: Preparation 22" o:spid="_x0000_s1036" type="#_x0000_t117" style="position:absolute;margin-left:90.2pt;margin-top:24pt;width:61.8pt;height:25.5pt;z-index:251657216;visibility:visible;mso-wrap-style:square;mso-width-percent:0;mso-height-percent:0;mso-wrap-distance-left:9pt;mso-wrap-distance-top:0;mso-wrap-distance-right:9pt;mso-wrap-distance-bottom:0;mso-position-horizontal:absolute;mso-position-horizontal-relative:text;mso-position-vertical:absolute;mso-position-vertical-relative:text;mso-width-percent:0;mso-height-percent:0;mso-width-relative:margin;mso-height-relative:margin;v-text-anchor:middle" o:gfxdata="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" fillcolor="window" strokecolor="black [3213]" strokeweight="1pt">
                 <v:textbox>
                   <w:txbxContent>
                     <w:p>
@@ -2178,7 +3031,10 @@
                         <w:jc w:val="center"/>
                       </w:pPr>
                       <w:r>
-                        <w:t>J++</w:t>
+                        <w:t>j</w:t>
+                      </w:r>
+                      <w:r>
+                        <w:t>++</w:t>
                       </w:r>
                     </w:p>
                   </w:txbxContent>
@@ -2188,66 +3044,6 @@
           </mc:Fallback>
         </mc:AlternateContent>
       </w:r>
-    </w:p>
-    <w:p>
-      <w:pPr>
-        <w:pStyle w:val="NormalWeb"/>
-        <w:rPr>
-          <w:color w:val="000000"/>
-          <w:sz w:val="27"/>
-          <w:szCs w:val="27"/>
-        </w:rPr>
-      </w:pPr>
-    </w:p>
-    <w:p>
-      <w:pPr>
-        <w:pStyle w:val="NormalWeb"/>
-        <w:rPr>
-          <w:color w:val="000000"/>
-          <w:sz w:val="27"/>
-          <w:szCs w:val="27"/>
-        </w:rPr>
-      </w:pPr>
-    </w:p>
-    <w:p>
-      <w:pPr>
-        <w:pStyle w:val="NormalWeb"/>
-        <w:rPr>
-          <w:color w:val="000000"/>
-          <w:sz w:val="27"/>
-          <w:szCs w:val="27"/>
-        </w:rPr>
-      </w:pPr>
-    </w:p>
-    <w:p>
-      <w:pPr>
-        <w:pStyle w:val="NormalWeb"/>
-        <w:rPr>
-          <w:color w:val="000000"/>
-          <w:sz w:val="27"/>
-          <w:szCs w:val="27"/>
-        </w:rPr>
-      </w:pPr>
-    </w:p>
-    <w:p>
-      <w:pPr>
-        <w:pStyle w:val="NormalWeb"/>
-        <w:rPr>
-          <w:color w:val="000000"/>
-          <w:sz w:val="27"/>
-          <w:szCs w:val="27"/>
-        </w:rPr>
-      </w:pPr>
-    </w:p>
-    <w:p>
-      <w:pPr>
-        <w:pStyle w:val="NormalWeb"/>
-        <w:rPr>
-          <w:color w:val="000000"/>
-          <w:sz w:val="27"/>
-          <w:szCs w:val="27"/>
-        </w:rPr>
-      </w:pPr>
       <w:r>
         <w:rPr>
           <w:noProof/>
@@ -2258,18 +3054,398 @@
         <mc:AlternateContent>
           <mc:Choice Requires="wps">
             <w:drawing>
-              <wp:anchor distT="0" distB="0" distL="114300" distR="114300" simplePos="0" relativeHeight="251669504" behindDoc="0" locked="0" layoutInCell="1" allowOverlap="1" wp14:anchorId="4A374187" wp14:editId="44D9C331">
+              <wp:anchor distT="0" distB="0" distL="114300" distR="114300" simplePos="0" relativeHeight="251686912" behindDoc="0" locked="0" layoutInCell="1" allowOverlap="1" wp14:anchorId="1E8BD4A9" wp14:editId="756A282A">
                 <wp:simplePos x="0" y="0"/>
                 <wp:positionH relativeFrom="column">
-                  <wp:posOffset>352425</wp:posOffset>
+                  <wp:posOffset>1537335</wp:posOffset>
                 </wp:positionH>
                 <wp:positionV relativeFrom="paragraph">
-                  <wp:posOffset>-400050</wp:posOffset>
+                  <wp:posOffset>108214</wp:posOffset>
                 </wp:positionV>
-                <wp:extent cx="2486025" cy="371475"/>
-                <wp:effectExtent l="19050" t="0" r="28575" b="28575"/>
+                <wp:extent cx="0" cy="182880"/>
+                <wp:effectExtent l="76200" t="0" r="57150" b="64770"/>
                 <wp:wrapNone/>
-                <wp:docPr id="19" name="Flowchart: Preparation 19"/>
+                <wp:docPr id="43" name="Straight Arrow Connector 43"/>
+                <wp:cNvGraphicFramePr/>
+                <a:graphic xmlns:a="http://schemas.openxmlformats.org/drawingml/2006/main">
+                  <a:graphicData uri="http://schemas.microsoft.com/office/word/2010/wordprocessingShape">
+                    <wps:wsp>
+                      <wps:cNvCnPr/>
+                      <wps:spPr>
+                        <a:xfrm>
+                          <a:off x="0" y="0"/>
+                          <a:ext cx="0" cy="182880"/>
+                        </a:xfrm>
+                        <a:prstGeom prst="straightConnector1">
+                          <a:avLst/>
+                        </a:prstGeom>
+                        <a:ln>
+                          <a:tailEnd type="triangle"/>
+                        </a:ln>
+                      </wps:spPr>
+                      <wps:style>
+                        <a:lnRef idx="1">
+                          <a:schemeClr val="dk1"/>
+                        </a:lnRef>
+                        <a:fillRef idx="0">
+                          <a:schemeClr val="dk1"/>
+                        </a:fillRef>
+                        <a:effectRef idx="0">
+                          <a:schemeClr val="dk1"/>
+                        </a:effectRef>
+                        <a:fontRef idx="minor">
+                          <a:schemeClr val="tx1"/>
+                        </a:fontRef>
+                      </wps:style>
+                      <wps:bodyPr/>
+                    </wps:wsp>
+                  </a:graphicData>
+                </a:graphic>
+                <wp14:sizeRelV relativeFrom="margin">
+                  <wp14:pctHeight>0</wp14:pctHeight>
+                </wp14:sizeRelV>
+              </wp:anchor>
+            </w:drawing>
+          </mc:Choice>
+          <mc:Fallback>
+            <w:pict>
+              <v:shape w14:anchorId="23113E5B" id="Straight Arrow Connector 43" o:spid="_x0000_s1026" type="#_x0000_t32" style="position:absolute;margin-left:121.05pt;margin-top:8.5pt;width:0;height:14.4pt;z-index:251686912;visibility:visible;mso-wrap-style:square;mso-height-percent:0;mso-wrap-distance-left:9pt;mso-wrap-distance-top:0;mso-wrap-distance-right:9pt;mso-wrap-distance-bottom:0;mso-position-horizontal:absolute;mso-position-horizontal-relative:text;mso-position-vertical:absolute;mso-position-vertical-relative:text;mso-height-percent:0;mso-height-relative:margin" o:gfxdata="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" strokecolor="black [3200]" strokeweight=".5pt">
+                <v:stroke endarrow="block" joinstyle="miter"/>
+              </v:shape>
+            </w:pict>
+          </mc:Fallback>
+        </mc:AlternateContent>
+      </w:r>
+    </w:p>
+    <w:p>
+      <w:pPr>
+        <w:pStyle w:val="NormalWeb"/>
+        <w:rPr>
+          <w:color w:val="000000"/>
+          <w:sz w:val="27"/>
+          <w:szCs w:val="27"/>
+        </w:rPr>
+      </w:pPr>
+      <w:r>
+        <w:rPr>
+          <w:noProof/>
+          <w:color w:val="000000"/>
+          <w:sz w:val="27"/>
+          <w:szCs w:val="27"/>
+        </w:rPr>
+        <mc:AlternateContent>
+          <mc:Choice Requires="wps">
+            <w:drawing>
+              <wp:anchor distT="0" distB="0" distL="114300" distR="114300" simplePos="0" relativeHeight="251688960" behindDoc="0" locked="0" layoutInCell="1" allowOverlap="1" wp14:anchorId="0493CC1F" wp14:editId="350A744A">
+                <wp:simplePos x="0" y="0"/>
+                <wp:positionH relativeFrom="column">
+                  <wp:posOffset>1537335</wp:posOffset>
+                </wp:positionH>
+                <wp:positionV relativeFrom="paragraph">
+                  <wp:posOffset>259979</wp:posOffset>
+                </wp:positionV>
+                <wp:extent cx="0" cy="182880"/>
+                <wp:effectExtent l="76200" t="0" r="57150" b="64770"/>
+                <wp:wrapNone/>
+                <wp:docPr id="44" name="Straight Arrow Connector 44"/>
+                <wp:cNvGraphicFramePr/>
+                <a:graphic xmlns:a="http://schemas.openxmlformats.org/drawingml/2006/main">
+                  <a:graphicData uri="http://schemas.microsoft.com/office/word/2010/wordprocessingShape">
+                    <wps:wsp>
+                      <wps:cNvCnPr/>
+                      <wps:spPr>
+                        <a:xfrm>
+                          <a:off x="0" y="0"/>
+                          <a:ext cx="0" cy="182880"/>
+                        </a:xfrm>
+                        <a:prstGeom prst="straightConnector1">
+                          <a:avLst/>
+                        </a:prstGeom>
+                        <a:ln>
+                          <a:tailEnd type="triangle"/>
+                        </a:ln>
+                      </wps:spPr>
+                      <wps:style>
+                        <a:lnRef idx="1">
+                          <a:schemeClr val="dk1"/>
+                        </a:lnRef>
+                        <a:fillRef idx="0">
+                          <a:schemeClr val="dk1"/>
+                        </a:fillRef>
+                        <a:effectRef idx="0">
+                          <a:schemeClr val="dk1"/>
+                        </a:effectRef>
+                        <a:fontRef idx="minor">
+                          <a:schemeClr val="tx1"/>
+                        </a:fontRef>
+                      </wps:style>
+                      <wps:bodyPr/>
+                    </wps:wsp>
+                  </a:graphicData>
+                </a:graphic>
+                <wp14:sizeRelV relativeFrom="margin">
+                  <wp14:pctHeight>0</wp14:pctHeight>
+                </wp14:sizeRelV>
+              </wp:anchor>
+            </w:drawing>
+          </mc:Choice>
+          <mc:Fallback>
+            <w:pict>
+              <v:shape w14:anchorId="03550EEB" id="Straight Arrow Connector 44" o:spid="_x0000_s1026" type="#_x0000_t32" style="position:absolute;margin-left:121.05pt;margin-top:20.45pt;width:0;height:14.4pt;z-index:251688960;visibility:visible;mso-wrap-style:square;mso-height-percent:0;mso-wrap-distance-left:9pt;mso-wrap-distance-top:0;mso-wrap-distance-right:9pt;mso-wrap-distance-bottom:0;mso-position-horizontal:absolute;mso-position-horizontal-relative:text;mso-position-vertical:absolute;mso-position-vertical-relative:text;mso-height-percent:0;mso-height-relative:margin" o:gfxdata="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" strokecolor="black [3200]" strokeweight=".5pt">
+                <v:stroke endarrow="block" joinstyle="miter"/>
+              </v:shape>
+            </w:pict>
+          </mc:Fallback>
+        </mc:AlternateContent>
+      </w:r>
+    </w:p>
+    <w:p>
+      <w:pPr>
+        <w:pStyle w:val="NormalWeb"/>
+        <w:rPr>
+          <w:color w:val="000000"/>
+          <w:sz w:val="27"/>
+          <w:szCs w:val="27"/>
+        </w:rPr>
+      </w:pPr>
+      <w:r>
+        <w:rPr>
+          <w:noProof/>
+          <w:color w:val="000000"/>
+          <w:sz w:val="27"/>
+          <w:szCs w:val="27"/>
+        </w:rPr>
+        <mc:AlternateContent>
+          <mc:Choice Requires="wps">
+            <w:drawing>
+              <wp:anchor distT="0" distB="0" distL="114300" distR="114300" simplePos="0" relativeHeight="251700224" behindDoc="0" locked="0" layoutInCell="1" allowOverlap="1" wp14:anchorId="7CACD11C" wp14:editId="0CDF23F3">
+                <wp:simplePos x="0" y="0"/>
+                <wp:positionH relativeFrom="column">
+                  <wp:posOffset>1548765</wp:posOffset>
+                </wp:positionH>
+                <wp:positionV relativeFrom="paragraph">
+                  <wp:posOffset>1743075</wp:posOffset>
+                </wp:positionV>
+                <wp:extent cx="0" cy="182880"/>
+                <wp:effectExtent l="76200" t="0" r="57150" b="64770"/>
+                <wp:wrapNone/>
+                <wp:docPr id="49" name="Straight Arrow Connector 49"/>
+                <wp:cNvGraphicFramePr/>
+                <a:graphic xmlns:a="http://schemas.openxmlformats.org/drawingml/2006/main">
+                  <a:graphicData uri="http://schemas.microsoft.com/office/word/2010/wordprocessingShape">
+                    <wps:wsp>
+                      <wps:cNvCnPr/>
+                      <wps:spPr>
+                        <a:xfrm>
+                          <a:off x="0" y="0"/>
+                          <a:ext cx="0" cy="182880"/>
+                        </a:xfrm>
+                        <a:prstGeom prst="straightConnector1">
+                          <a:avLst/>
+                        </a:prstGeom>
+                        <a:ln>
+                          <a:tailEnd type="triangle"/>
+                        </a:ln>
+                      </wps:spPr>
+                      <wps:style>
+                        <a:lnRef idx="1">
+                          <a:schemeClr val="dk1"/>
+                        </a:lnRef>
+                        <a:fillRef idx="0">
+                          <a:schemeClr val="dk1"/>
+                        </a:fillRef>
+                        <a:effectRef idx="0">
+                          <a:schemeClr val="dk1"/>
+                        </a:effectRef>
+                        <a:fontRef idx="minor">
+                          <a:schemeClr val="tx1"/>
+                        </a:fontRef>
+                      </wps:style>
+                      <wps:bodyPr/>
+                    </wps:wsp>
+                  </a:graphicData>
+                </a:graphic>
+                <wp14:sizeRelV relativeFrom="margin">
+                  <wp14:pctHeight>0</wp14:pctHeight>
+                </wp14:sizeRelV>
+              </wp:anchor>
+            </w:drawing>
+          </mc:Choice>
+          <mc:Fallback>
+            <w:pict>
+              <v:shape w14:anchorId="4B959116" id="Straight Arrow Connector 49" o:spid="_x0000_s1026" type="#_x0000_t32" style="position:absolute;margin-left:121.95pt;margin-top:137.25pt;width:0;height:14.4pt;z-index:251700224;visibility:visible;mso-wrap-style:square;mso-height-percent:0;mso-wrap-distance-left:9pt;mso-wrap-distance-top:0;mso-wrap-distance-right:9pt;mso-wrap-distance-bottom:0;mso-position-horizontal:absolute;mso-position-horizontal-relative:text;mso-position-vertical:absolute;mso-position-vertical-relative:text;mso-height-percent:0;mso-height-relative:margin" o:gfxdata="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" strokecolor="black [3200]" strokeweight=".5pt">
+                <v:stroke endarrow="block" joinstyle="miter"/>
+              </v:shape>
+            </w:pict>
+          </mc:Fallback>
+        </mc:AlternateContent>
+      </w:r>
+      <w:r>
+        <w:rPr>
+          <w:noProof/>
+          <w:color w:val="000000"/>
+          <w:sz w:val="27"/>
+          <w:szCs w:val="27"/>
+        </w:rPr>
+        <mc:AlternateContent>
+          <mc:Choice Requires="wps">
+            <w:drawing>
+              <wp:anchor distT="0" distB="0" distL="114300" distR="114300" simplePos="0" relativeHeight="251699200" behindDoc="0" locked="0" layoutInCell="1" allowOverlap="1" wp14:anchorId="634AAF47" wp14:editId="43332E87">
+                <wp:simplePos x="0" y="0"/>
+                <wp:positionH relativeFrom="column">
+                  <wp:posOffset>1515110</wp:posOffset>
+                </wp:positionH>
+                <wp:positionV relativeFrom="paragraph">
+                  <wp:posOffset>1247775</wp:posOffset>
+                </wp:positionV>
+                <wp:extent cx="0" cy="182880"/>
+                <wp:effectExtent l="76200" t="0" r="57150" b="64770"/>
+                <wp:wrapNone/>
+                <wp:docPr id="48" name="Straight Arrow Connector 48"/>
+                <wp:cNvGraphicFramePr/>
+                <a:graphic xmlns:a="http://schemas.openxmlformats.org/drawingml/2006/main">
+                  <a:graphicData uri="http://schemas.microsoft.com/office/word/2010/wordprocessingShape">
+                    <wps:wsp>
+                      <wps:cNvCnPr/>
+                      <wps:spPr>
+                        <a:xfrm>
+                          <a:off x="0" y="0"/>
+                          <a:ext cx="0" cy="182880"/>
+                        </a:xfrm>
+                        <a:prstGeom prst="straightConnector1">
+                          <a:avLst/>
+                        </a:prstGeom>
+                        <a:ln>
+                          <a:tailEnd type="triangle"/>
+                        </a:ln>
+                      </wps:spPr>
+                      <wps:style>
+                        <a:lnRef idx="1">
+                          <a:schemeClr val="dk1"/>
+                        </a:lnRef>
+                        <a:fillRef idx="0">
+                          <a:schemeClr val="dk1"/>
+                        </a:fillRef>
+                        <a:effectRef idx="0">
+                          <a:schemeClr val="dk1"/>
+                        </a:effectRef>
+                        <a:fontRef idx="minor">
+                          <a:schemeClr val="tx1"/>
+                        </a:fontRef>
+                      </wps:style>
+                      <wps:bodyPr/>
+                    </wps:wsp>
+                  </a:graphicData>
+                </a:graphic>
+                <wp14:sizeRelV relativeFrom="margin">
+                  <wp14:pctHeight>0</wp14:pctHeight>
+                </wp14:sizeRelV>
+              </wp:anchor>
+            </w:drawing>
+          </mc:Choice>
+          <mc:Fallback>
+            <w:pict>
+              <v:shape w14:anchorId="4FA8DEBD" id="Straight Arrow Connector 48" o:spid="_x0000_s1026" type="#_x0000_t32" style="position:absolute;margin-left:119.3pt;margin-top:98.25pt;width:0;height:14.4pt;z-index:251699200;visibility:visible;mso-wrap-style:square;mso-height-percent:0;mso-wrap-distance-left:9pt;mso-wrap-distance-top:0;mso-wrap-distance-right:9pt;mso-wrap-distance-bottom:0;mso-position-horizontal:absolute;mso-position-horizontal-relative:text;mso-position-vertical:absolute;mso-position-vertical-relative:text;mso-height-percent:0;mso-height-relative:margin" o:gfxdata="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" strokecolor="black [3200]" strokeweight=".5pt">
+                <v:stroke endarrow="block" joinstyle="miter"/>
+              </v:shape>
+            </w:pict>
+          </mc:Fallback>
+        </mc:AlternateContent>
+      </w:r>
+      <w:r>
+        <w:rPr>
+          <w:noProof/>
+          <w:color w:val="000000"/>
+          <w:sz w:val="27"/>
+          <w:szCs w:val="27"/>
+        </w:rPr>
+        <mc:AlternateContent>
+          <mc:Choice Requires="wps">
+            <w:drawing>
+              <wp:anchor distT="0" distB="0" distL="114300" distR="114300" simplePos="0" relativeHeight="251698176" behindDoc="0" locked="0" layoutInCell="1" allowOverlap="1" wp14:anchorId="7849679E" wp14:editId="33190E69">
+                <wp:simplePos x="0" y="0"/>
+                <wp:positionH relativeFrom="column">
+                  <wp:posOffset>1516380</wp:posOffset>
+                </wp:positionH>
+                <wp:positionV relativeFrom="paragraph">
+                  <wp:posOffset>808990</wp:posOffset>
+                </wp:positionV>
+                <wp:extent cx="0" cy="182880"/>
+                <wp:effectExtent l="76200" t="0" r="57150" b="64770"/>
+                <wp:wrapNone/>
+                <wp:docPr id="47" name="Straight Arrow Connector 47"/>
+                <wp:cNvGraphicFramePr/>
+                <a:graphic xmlns:a="http://schemas.openxmlformats.org/drawingml/2006/main">
+                  <a:graphicData uri="http://schemas.microsoft.com/office/word/2010/wordprocessingShape">
+                    <wps:wsp>
+                      <wps:cNvCnPr/>
+                      <wps:spPr>
+                        <a:xfrm>
+                          <a:off x="0" y="0"/>
+                          <a:ext cx="0" cy="182880"/>
+                        </a:xfrm>
+                        <a:prstGeom prst="straightConnector1">
+                          <a:avLst/>
+                        </a:prstGeom>
+                        <a:ln>
+                          <a:tailEnd type="triangle"/>
+                        </a:ln>
+                      </wps:spPr>
+                      <wps:style>
+                        <a:lnRef idx="1">
+                          <a:schemeClr val="dk1"/>
+                        </a:lnRef>
+                        <a:fillRef idx="0">
+                          <a:schemeClr val="dk1"/>
+                        </a:fillRef>
+                        <a:effectRef idx="0">
+                          <a:schemeClr val="dk1"/>
+                        </a:effectRef>
+                        <a:fontRef idx="minor">
+                          <a:schemeClr val="tx1"/>
+                        </a:fontRef>
+                      </wps:style>
+                      <wps:bodyPr/>
+                    </wps:wsp>
+                  </a:graphicData>
+                </a:graphic>
+                <wp14:sizeRelV relativeFrom="margin">
+                  <wp14:pctHeight>0</wp14:pctHeight>
+                </wp14:sizeRelV>
+              </wp:anchor>
+            </w:drawing>
+          </mc:Choice>
+          <mc:Fallback>
+            <w:pict>
+              <v:shape w14:anchorId="0D7DA9F1" id="Straight Arrow Connector 47" o:spid="_x0000_s1026" type="#_x0000_t32" style="position:absolute;margin-left:119.4pt;margin-top:63.7pt;width:0;height:14.4pt;z-index:251698176;visibility:visible;mso-wrap-style:square;mso-height-percent:0;mso-wrap-distance-left:9pt;mso-wrap-distance-top:0;mso-wrap-distance-right:9pt;mso-wrap-distance-bottom:0;mso-position-horizontal:absolute;mso-position-horizontal-relative:text;mso-position-vertical:absolute;mso-position-vertical-relative:text;mso-height-percent:0;mso-height-relative:margin" o:gfxdata="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" strokecolor="black [3200]" strokeweight=".5pt">
+                <v:stroke endarrow="block" joinstyle="miter"/>
+              </v:shape>
+            </w:pict>
+          </mc:Fallback>
+        </mc:AlternateContent>
+      </w:r>
+      <w:r>
+        <w:rPr>
+          <w:noProof/>
+          <w:color w:val="000000"/>
+          <w:sz w:val="27"/>
+          <w:szCs w:val="27"/>
+        </w:rPr>
+        <mc:AlternateContent>
+          <mc:Choice Requires="wps">
+            <w:drawing>
+              <wp:anchor distT="0" distB="0" distL="114300" distR="114300" simplePos="0" relativeHeight="251696128" behindDoc="0" locked="0" layoutInCell="1" allowOverlap="1" wp14:anchorId="05283F21" wp14:editId="740A8038">
+                <wp:simplePos x="0" y="0"/>
+                <wp:positionH relativeFrom="column">
+                  <wp:posOffset>962025</wp:posOffset>
+                </wp:positionH>
+                <wp:positionV relativeFrom="paragraph">
+                  <wp:posOffset>1931035</wp:posOffset>
+                </wp:positionV>
+                <wp:extent cx="1181100" cy="353060"/>
+                <wp:effectExtent l="0" t="0" r="19050" b="27940"/>
+                <wp:wrapNone/>
+                <wp:docPr id="25" name="Flowchart: Terminator 25"/>
                 <wp:cNvGraphicFramePr/>
                 <a:graphic xmlns:a="http://schemas.openxmlformats.org/drawingml/2006/main">
                   <a:graphicData uri="http://schemas.microsoft.com/office/word/2010/wordprocessingShape">
@@ -2278,11 +3454,16 @@
                       <wps:spPr>
                         <a:xfrm>
                           <a:off x="0" y="0"/>
-                          <a:ext cx="2486025" cy="371475"/>
+                          <a:ext cx="1181100" cy="353060"/>
                         </a:xfrm>
-                        <a:prstGeom prst="flowChartPreparation">
+                        <a:prstGeom prst="flowChartTerminator">
                           <a:avLst/>
                         </a:prstGeom>
+                        <a:ln>
+                          <a:solidFill>
+                            <a:schemeClr val="tx1"/>
+                          </a:solidFill>
+                        </a:ln>
                       </wps:spPr>
                       <wps:style>
                         <a:lnRef idx="2">
@@ -2298,6 +3479,18 @@
                           <a:schemeClr val="dk1"/>
                         </a:fontRef>
                       </wps:style>
+                      <wps:txbx>
+                        <w:txbxContent>
+                          <w:p>
+                            <w:pPr>
+                              <w:jc w:val="center"/>
+                            </w:pPr>
+                            <w:r>
+                              <w:t>STOP</w:t>
+                            </w:r>
+                          </w:p>
+                        </w:txbxContent>
+                      </wps:txbx>
                       <wps:bodyPr rot="0" spcFirstLastPara="0" vertOverflow="overflow" horzOverflow="overflow" vert="horz" wrap="square" lIns="91440" tIns="45720" rIns="91440" bIns="45720" numCol="1" spcCol="0" rtlCol="0" fromWordArt="0" anchor="ctr" anchorCtr="0" forceAA="0" compatLnSpc="1">
                         <a:prstTxWarp prst="textNoShape">
                           <a:avLst/>
@@ -2318,11 +3511,586 @@
           </mc:Choice>
           <mc:Fallback>
             <w:pict>
-              <v:shape w14:anchorId="4C82CF89" id="Flowchart: Preparation 19" o:spid="_x0000_s1026" type="#_x0000_t117" style="position:absolute;margin-left:27.75pt;margin-top:-31.5pt;width:195.75pt;height:29.25pt;z-index:251669504;visibility:visible;mso-wrap-style:square;mso-width-percent:0;mso-height-percent:0;mso-wrap-distance-left:9pt;mso-wrap-distance-top:0;mso-wrap-distance-right:9pt;mso-wrap-distance-bottom:0;mso-position-horizontal:absolute;mso-position-horizontal-relative:text;mso-position-vertical:absolute;mso-position-vertical-relative:text;mso-width-percent:0;mso-height-percent:0;mso-width-relative:margin;mso-height-relative:margin;v-text-anchor:middle" o:gfxdata="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" fillcolor="white [3201]" strokecolor="#70ad47 [3209]" strokeweight="1pt"/>
+              <v:shape w14:anchorId="05283F21" id="Flowchart: Terminator 25" o:spid="_x0000_s1037" type="#_x0000_t116" style="position:absolute;margin-left:75.75pt;margin-top:152.05pt;width:93pt;height:27.8pt;z-index:251696128;visibility:visible;mso-wrap-style:square;mso-width-percent:0;mso-height-percent:0;mso-wrap-distance-left:9pt;mso-wrap-distance-top:0;mso-wrap-distance-right:9pt;mso-wrap-distance-bottom:0;mso-position-horizontal:absolute;mso-position-horizontal-relative:text;mso-position-vertical:absolute;mso-position-vertical-relative:text;mso-width-percent:0;mso-height-percent:0;mso-width-relative:margin;mso-height-relative:margin;v-text-anchor:middle" o:gfxdata="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" fillcolor="white [3201]" strokecolor="black [3213]" strokeweight="1pt">
+                <v:textbox>
+                  <w:txbxContent>
+                    <w:p>
+                      <w:pPr>
+                        <w:jc w:val="center"/>
+                      </w:pPr>
+                      <w:r>
+                        <w:t>STOP</w:t>
+                      </w:r>
+                    </w:p>
+                  </w:txbxContent>
+                </v:textbox>
+              </v:shape>
             </w:pict>
           </mc:Fallback>
         </mc:AlternateContent>
       </w:r>
+      <w:r>
+        <w:rPr>
+          <w:noProof/>
+          <w:color w:val="000000"/>
+          <w:sz w:val="27"/>
+          <w:szCs w:val="27"/>
+        </w:rPr>
+        <mc:AlternateContent>
+          <mc:Choice Requires="wps">
+            <w:drawing>
+              <wp:anchor distT="0" distB="0" distL="114300" distR="114300" simplePos="0" relativeHeight="251695104" behindDoc="0" locked="0" layoutInCell="1" allowOverlap="1" wp14:anchorId="2AE21E09" wp14:editId="3FA702EE">
+                <wp:simplePos x="0" y="0"/>
+                <wp:positionH relativeFrom="column">
+                  <wp:posOffset>1006475</wp:posOffset>
+                </wp:positionH>
+                <wp:positionV relativeFrom="paragraph">
+                  <wp:posOffset>1433830</wp:posOffset>
+                </wp:positionV>
+                <wp:extent cx="1052195" cy="304800"/>
+                <wp:effectExtent l="19050" t="0" r="14605" b="19050"/>
+                <wp:wrapNone/>
+                <wp:docPr id="24" name="Flowchart: Preparation 24"/>
+                <wp:cNvGraphicFramePr/>
+                <a:graphic xmlns:a="http://schemas.openxmlformats.org/drawingml/2006/main">
+                  <a:graphicData uri="http://schemas.microsoft.com/office/word/2010/wordprocessingShape">
+                    <wps:wsp>
+                      <wps:cNvSpPr/>
+                      <wps:spPr>
+                        <a:xfrm>
+                          <a:off x="0" y="0"/>
+                          <a:ext cx="1052195" cy="304800"/>
+                        </a:xfrm>
+                        <a:prstGeom prst="flowChartPreparation">
+                          <a:avLst/>
+                        </a:prstGeom>
+                        <a:ln>
+                          <a:solidFill>
+                            <a:schemeClr val="tx1"/>
+                          </a:solidFill>
+                        </a:ln>
+                      </wps:spPr>
+                      <wps:style>
+                        <a:lnRef idx="2">
+                          <a:schemeClr val="accent6"/>
+                        </a:lnRef>
+                        <a:fillRef idx="1">
+                          <a:schemeClr val="lt1"/>
+                        </a:fillRef>
+                        <a:effectRef idx="0">
+                          <a:schemeClr val="accent6"/>
+                        </a:effectRef>
+                        <a:fontRef idx="minor">
+                          <a:schemeClr val="dk1"/>
+                        </a:fontRef>
+                      </wps:style>
+                      <wps:txbx>
+                        <w:txbxContent>
+                          <w:p>
+                            <w:pPr>
+                              <w:jc w:val="center"/>
+                            </w:pPr>
+                            <w:r>
+                              <w:t>i++</w:t>
+                            </w:r>
+                          </w:p>
+                        </w:txbxContent>
+                      </wps:txbx>
+                      <wps:bodyPr rot="0" spcFirstLastPara="0" vertOverflow="overflow" horzOverflow="overflow" vert="horz" wrap="square" lIns="91440" tIns="45720" rIns="91440" bIns="45720" numCol="1" spcCol="0" rtlCol="0" fromWordArt="0" anchor="ctr" anchorCtr="0" forceAA="0" compatLnSpc="1">
+                        <a:prstTxWarp prst="textNoShape">
+                          <a:avLst/>
+                        </a:prstTxWarp>
+                        <a:noAutofit/>
+                      </wps:bodyPr>
+                    </wps:wsp>
+                  </a:graphicData>
+                </a:graphic>
+                <wp14:sizeRelH relativeFrom="margin">
+                  <wp14:pctWidth>0</wp14:pctWidth>
+                </wp14:sizeRelH>
+                <wp14:sizeRelV relativeFrom="margin">
+                  <wp14:pctHeight>0</wp14:pctHeight>
+                </wp14:sizeRelV>
+              </wp:anchor>
+            </w:drawing>
+          </mc:Choice>
+          <mc:Fallback>
+            <w:pict>
+              <v:shape w14:anchorId="2AE21E09" id="Flowchart: Preparation 24" o:spid="_x0000_s1038" type="#_x0000_t117" style="position:absolute;margin-left:79.25pt;margin-top:112.9pt;width:82.85pt;height:24pt;z-index:251695104;visibility:visible;mso-wrap-style:square;mso-width-percent:0;mso-height-percent:0;mso-wrap-distance-left:9pt;mso-wrap-distance-top:0;mso-wrap-distance-right:9pt;mso-wrap-distance-bottom:0;mso-position-horizontal:absolute;mso-position-horizontal-relative:text;mso-position-vertical:absolute;mso-position-vertical-relative:text;mso-width-percent:0;mso-height-percent:0;mso-width-relative:margin;mso-height-relative:margin;v-text-anchor:middle" o:gfxdata="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" fillcolor="white [3201]" strokecolor="black [3213]" strokeweight="1pt">
+                <v:textbox>
+                  <w:txbxContent>
+                    <w:p>
+                      <w:pPr>
+                        <w:jc w:val="center"/>
+                      </w:pPr>
+                      <w:r>
+                        <w:t>i++</w:t>
+                      </w:r>
+                    </w:p>
+                  </w:txbxContent>
+                </v:textbox>
+              </v:shape>
+            </w:pict>
+          </mc:Fallback>
+        </mc:AlternateContent>
+      </w:r>
+      <w:r>
+        <w:rPr>
+          <w:noProof/>
+          <w:color w:val="000000"/>
+          <w:sz w:val="27"/>
+          <w:szCs w:val="27"/>
+        </w:rPr>
+        <mc:AlternateContent>
+          <mc:Choice Requires="wps">
+            <w:drawing>
+              <wp:anchor distT="0" distB="0" distL="114300" distR="114300" simplePos="0" relativeHeight="251694080" behindDoc="0" locked="0" layoutInCell="1" allowOverlap="1" wp14:anchorId="32C96355" wp14:editId="72F48D6A">
+                <wp:simplePos x="0" y="0"/>
+                <wp:positionH relativeFrom="column">
+                  <wp:posOffset>864235</wp:posOffset>
+                </wp:positionH>
+                <wp:positionV relativeFrom="paragraph">
+                  <wp:posOffset>998220</wp:posOffset>
+                </wp:positionV>
+                <wp:extent cx="1319530" cy="257175"/>
+                <wp:effectExtent l="19050" t="0" r="33020" b="28575"/>
+                <wp:wrapNone/>
+                <wp:docPr id="23" name="Flowchart: Data 23"/>
+                <wp:cNvGraphicFramePr/>
+                <a:graphic xmlns:a="http://schemas.openxmlformats.org/drawingml/2006/main">
+                  <a:graphicData uri="http://schemas.microsoft.com/office/word/2010/wordprocessingShape">
+                    <wps:wsp>
+                      <wps:cNvSpPr/>
+                      <wps:spPr>
+                        <a:xfrm>
+                          <a:off x="0" y="0"/>
+                          <a:ext cx="1319530" cy="257175"/>
+                        </a:xfrm>
+                        <a:prstGeom prst="flowChartInputOutput">
+                          <a:avLst/>
+                        </a:prstGeom>
+                        <a:ln>
+                          <a:solidFill>
+                            <a:schemeClr val="tx1"/>
+                          </a:solidFill>
+                        </a:ln>
+                      </wps:spPr>
+                      <wps:style>
+                        <a:lnRef idx="2">
+                          <a:schemeClr val="accent6"/>
+                        </a:lnRef>
+                        <a:fillRef idx="1">
+                          <a:schemeClr val="lt1"/>
+                        </a:fillRef>
+                        <a:effectRef idx="0">
+                          <a:schemeClr val="accent6"/>
+                        </a:effectRef>
+                        <a:fontRef idx="minor">
+                          <a:schemeClr val="dk1"/>
+                        </a:fontRef>
+                      </wps:style>
+                      <wps:txbx>
+                        <w:txbxContent>
+                          <w:p>
+                            <w:pPr>
+                              <w:jc w:val="center"/>
+                            </w:pPr>
+                            <w:r>
+                              <w:t>Print arr[i]</w:t>
+                            </w:r>
+                          </w:p>
+                        </w:txbxContent>
+                      </wps:txbx>
+                      <wps:bodyPr rot="0" spcFirstLastPara="0" vertOverflow="overflow" horzOverflow="overflow" vert="horz" wrap="square" lIns="91440" tIns="45720" rIns="91440" bIns="45720" numCol="1" spcCol="0" rtlCol="0" fromWordArt="0" anchor="ctr" anchorCtr="0" forceAA="0" compatLnSpc="1">
+                        <a:prstTxWarp prst="textNoShape">
+                          <a:avLst/>
+                        </a:prstTxWarp>
+                        <a:noAutofit/>
+                      </wps:bodyPr>
+                    </wps:wsp>
+                  </a:graphicData>
+                </a:graphic>
+                <wp14:sizeRelH relativeFrom="margin">
+                  <wp14:pctWidth>0</wp14:pctWidth>
+                </wp14:sizeRelH>
+                <wp14:sizeRelV relativeFrom="margin">
+                  <wp14:pctHeight>0</wp14:pctHeight>
+                </wp14:sizeRelV>
+              </wp:anchor>
+            </w:drawing>
+          </mc:Choice>
+          <mc:Fallback>
+            <w:pict>
+              <v:shape w14:anchorId="32C96355" id="Flowchart: Data 23" o:spid="_x0000_s1039" type="#_x0000_t111" style="position:absolute;margin-left:68.05pt;margin-top:78.6pt;width:103.9pt;height:20.25pt;z-index:251694080;visibility:visible;mso-wrap-style:square;mso-width-percent:0;mso-height-percent:0;mso-wrap-distance-left:9pt;mso-wrap-distance-top:0;mso-wrap-distance-right:9pt;mso-wrap-distance-bottom:0;mso-position-horizontal:absolute;mso-position-horizontal-relative:text;mso-position-vertical:absolute;mso-position-vertical-relative:text;mso-width-percent:0;mso-height-percent:0;mso-width-relative:margin;mso-height-relative:margin;v-text-anchor:middle" o:gfxdata="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" fillcolor="white [3201]" strokecolor="black [3213]" strokeweight="1pt">
+                <v:textbox>
+                  <w:txbxContent>
+                    <w:p>
+                      <w:pPr>
+                        <w:jc w:val="center"/>
+                      </w:pPr>
+                      <w:r>
+                        <w:t>Print arr[i]</w:t>
+                      </w:r>
+                    </w:p>
+                  </w:txbxContent>
+                </v:textbox>
+              </v:shape>
+            </w:pict>
+          </mc:Fallback>
+        </mc:AlternateContent>
+      </w:r>
+      <w:r>
+        <w:rPr>
+          <w:noProof/>
+          <w:color w:val="000000"/>
+          <w:sz w:val="27"/>
+          <w:szCs w:val="27"/>
+        </w:rPr>
+        <mc:AlternateContent>
+          <mc:Choice Requires="wps">
+            <w:drawing>
+              <wp:anchor distT="0" distB="0" distL="114300" distR="114300" simplePos="0" relativeHeight="251693056" behindDoc="0" locked="0" layoutInCell="1" allowOverlap="1" wp14:anchorId="2AA41C95" wp14:editId="74E93CAB">
+                <wp:simplePos x="0" y="0"/>
+                <wp:positionH relativeFrom="column">
+                  <wp:posOffset>841375</wp:posOffset>
+                </wp:positionH>
+                <wp:positionV relativeFrom="paragraph">
+                  <wp:posOffset>549910</wp:posOffset>
+                </wp:positionV>
+                <wp:extent cx="1336675" cy="238125"/>
+                <wp:effectExtent l="19050" t="0" r="15875" b="28575"/>
+                <wp:wrapNone/>
+                <wp:docPr id="20" name="Flowchart: Preparation 20"/>
+                <wp:cNvGraphicFramePr/>
+                <a:graphic xmlns:a="http://schemas.openxmlformats.org/drawingml/2006/main">
+                  <a:graphicData uri="http://schemas.microsoft.com/office/word/2010/wordprocessingShape">
+                    <wps:wsp>
+                      <wps:cNvSpPr/>
+                      <wps:spPr>
+                        <a:xfrm>
+                          <a:off x="0" y="0"/>
+                          <a:ext cx="1336675" cy="238125"/>
+                        </a:xfrm>
+                        <a:prstGeom prst="flowChartPreparation">
+                          <a:avLst/>
+                        </a:prstGeom>
+                        <a:ln>
+                          <a:solidFill>
+                            <a:schemeClr val="tx1"/>
+                          </a:solidFill>
+                        </a:ln>
+                      </wps:spPr>
+                      <wps:style>
+                        <a:lnRef idx="2">
+                          <a:schemeClr val="accent6"/>
+                        </a:lnRef>
+                        <a:fillRef idx="1">
+                          <a:schemeClr val="lt1"/>
+                        </a:fillRef>
+                        <a:effectRef idx="0">
+                          <a:schemeClr val="accent6"/>
+                        </a:effectRef>
+                        <a:fontRef idx="minor">
+                          <a:schemeClr val="dk1"/>
+                        </a:fontRef>
+                      </wps:style>
+                      <wps:txbx>
+                        <w:txbxContent>
+                          <w:p>
+                            <w:pPr>
+                              <w:jc w:val="center"/>
+                            </w:pPr>
+                            <w:r>
+                              <w:t>i=0; i&lt;n-1;</w:t>
+                            </w:r>
+                          </w:p>
+                        </w:txbxContent>
+                      </wps:txbx>
+                      <wps:bodyPr rot="0" spcFirstLastPara="0" vertOverflow="overflow" horzOverflow="overflow" vert="horz" wrap="square" lIns="91440" tIns="45720" rIns="91440" bIns="45720" numCol="1" spcCol="0" rtlCol="0" fromWordArt="0" anchor="ctr" anchorCtr="0" forceAA="0" compatLnSpc="1">
+                        <a:prstTxWarp prst="textNoShape">
+                          <a:avLst/>
+                        </a:prstTxWarp>
+                        <a:noAutofit/>
+                      </wps:bodyPr>
+                    </wps:wsp>
+                  </a:graphicData>
+                </a:graphic>
+                <wp14:sizeRelH relativeFrom="margin">
+                  <wp14:pctWidth>0</wp14:pctWidth>
+                </wp14:sizeRelH>
+                <wp14:sizeRelV relativeFrom="margin">
+                  <wp14:pctHeight>0</wp14:pctHeight>
+                </wp14:sizeRelV>
+              </wp:anchor>
+            </w:drawing>
+          </mc:Choice>
+          <mc:Fallback>
+            <w:pict>
+              <v:shape w14:anchorId="2AA41C95" id="Flowchart: Preparation 20" o:spid="_x0000_s1040" type="#_x0000_t117" style="position:absolute;margin-left:66.25pt;margin-top:43.3pt;width:105.25pt;height:18.75pt;z-index:251693056;visibility:visible;mso-wrap-style:square;mso-width-percent:0;mso-height-percent:0;mso-wrap-distance-left:9pt;mso-wrap-distance-top:0;mso-wrap-distance-right:9pt;mso-wrap-distance-bottom:0;mso-position-horizontal:absolute;mso-position-horizontal-relative:text;mso-position-vertical:absolute;mso-position-vertical-relative:text;mso-width-percent:0;mso-height-percent:0;mso-width-relative:margin;mso-height-relative:margin;v-text-anchor:middle" o:gfxdata="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" fillcolor="white [3201]" strokecolor="black [3213]" strokeweight="1pt">
+                <v:textbox>
+                  <w:txbxContent>
+                    <w:p>
+                      <w:pPr>
+                        <w:jc w:val="center"/>
+                      </w:pPr>
+                      <w:r>
+                        <w:t>i=0; i&lt;n-1;</w:t>
+                      </w:r>
+                    </w:p>
+                  </w:txbxContent>
+                </v:textbox>
+              </v:shape>
+            </w:pict>
+          </mc:Fallback>
+        </mc:AlternateContent>
+      </w:r>
+      <w:r>
+        <w:rPr>
+          <w:noProof/>
+          <w:color w:val="000000"/>
+          <w:sz w:val="27"/>
+          <w:szCs w:val="27"/>
+        </w:rPr>
+        <mc:AlternateContent>
+          <mc:Choice Requires="wps">
+            <w:drawing>
+              <wp:anchor distT="0" distB="0" distL="114300" distR="114300" simplePos="0" relativeHeight="251691008" behindDoc="0" locked="0" layoutInCell="1" allowOverlap="1" wp14:anchorId="1DF8F240" wp14:editId="72724030">
+                <wp:simplePos x="0" y="0"/>
+                <wp:positionH relativeFrom="column">
+                  <wp:posOffset>1545590</wp:posOffset>
+                </wp:positionH>
+                <wp:positionV relativeFrom="paragraph">
+                  <wp:posOffset>363484</wp:posOffset>
+                </wp:positionV>
+                <wp:extent cx="0" cy="182880"/>
+                <wp:effectExtent l="76200" t="0" r="57150" b="64770"/>
+                <wp:wrapNone/>
+                <wp:docPr id="45" name="Straight Arrow Connector 45"/>
+                <wp:cNvGraphicFramePr/>
+                <a:graphic xmlns:a="http://schemas.openxmlformats.org/drawingml/2006/main">
+                  <a:graphicData uri="http://schemas.microsoft.com/office/word/2010/wordprocessingShape">
+                    <wps:wsp>
+                      <wps:cNvCnPr/>
+                      <wps:spPr>
+                        <a:xfrm>
+                          <a:off x="0" y="0"/>
+                          <a:ext cx="0" cy="182880"/>
+                        </a:xfrm>
+                        <a:prstGeom prst="straightConnector1">
+                          <a:avLst/>
+                        </a:prstGeom>
+                        <a:ln>
+                          <a:tailEnd type="triangle"/>
+                        </a:ln>
+                      </wps:spPr>
+                      <wps:style>
+                        <a:lnRef idx="1">
+                          <a:schemeClr val="dk1"/>
+                        </a:lnRef>
+                        <a:fillRef idx="0">
+                          <a:schemeClr val="dk1"/>
+                        </a:fillRef>
+                        <a:effectRef idx="0">
+                          <a:schemeClr val="dk1"/>
+                        </a:effectRef>
+                        <a:fontRef idx="minor">
+                          <a:schemeClr val="tx1"/>
+                        </a:fontRef>
+                      </wps:style>
+                      <wps:bodyPr/>
+                    </wps:wsp>
+                  </a:graphicData>
+                </a:graphic>
+                <wp14:sizeRelV relativeFrom="margin">
+                  <wp14:pctHeight>0</wp14:pctHeight>
+                </wp14:sizeRelV>
+              </wp:anchor>
+            </w:drawing>
+          </mc:Choice>
+          <mc:Fallback>
+            <w:pict>
+              <v:shape w14:anchorId="15B71196" id="Straight Arrow Connector 45" o:spid="_x0000_s1026" type="#_x0000_t32" style="position:absolute;margin-left:121.7pt;margin-top:28.6pt;width:0;height:14.4pt;z-index:251691008;visibility:visible;mso-wrap-style:square;mso-height-percent:0;mso-wrap-distance-left:9pt;mso-wrap-distance-top:0;mso-wrap-distance-right:9pt;mso-wrap-distance-bottom:0;mso-position-horizontal:absolute;mso-position-horizontal-relative:text;mso-position-vertical:absolute;mso-position-vertical-relative:text;mso-height-percent:0;mso-height-relative:margin" o:gfxdata="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" strokecolor="black [3200]" strokeweight=".5pt">
+                <v:stroke endarrow="block" joinstyle="miter"/>
+              </v:shape>
+            </w:pict>
+          </mc:Fallback>
+        </mc:AlternateContent>
+      </w:r>
+      <w:r>
+        <w:rPr>
+          <w:noProof/>
+          <w:color w:val="000000"/>
+          <w:sz w:val="27"/>
+          <w:szCs w:val="27"/>
+        </w:rPr>
+        <mc:AlternateContent>
+          <mc:Choice Requires="wps">
+            <w:drawing>
+              <wp:anchor distT="0" distB="0" distL="114300" distR="114300" simplePos="0" relativeHeight="251660288" behindDoc="0" locked="0" layoutInCell="1" allowOverlap="1" wp14:anchorId="24156175" wp14:editId="63488E42">
+                <wp:simplePos x="0" y="0"/>
+                <wp:positionH relativeFrom="column">
+                  <wp:posOffset>1139825</wp:posOffset>
+                </wp:positionH>
+                <wp:positionV relativeFrom="paragraph">
+                  <wp:posOffset>77734</wp:posOffset>
+                </wp:positionV>
+                <wp:extent cx="810260" cy="285750"/>
+                <wp:effectExtent l="19050" t="0" r="27940" b="19050"/>
+                <wp:wrapNone/>
+                <wp:docPr id="17" name="Flowchart: Preparation 17"/>
+                <wp:cNvGraphicFramePr/>
+                <a:graphic xmlns:a="http://schemas.openxmlformats.org/drawingml/2006/main">
+                  <a:graphicData uri="http://schemas.microsoft.com/office/word/2010/wordprocessingShape">
+                    <wps:wsp>
+                      <wps:cNvSpPr/>
+                      <wps:spPr>
+                        <a:xfrm>
+                          <a:off x="0" y="0"/>
+                          <a:ext cx="810260" cy="285750"/>
+                        </a:xfrm>
+                        <a:prstGeom prst="flowChartPreparation">
+                          <a:avLst/>
+                        </a:prstGeom>
+                        <a:ln>
+                          <a:solidFill>
+                            <a:schemeClr val="tx1"/>
+                          </a:solidFill>
+                        </a:ln>
+                      </wps:spPr>
+                      <wps:style>
+                        <a:lnRef idx="2">
+                          <a:schemeClr val="accent6"/>
+                        </a:lnRef>
+                        <a:fillRef idx="1">
+                          <a:schemeClr val="lt1"/>
+                        </a:fillRef>
+                        <a:effectRef idx="0">
+                          <a:schemeClr val="accent6"/>
+                        </a:effectRef>
+                        <a:fontRef idx="minor">
+                          <a:schemeClr val="dk1"/>
+                        </a:fontRef>
+                      </wps:style>
+                      <wps:txbx>
+                        <w:txbxContent>
+                          <w:p>
+                            <w:pPr>
+                              <w:jc w:val="center"/>
+                            </w:pPr>
+                            <w:r>
+                              <w:t>i++</w:t>
+                            </w:r>
+                          </w:p>
+                        </w:txbxContent>
+                      </wps:txbx>
+                      <wps:bodyPr rot="0" spcFirstLastPara="0" vertOverflow="overflow" horzOverflow="overflow" vert="horz" wrap="square" lIns="91440" tIns="45720" rIns="91440" bIns="45720" numCol="1" spcCol="0" rtlCol="0" fromWordArt="0" anchor="ctr" anchorCtr="0" forceAA="0" compatLnSpc="1">
+                        <a:prstTxWarp prst="textNoShape">
+                          <a:avLst/>
+                        </a:prstTxWarp>
+                        <a:noAutofit/>
+                      </wps:bodyPr>
+                    </wps:wsp>
+                  </a:graphicData>
+                </a:graphic>
+                <wp14:sizeRelH relativeFrom="margin">
+                  <wp14:pctWidth>0</wp14:pctWidth>
+                </wp14:sizeRelH>
+                <wp14:sizeRelV relativeFrom="margin">
+                  <wp14:pctHeight>0</wp14:pctHeight>
+                </wp14:sizeRelV>
+              </wp:anchor>
+            </w:drawing>
+          </mc:Choice>
+          <mc:Fallback>
+            <w:pict>
+              <v:shape w14:anchorId="24156175" id="Flowchart: Preparation 17" o:spid="_x0000_s1041" type="#_x0000_t117" style="position:absolute;margin-left:89.75pt;margin-top:6.1pt;width:63.8pt;height:22.5pt;z-index:251660288;visibility:visible;mso-wrap-style:square;mso-width-percent:0;mso-height-percent:0;mso-wrap-distance-left:9pt;mso-wrap-distance-top:0;mso-wrap-distance-right:9pt;mso-wrap-distance-bottom:0;mso-position-horizontal:absolute;mso-position-horizontal-relative:text;mso-position-vertical:absolute;mso-position-vertical-relative:text;mso-width-percent:0;mso-height-percent:0;mso-width-relative:margin;mso-height-relative:margin;v-text-anchor:middle" o:gfxdata="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" fillcolor="white [3201]" strokecolor="black [3213]" strokeweight="1pt">
+                <v:textbox>
+                  <w:txbxContent>
+                    <w:p>
+                      <w:pPr>
+                        <w:jc w:val="center"/>
+                      </w:pPr>
+                      <w:r>
+                        <w:t>i++</w:t>
+                      </w:r>
+                    </w:p>
+                  </w:txbxContent>
+                </v:textbox>
+              </v:shape>
+            </w:pict>
+          </mc:Fallback>
+        </mc:AlternateContent>
+      </w:r>
+    </w:p>
+    <w:p>
+      <w:pPr>
+        <w:pStyle w:val="NormalWeb"/>
+        <w:rPr>
+          <w:color w:val="000000"/>
+          <w:sz w:val="27"/>
+          <w:szCs w:val="27"/>
+        </w:rPr>
+      </w:pPr>
+    </w:p>
+    <w:p>
+      <w:pPr>
+        <w:pStyle w:val="NormalWeb"/>
+        <w:rPr>
+          <w:color w:val="000000"/>
+          <w:sz w:val="27"/>
+          <w:szCs w:val="27"/>
+        </w:rPr>
+      </w:pPr>
+    </w:p>
+    <w:p>
+      <w:pPr>
+        <w:pStyle w:val="NormalWeb"/>
+        <w:rPr>
+          <w:color w:val="000000"/>
+          <w:sz w:val="27"/>
+          <w:szCs w:val="27"/>
+        </w:rPr>
+      </w:pPr>
+    </w:p>
+    <w:p>
+      <w:pPr>
+        <w:pStyle w:val="NormalWeb"/>
+        <w:rPr>
+          <w:color w:val="000000"/>
+          <w:sz w:val="27"/>
+          <w:szCs w:val="27"/>
+        </w:rPr>
+      </w:pPr>
+    </w:p>
+    <w:p>
+      <w:pPr>
+        <w:pStyle w:val="NormalWeb"/>
+        <w:rPr>
+          <w:color w:val="000000"/>
+          <w:sz w:val="27"/>
+          <w:szCs w:val="27"/>
+        </w:rPr>
+      </w:pPr>
+    </w:p>
+    <w:p>
+      <w:pPr>
+        <w:pStyle w:val="NormalWeb"/>
+        <w:rPr>
+          <w:color w:val="000000"/>
+          <w:sz w:val="27"/>
+          <w:szCs w:val="27"/>
+        </w:rPr>
+      </w:pPr>
+    </w:p>
+    <w:p>
+      <w:pPr>
+        <w:pStyle w:val="NormalWeb"/>
+        <w:rPr>
+          <w:color w:val="000000"/>
+          <w:sz w:val="27"/>
+          <w:szCs w:val="27"/>
+        </w:rPr>
+      </w:pPr>
     </w:p>
     <w:p>
       <w:pPr>
@@ -3580,7 +5348,7 @@
 </file>
 
 <file path=customXml/itemProps1.xml><?xml version="1.0" encoding="utf-8"?>
-<ds:datastoreItem xmlns:ds="http://schemas.openxmlformats.org/officeDocument/2006/customXml" ds:itemID="{0551DB63-D010-499A-8E6B-3C1E0B611122}">
+<ds:datastoreItem xmlns:ds="http://schemas.openxmlformats.org/officeDocument/2006/customXml" ds:itemID="{AD6652C7-0865-4827-A1D6-9218FA7B6076}">
   <ds:schemaRefs>
     <ds:schemaRef ds:uri="http://schemas.openxmlformats.org/officeDocument/2006/bibliography"/>
   </ds:schemaRefs>

--- a/DSA LAB PROGRAM.docx
+++ b/DSA LAB PROGRAM.docx
@@ -1661,7 +1661,7 @@
         <mc:AlternateContent>
           <mc:Choice Requires="wps">
             <w:drawing>
-              <wp:anchor distT="0" distB="0" distL="114300" distR="114300" simplePos="0" relativeHeight="251648000" behindDoc="0" locked="0" layoutInCell="1" allowOverlap="1" wp14:anchorId="2D1AC6BA" wp14:editId="77469E91">
+              <wp:anchor distT="0" distB="0" distL="114300" distR="114300" simplePos="0" relativeHeight="251648000" behindDoc="0" locked="0" layoutInCell="1" allowOverlap="1" wp14:anchorId="4EC2E2D5" wp14:editId="2584ED02">
                 <wp:simplePos x="0" y="0"/>
                 <wp:positionH relativeFrom="margin">
                   <wp:posOffset>886460</wp:posOffset>
@@ -1771,7 +1771,7 @@
         <mc:AlternateContent>
           <mc:Choice Requires="wps">
             <w:drawing>
-              <wp:anchor distT="0" distB="0" distL="114300" distR="114300" simplePos="0" relativeHeight="251678720" behindDoc="0" locked="0" layoutInCell="1" allowOverlap="1" wp14:anchorId="6B3E0813" wp14:editId="45C8B438">
+              <wp:anchor distT="0" distB="0" distL="114300" distR="114300" simplePos="0" relativeHeight="251678720" behindDoc="0" locked="0" layoutInCell="1" allowOverlap="1" wp14:anchorId="77852137" wp14:editId="495843B9">
                 <wp:simplePos x="0" y="0"/>
                 <wp:positionH relativeFrom="column">
                   <wp:posOffset>1510665</wp:posOffset>
@@ -1853,7 +1853,7 @@
         <mc:AlternateContent>
           <mc:Choice Requires="wpg">
             <w:drawing>
-              <wp:anchor distT="0" distB="0" distL="114300" distR="114300" simplePos="0" relativeHeight="251721728" behindDoc="0" locked="0" layoutInCell="1" allowOverlap="1">
+              <wp:anchor distT="0" distB="0" distL="114300" distR="114300" simplePos="0" relativeHeight="251721728" behindDoc="0" locked="0" layoutInCell="1" allowOverlap="1" wp14:anchorId="5A2AFD14" wp14:editId="3E3BBF2F">
                 <wp:simplePos x="0" y="0"/>
                 <wp:positionH relativeFrom="column">
                   <wp:posOffset>0</wp:posOffset>
@@ -2001,7 +2001,7 @@
         <mc:AlternateContent>
           <mc:Choice Requires="wps">
             <w:drawing>
-              <wp:anchor distT="0" distB="0" distL="114300" distR="114300" simplePos="0" relativeHeight="251680768" behindDoc="0" locked="0" layoutInCell="1" allowOverlap="1" wp14:anchorId="365053FD" wp14:editId="42B2ECB3">
+              <wp:anchor distT="0" distB="0" distL="114300" distR="114300" simplePos="0" relativeHeight="251680768" behindDoc="0" locked="0" layoutInCell="1" allowOverlap="1" wp14:anchorId="15223C87" wp14:editId="5D78C156">
                 <wp:simplePos x="0" y="0"/>
                 <wp:positionH relativeFrom="column">
                   <wp:posOffset>1511935</wp:posOffset>
@@ -2083,7 +2083,7 @@
         <mc:AlternateContent>
           <mc:Choice Requires="wpg">
             <w:drawing>
-              <wp:anchor distT="0" distB="0" distL="114300" distR="114300" simplePos="0" relativeHeight="251715584" behindDoc="0" locked="0" layoutInCell="1" allowOverlap="1" wp14:anchorId="605DF9AD" wp14:editId="10404FB2">
+              <wp:anchor distT="0" distB="0" distL="114300" distR="114300" simplePos="0" relativeHeight="251715584" behindDoc="0" locked="0" layoutInCell="1" allowOverlap="1" wp14:anchorId="7C9DE637" wp14:editId="5095D459">
                 <wp:simplePos x="0" y="0"/>
                 <wp:positionH relativeFrom="column">
                   <wp:posOffset>232913</wp:posOffset>
@@ -2231,7 +2231,7 @@
         <mc:AlternateContent>
           <mc:Choice Requires="wps">
             <w:drawing>
-              <wp:anchor distT="0" distB="0" distL="114300" distR="114300" simplePos="0" relativeHeight="251649024" behindDoc="0" locked="0" layoutInCell="1" allowOverlap="1" wp14:anchorId="0E3E1E15" wp14:editId="0014CADF">
+              <wp:anchor distT="0" distB="0" distL="114300" distR="114300" simplePos="0" relativeHeight="251649024" behindDoc="0" locked="0" layoutInCell="1" allowOverlap="1" wp14:anchorId="1F004AA7" wp14:editId="693CA6DB">
                 <wp:simplePos x="0" y="0"/>
                 <wp:positionH relativeFrom="margin">
                   <wp:posOffset>836930</wp:posOffset>
@@ -2347,13 +2347,13 @@
         <mc:AlternateContent>
           <mc:Choice Requires="wps">
             <w:drawing>
-              <wp:anchor distT="0" distB="0" distL="114300" distR="114300" simplePos="0" relativeHeight="251650048" behindDoc="0" locked="0" layoutInCell="1" allowOverlap="1" wp14:anchorId="213F86E4" wp14:editId="1D269D8A">
+              <wp:anchor distT="0" distB="0" distL="114300" distR="114300" simplePos="0" relativeHeight="251650048" behindDoc="0" locked="0" layoutInCell="1" allowOverlap="1" wp14:anchorId="56DA169E" wp14:editId="07A29D4B">
                 <wp:simplePos x="0" y="0"/>
                 <wp:positionH relativeFrom="column">
-                  <wp:posOffset>377825</wp:posOffset>
+                  <wp:posOffset>471170</wp:posOffset>
                 </wp:positionH>
                 <wp:positionV relativeFrom="paragraph">
-                  <wp:posOffset>254371</wp:posOffset>
+                  <wp:posOffset>273050</wp:posOffset>
                 </wp:positionV>
                 <wp:extent cx="2303145" cy="517525"/>
                 <wp:effectExtent l="38100" t="19050" r="20955" b="34925"/>
@@ -2439,7 +2439,11 @@
           </mc:Choice>
           <mc:Fallback>
             <w:pict>
-              <v:shape w14:anchorId="213F86E4" id="Flowchart: Decision 15" o:spid="_x0000_s1034" type="#_x0000_t110" style="position:absolute;margin-left:29.75pt;margin-top:20.05pt;width:181.35pt;height:40.75pt;z-index:251650048;visibility:visible;mso-wrap-style:square;mso-width-percent:0;mso-height-percent:0;mso-wrap-distance-left:9pt;mso-wrap-distance-top:0;mso-wrap-distance-right:9pt;mso-wrap-distance-bottom:0;mso-position-horizontal:absolute;mso-position-horizontal-relative:text;mso-position-vertical:absolute;mso-position-vertical-relative:text;mso-width-percent:0;mso-height-percent:0;mso-width-relative:margin;mso-height-relative:margin;v-text-anchor:middle" o:gfxdata="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" fillcolor="white [3201]" strokecolor="black [3213]" strokeweight="1pt">
+              <v:shapetype w14:anchorId="56DA169E" id="_x0000_t110" coordsize="21600,21600" o:spt="110" path="m10800,l,10800,10800,21600,21600,10800xe">
+                <v:stroke joinstyle="miter"/>
+                <v:path gradientshapeok="t" o:connecttype="rect" textboxrect="5400,5400,16200,16200"/>
+              </v:shapetype>
+              <v:shape id="Flowchart: Decision 15" o:spid="_x0000_s1034" type="#_x0000_t110" style="position:absolute;margin-left:37.1pt;margin-top:21.5pt;width:181.35pt;height:40.75pt;z-index:251650048;visibility:visible;mso-wrap-style:square;mso-width-percent:0;mso-height-percent:0;mso-wrap-distance-left:9pt;mso-wrap-distance-top:0;mso-wrap-distance-right:9pt;mso-wrap-distance-bottom:0;mso-position-horizontal:absolute;mso-position-horizontal-relative:text;mso-position-vertical:absolute;mso-position-vertical-relative:text;mso-width-percent:0;mso-height-percent:0;mso-width-relative:margin;mso-height-relative:margin;v-text-anchor:middle" o:gfxdata="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" fillcolor="white [3201]" strokecolor="black [3213]" strokeweight="1pt">
                 <v:textbox>
                   <w:txbxContent>
                     <w:p>
@@ -2482,7 +2486,7 @@
         <mc:AlternateContent>
           <mc:Choice Requires="wps">
             <w:drawing>
-              <wp:anchor distT="0" distB="0" distL="114300" distR="114300" simplePos="0" relativeHeight="251682816" behindDoc="0" locked="0" layoutInCell="1" allowOverlap="1" wp14:anchorId="6D768043" wp14:editId="76236EF7">
+              <wp:anchor distT="0" distB="0" distL="114300" distR="114300" simplePos="0" relativeHeight="251682816" behindDoc="0" locked="0" layoutInCell="1" allowOverlap="1" wp14:anchorId="0478FD53" wp14:editId="309AF9AC">
                 <wp:simplePos x="0" y="0"/>
                 <wp:positionH relativeFrom="column">
                   <wp:posOffset>1518920</wp:posOffset>
@@ -2564,7 +2568,7 @@
         <mc:AlternateContent>
           <mc:Choice Requires="wpg">
             <w:drawing>
-              <wp:anchor distT="0" distB="0" distL="114300" distR="114300" simplePos="0" relativeHeight="251727872" behindDoc="0" locked="0" layoutInCell="1" allowOverlap="1">
+              <wp:anchor distT="0" distB="0" distL="114300" distR="114300" simplePos="0" relativeHeight="251727872" behindDoc="0" locked="0" layoutInCell="1" allowOverlap="1" wp14:anchorId="238AC2BA" wp14:editId="1D5D2CE5">
                 <wp:simplePos x="0" y="0"/>
                 <wp:positionH relativeFrom="column">
                   <wp:posOffset>1526875</wp:posOffset>
@@ -2687,10 +2691,14 @@
           </mc:Choice>
           <mc:Fallback>
             <w:pict>
-              <v:group w14:anchorId="7B196F7E" id="Group 71" o:spid="_x0000_s1026" style="position:absolute;margin-left:120.25pt;margin-top:9.1pt;width:151.2pt;height:95.75pt;z-index:251727872" coordsize="19202,12163" o:gfxdata="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">
+              <v:group w14:anchorId="19B31662" id="Group 71" o:spid="_x0000_s1026" style="position:absolute;margin-left:120.25pt;margin-top:9.1pt;width:151.2pt;height:95.75pt;z-index:251727872" coordsize="19202,12163" o:gfxdata="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">
                 <v:line id="Straight Connector 69" o:spid="_x0000_s1027" style="position:absolute;rotation:180;visibility:visible;mso-wrap-style:square" from="19150,0" to="19150,12163" o:connectortype="straight" o:gfxdata="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" strokecolor="black [3200]" strokeweight=".5pt">
                   <v:stroke joinstyle="miter"/>
                 </v:line>
+                <v:shapetype id="_x0000_t32" coordsize="21600,21600" o:spt="32" o:oned="t" path="m,l21600,21600e" filled="f">
+                  <v:path arrowok="t" fillok="f" o:connecttype="none"/>
+                  <o:lock v:ext="edit" shapetype="t"/>
+                </v:shapetype>
                 <v:shape id="Straight Arrow Connector 68" o:spid="_x0000_s1028" type="#_x0000_t32" style="position:absolute;top:11818;width:19202;height:0;rotation:180;visibility:visible;mso-wrap-style:square" o:connectortype="straight" o:gfxdata="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" strokecolor="black [3200]" strokeweight=".5pt">
                   <v:stroke endarrow="block" joinstyle="miter"/>
                 </v:shape>
@@ -2939,8 +2947,6 @@
           <w:szCs w:val="27"/>
         </w:rPr>
       </w:pPr>
-      <w:bookmarkStart w:id="0" w:name="_GoBack"/>
-      <w:bookmarkEnd w:id="0"/>
       <w:r>
         <w:rPr>
           <w:noProof/>
@@ -3273,7 +3279,7 @@
           </mc:Choice>
           <mc:Fallback>
             <w:pict>
-              <v:shape w14:anchorId="4B959116" id="Straight Arrow Connector 49" o:spid="_x0000_s1026" type="#_x0000_t32" style="position:absolute;margin-left:121.95pt;margin-top:137.25pt;width:0;height:14.4pt;z-index:251700224;visibility:visible;mso-wrap-style:square;mso-height-percent:0;mso-wrap-distance-left:9pt;mso-wrap-distance-top:0;mso-wrap-distance-right:9pt;mso-wrap-distance-bottom:0;mso-position-horizontal:absolute;mso-position-horizontal-relative:text;mso-position-vertical:absolute;mso-position-vertical-relative:text;mso-height-percent:0;mso-height-relative:margin" o:gfxdata="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" strokecolor="black [3200]" strokeweight=".5pt">
+              <v:shape w14:anchorId="19BE81E0" id="Straight Arrow Connector 49" o:spid="_x0000_s1026" type="#_x0000_t32" style="position:absolute;margin-left:121.95pt;margin-top:137.25pt;width:0;height:14.4pt;z-index:251700224;visibility:visible;mso-wrap-style:square;mso-height-percent:0;mso-wrap-distance-left:9pt;mso-wrap-distance-top:0;mso-wrap-distance-right:9pt;mso-wrap-distance-bottom:0;mso-position-horizontal:absolute;mso-position-horizontal-relative:text;mso-position-vertical:absolute;mso-position-vertical-relative:text;mso-height-percent:0;mso-height-relative:margin" o:gfxdata="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" strokecolor="black [3200]" strokeweight=".5pt">
                 <v:stroke endarrow="block" joinstyle="miter"/>
               </v:shape>
             </w:pict>
@@ -3749,112 +3755,7 @@
         <mc:AlternateContent>
           <mc:Choice Requires="wps">
             <w:drawing>
-              <wp:anchor distT="0" distB="0" distL="114300" distR="114300" simplePos="0" relativeHeight="251693056" behindDoc="0" locked="0" layoutInCell="1" allowOverlap="1" wp14:anchorId="2AA41C95" wp14:editId="74E93CAB">
-                <wp:simplePos x="0" y="0"/>
-                <wp:positionH relativeFrom="column">
-                  <wp:posOffset>841375</wp:posOffset>
-                </wp:positionH>
-                <wp:positionV relativeFrom="paragraph">
-                  <wp:posOffset>549910</wp:posOffset>
-                </wp:positionV>
-                <wp:extent cx="1336675" cy="238125"/>
-                <wp:effectExtent l="19050" t="0" r="15875" b="28575"/>
-                <wp:wrapNone/>
-                <wp:docPr id="20" name="Flowchart: Preparation 20"/>
-                <wp:cNvGraphicFramePr/>
-                <a:graphic xmlns:a="http://schemas.openxmlformats.org/drawingml/2006/main">
-                  <a:graphicData uri="http://schemas.microsoft.com/office/word/2010/wordprocessingShape">
-                    <wps:wsp>
-                      <wps:cNvSpPr/>
-                      <wps:spPr>
-                        <a:xfrm>
-                          <a:off x="0" y="0"/>
-                          <a:ext cx="1336675" cy="238125"/>
-                        </a:xfrm>
-                        <a:prstGeom prst="flowChartPreparation">
-                          <a:avLst/>
-                        </a:prstGeom>
-                        <a:ln>
-                          <a:solidFill>
-                            <a:schemeClr val="tx1"/>
-                          </a:solidFill>
-                        </a:ln>
-                      </wps:spPr>
-                      <wps:style>
-                        <a:lnRef idx="2">
-                          <a:schemeClr val="accent6"/>
-                        </a:lnRef>
-                        <a:fillRef idx="1">
-                          <a:schemeClr val="lt1"/>
-                        </a:fillRef>
-                        <a:effectRef idx="0">
-                          <a:schemeClr val="accent6"/>
-                        </a:effectRef>
-                        <a:fontRef idx="minor">
-                          <a:schemeClr val="dk1"/>
-                        </a:fontRef>
-                      </wps:style>
-                      <wps:txbx>
-                        <w:txbxContent>
-                          <w:p>
-                            <w:pPr>
-                              <w:jc w:val="center"/>
-                            </w:pPr>
-                            <w:r>
-                              <w:t>i=0; i&lt;n-1;</w:t>
-                            </w:r>
-                          </w:p>
-                        </w:txbxContent>
-                      </wps:txbx>
-                      <wps:bodyPr rot="0" spcFirstLastPara="0" vertOverflow="overflow" horzOverflow="overflow" vert="horz" wrap="square" lIns="91440" tIns="45720" rIns="91440" bIns="45720" numCol="1" spcCol="0" rtlCol="0" fromWordArt="0" anchor="ctr" anchorCtr="0" forceAA="0" compatLnSpc="1">
-                        <a:prstTxWarp prst="textNoShape">
-                          <a:avLst/>
-                        </a:prstTxWarp>
-                        <a:noAutofit/>
-                      </wps:bodyPr>
-                    </wps:wsp>
-                  </a:graphicData>
-                </a:graphic>
-                <wp14:sizeRelH relativeFrom="margin">
-                  <wp14:pctWidth>0</wp14:pctWidth>
-                </wp14:sizeRelH>
-                <wp14:sizeRelV relativeFrom="margin">
-                  <wp14:pctHeight>0</wp14:pctHeight>
-                </wp14:sizeRelV>
-              </wp:anchor>
-            </w:drawing>
-          </mc:Choice>
-          <mc:Fallback>
-            <w:pict>
-              <v:shape w14:anchorId="2AA41C95" id="Flowchart: Preparation 20" o:spid="_x0000_s1040" type="#_x0000_t117" style="position:absolute;margin-left:66.25pt;margin-top:43.3pt;width:105.25pt;height:18.75pt;z-index:251693056;visibility:visible;mso-wrap-style:square;mso-width-percent:0;mso-height-percent:0;mso-wrap-distance-left:9pt;mso-wrap-distance-top:0;mso-wrap-distance-right:9pt;mso-wrap-distance-bottom:0;mso-position-horizontal:absolute;mso-position-horizontal-relative:text;mso-position-vertical:absolute;mso-position-vertical-relative:text;mso-width-percent:0;mso-height-percent:0;mso-width-relative:margin;mso-height-relative:margin;v-text-anchor:middle" o:gfxdata="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" fillcolor="white [3201]" strokecolor="black [3213]" strokeweight="1pt">
-                <v:textbox>
-                  <w:txbxContent>
-                    <w:p>
-                      <w:pPr>
-                        <w:jc w:val="center"/>
-                      </w:pPr>
-                      <w:r>
-                        <w:t>i=0; i&lt;n-1;</w:t>
-                      </w:r>
-                    </w:p>
-                  </w:txbxContent>
-                </v:textbox>
-              </v:shape>
-            </w:pict>
-          </mc:Fallback>
-        </mc:AlternateContent>
-      </w:r>
-      <w:r>
-        <w:rPr>
-          <w:noProof/>
-          <w:color w:val="000000"/>
-          <w:sz w:val="27"/>
-          <w:szCs w:val="27"/>
-        </w:rPr>
-        <mc:AlternateContent>
-          <mc:Choice Requires="wps">
-            <w:drawing>
-              <wp:anchor distT="0" distB="0" distL="114300" distR="114300" simplePos="0" relativeHeight="251691008" behindDoc="0" locked="0" layoutInCell="1" allowOverlap="1" wp14:anchorId="1DF8F240" wp14:editId="72724030">
+              <wp:anchor distT="0" distB="0" distL="114300" distR="114300" simplePos="0" relativeHeight="251691008" behindDoc="0" locked="0" layoutInCell="1" allowOverlap="1" wp14:anchorId="0C30E2D2" wp14:editId="4A7A3FEC">
                 <wp:simplePos x="0" y="0"/>
                 <wp:positionH relativeFrom="column">
                   <wp:posOffset>1545590</wp:posOffset>
@@ -3909,7 +3810,7 @@
           </mc:Choice>
           <mc:Fallback>
             <w:pict>
-              <v:shape w14:anchorId="15B71196" id="Straight Arrow Connector 45" o:spid="_x0000_s1026" type="#_x0000_t32" style="position:absolute;margin-left:121.7pt;margin-top:28.6pt;width:0;height:14.4pt;z-index:251691008;visibility:visible;mso-wrap-style:square;mso-height-percent:0;mso-wrap-distance-left:9pt;mso-wrap-distance-top:0;mso-wrap-distance-right:9pt;mso-wrap-distance-bottom:0;mso-position-horizontal:absolute;mso-position-horizontal-relative:text;mso-position-vertical:absolute;mso-position-vertical-relative:text;mso-height-percent:0;mso-height-relative:margin" o:gfxdata="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" strokecolor="black [3200]" strokeweight=".5pt">
+              <v:shape w14:anchorId="2803CE05" id="Straight Arrow Connector 45" o:spid="_x0000_s1026" type="#_x0000_t32" style="position:absolute;margin-left:121.7pt;margin-top:28.6pt;width:0;height:14.4pt;z-index:251691008;visibility:visible;mso-wrap-style:square;mso-height-percent:0;mso-wrap-distance-left:9pt;mso-wrap-distance-top:0;mso-wrap-distance-right:9pt;mso-wrap-distance-bottom:0;mso-position-horizontal:absolute;mso-position-horizontal-relative:text;mso-position-vertical:absolute;mso-position-vertical-relative:text;mso-height-percent:0;mso-height-relative:margin" o:gfxdata="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" strokecolor="black [3200]" strokeweight=".5pt">
                 <v:stroke endarrow="block" joinstyle="miter"/>
               </v:shape>
             </w:pict>
@@ -3926,7 +3827,7 @@
         <mc:AlternateContent>
           <mc:Choice Requires="wps">
             <w:drawing>
-              <wp:anchor distT="0" distB="0" distL="114300" distR="114300" simplePos="0" relativeHeight="251660288" behindDoc="0" locked="0" layoutInCell="1" allowOverlap="1" wp14:anchorId="24156175" wp14:editId="63488E42">
+              <wp:anchor distT="0" distB="0" distL="114300" distR="114300" simplePos="0" relativeHeight="251660288" behindDoc="0" locked="0" layoutInCell="1" allowOverlap="1" wp14:anchorId="4EF30BF6" wp14:editId="5D1EC44B">
                 <wp:simplePos x="0" y="0"/>
                 <wp:positionH relativeFrom="column">
                   <wp:posOffset>1139825</wp:posOffset>
@@ -4031,86 +3932,1093 @@
           <w:szCs w:val="27"/>
         </w:rPr>
       </w:pPr>
-    </w:p>
-    <w:p>
-      <w:pPr>
-        <w:pStyle w:val="NormalWeb"/>
-        <w:rPr>
-          <w:color w:val="000000"/>
-          <w:sz w:val="27"/>
-          <w:szCs w:val="27"/>
-        </w:rPr>
-      </w:pPr>
-    </w:p>
-    <w:p>
-      <w:pPr>
-        <w:pStyle w:val="NormalWeb"/>
-        <w:rPr>
-          <w:color w:val="000000"/>
-          <w:sz w:val="27"/>
-          <w:szCs w:val="27"/>
-        </w:rPr>
-      </w:pPr>
-    </w:p>
-    <w:p>
-      <w:pPr>
-        <w:pStyle w:val="NormalWeb"/>
-        <w:rPr>
-          <w:color w:val="000000"/>
-          <w:sz w:val="27"/>
-          <w:szCs w:val="27"/>
-        </w:rPr>
-      </w:pPr>
-    </w:p>
-    <w:p>
-      <w:pPr>
-        <w:pStyle w:val="NormalWeb"/>
-        <w:rPr>
-          <w:color w:val="000000"/>
-          <w:sz w:val="27"/>
-          <w:szCs w:val="27"/>
-        </w:rPr>
-      </w:pPr>
-    </w:p>
-    <w:p>
-      <w:pPr>
-        <w:pStyle w:val="NormalWeb"/>
-        <w:rPr>
-          <w:color w:val="000000"/>
-          <w:sz w:val="27"/>
-          <w:szCs w:val="27"/>
-        </w:rPr>
-      </w:pPr>
-    </w:p>
-    <w:p>
-      <w:pPr>
-        <w:pStyle w:val="NormalWeb"/>
-        <w:rPr>
-          <w:color w:val="000000"/>
-          <w:sz w:val="27"/>
-          <w:szCs w:val="27"/>
-        </w:rPr>
-      </w:pPr>
-    </w:p>
-    <w:p>
-      <w:pPr>
-        <w:pStyle w:val="NormalWeb"/>
-        <w:rPr>
-          <w:color w:val="000000"/>
-          <w:sz w:val="27"/>
-          <w:szCs w:val="27"/>
-        </w:rPr>
-      </w:pPr>
-    </w:p>
-    <w:p>
-      <w:pPr>
-        <w:pStyle w:val="NormalWeb"/>
-        <w:rPr>
-          <w:color w:val="000000"/>
-          <w:sz w:val="27"/>
-          <w:szCs w:val="27"/>
-        </w:rPr>
-      </w:pPr>
+      <w:r>
+        <w:rPr>
+          <w:noProof/>
+          <w:color w:val="000000"/>
+          <w:sz w:val="27"/>
+          <w:szCs w:val="27"/>
+        </w:rPr>
+        <mc:AlternateContent>
+          <mc:Choice Requires="wps">
+            <w:drawing>
+              <wp:anchor distT="0" distB="0" distL="114300" distR="114300" simplePos="0" relativeHeight="251729920" behindDoc="0" locked="0" layoutInCell="1" allowOverlap="1" wp14:anchorId="5FE3EFBB" wp14:editId="4670C74E">
+                <wp:simplePos x="0" y="0"/>
+                <wp:positionH relativeFrom="margin">
+                  <wp:posOffset>84455</wp:posOffset>
+                </wp:positionH>
+                <wp:positionV relativeFrom="paragraph">
+                  <wp:posOffset>312420</wp:posOffset>
+                </wp:positionV>
+                <wp:extent cx="9525" cy="942975"/>
+                <wp:effectExtent l="0" t="0" r="28575" b="28575"/>
+                <wp:wrapNone/>
+                <wp:docPr id="11" name="Straight Connector 11"/>
+                <wp:cNvGraphicFramePr/>
+                <a:graphic xmlns:a="http://schemas.openxmlformats.org/drawingml/2006/main">
+                  <a:graphicData uri="http://schemas.microsoft.com/office/word/2010/wordprocessingShape">
+                    <wps:wsp>
+                      <wps:cNvCnPr/>
+                      <wps:spPr>
+                        <a:xfrm flipH="1" flipV="1">
+                          <a:off x="0" y="0"/>
+                          <a:ext cx="9525" cy="942975"/>
+                        </a:xfrm>
+                        <a:prstGeom prst="line">
+                          <a:avLst/>
+                        </a:prstGeom>
+                      </wps:spPr>
+                      <wps:style>
+                        <a:lnRef idx="1">
+                          <a:schemeClr val="dk1"/>
+                        </a:lnRef>
+                        <a:fillRef idx="0">
+                          <a:schemeClr val="dk1"/>
+                        </a:fillRef>
+                        <a:effectRef idx="0">
+                          <a:schemeClr val="dk1"/>
+                        </a:effectRef>
+                        <a:fontRef idx="minor">
+                          <a:schemeClr val="tx1"/>
+                        </a:fontRef>
+                      </wps:style>
+                      <wps:bodyPr/>
+                    </wps:wsp>
+                  </a:graphicData>
+                </a:graphic>
+                <wp14:sizeRelH relativeFrom="margin">
+                  <wp14:pctWidth>0</wp14:pctWidth>
+                </wp14:sizeRelH>
+                <wp14:sizeRelV relativeFrom="margin">
+                  <wp14:pctHeight>0</wp14:pctHeight>
+                </wp14:sizeRelV>
+              </wp:anchor>
+            </w:drawing>
+          </mc:Choice>
+          <mc:Fallback>
+            <w:pict>
+              <v:line w14:anchorId="0ADEA46A" id="Straight Connector 11" o:spid="_x0000_s1026" style="position:absolute;flip:x y;z-index:251729920;visibility:visible;mso-wrap-style:square;mso-width-percent:0;mso-height-percent:0;mso-wrap-distance-left:9pt;mso-wrap-distance-top:0;mso-wrap-distance-right:9pt;mso-wrap-distance-bottom:0;mso-position-horizontal:absolute;mso-position-horizontal-relative:margin;mso-position-vertical:absolute;mso-position-vertical-relative:text;mso-width-percent:0;mso-height-percent:0;mso-width-relative:margin;mso-height-relative:margin" from="6.65pt,24.6pt" to="7.4pt,98.85pt" o:gfxdata="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" strokecolor="black [3200]" strokeweight=".5pt">
+                <v:stroke joinstyle="miter"/>
+                <w10:wrap anchorx="margin"/>
+              </v:line>
+            </w:pict>
+          </mc:Fallback>
+        </mc:AlternateContent>
+      </w:r>
+      <w:r>
+        <w:rPr>
+          <w:noProof/>
+          <w:color w:val="000000"/>
+          <w:sz w:val="27"/>
+          <w:szCs w:val="27"/>
+        </w:rPr>
+        <mc:AlternateContent>
+          <mc:Choice Requires="wps">
+            <w:drawing>
+              <wp:anchor distT="0" distB="0" distL="114300" distR="114300" simplePos="0" relativeHeight="251734016" behindDoc="0" locked="0" layoutInCell="1" allowOverlap="1" wp14:anchorId="13C37DEF" wp14:editId="4DC2F817">
+                <wp:simplePos x="0" y="0"/>
+                <wp:positionH relativeFrom="column">
+                  <wp:posOffset>71120</wp:posOffset>
+                </wp:positionH>
+                <wp:positionV relativeFrom="paragraph">
+                  <wp:posOffset>315044</wp:posOffset>
+                </wp:positionV>
+                <wp:extent cx="806768" cy="14380"/>
+                <wp:effectExtent l="0" t="76200" r="31750" b="81280"/>
+                <wp:wrapNone/>
+                <wp:docPr id="18" name="Straight Arrow Connector 18"/>
+                <wp:cNvGraphicFramePr/>
+                <a:graphic xmlns:a="http://schemas.openxmlformats.org/drawingml/2006/main">
+                  <a:graphicData uri="http://schemas.microsoft.com/office/word/2010/wordprocessingShape">
+                    <wps:wsp>
+                      <wps:cNvCnPr/>
+                      <wps:spPr>
+                        <a:xfrm flipV="1">
+                          <a:off x="0" y="0"/>
+                          <a:ext cx="806768" cy="14380"/>
+                        </a:xfrm>
+                        <a:prstGeom prst="straightConnector1">
+                          <a:avLst/>
+                        </a:prstGeom>
+                        <a:ln>
+                          <a:tailEnd type="triangle"/>
+                        </a:ln>
+                      </wps:spPr>
+                      <wps:style>
+                        <a:lnRef idx="1">
+                          <a:schemeClr val="dk1"/>
+                        </a:lnRef>
+                        <a:fillRef idx="0">
+                          <a:schemeClr val="dk1"/>
+                        </a:fillRef>
+                        <a:effectRef idx="0">
+                          <a:schemeClr val="dk1"/>
+                        </a:effectRef>
+                        <a:fontRef idx="minor">
+                          <a:schemeClr val="tx1"/>
+                        </a:fontRef>
+                      </wps:style>
+                      <wps:bodyPr/>
+                    </wps:wsp>
+                  </a:graphicData>
+                </a:graphic>
+                <wp14:sizeRelH relativeFrom="margin">
+                  <wp14:pctWidth>0</wp14:pctWidth>
+                </wp14:sizeRelH>
+                <wp14:sizeRelV relativeFrom="margin">
+                  <wp14:pctHeight>0</wp14:pctHeight>
+                </wp14:sizeRelV>
+              </wp:anchor>
+            </w:drawing>
+          </mc:Choice>
+          <mc:Fallback>
+            <w:pict>
+              <v:shape w14:anchorId="1AE9D9C9" id="Straight Arrow Connector 18" o:spid="_x0000_s1026" type="#_x0000_t32" style="position:absolute;margin-left:5.6pt;margin-top:24.8pt;width:63.55pt;height:1.15pt;flip:y;z-index:251734016;visibility:visible;mso-wrap-style:square;mso-width-percent:0;mso-height-percent:0;mso-wrap-distance-left:9pt;mso-wrap-distance-top:0;mso-wrap-distance-right:9pt;mso-wrap-distance-bottom:0;mso-position-horizontal:absolute;mso-position-horizontal-relative:text;mso-position-vertical:absolute;mso-position-vertical-relative:text;mso-width-percent:0;mso-height-percent:0;mso-width-relative:margin;mso-height-relative:margin" o:gfxdata="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" strokecolor="black [3200]" strokeweight=".5pt">
+                <v:stroke endarrow="block" joinstyle="miter"/>
+              </v:shape>
+            </w:pict>
+          </mc:Fallback>
+        </mc:AlternateContent>
+      </w:r>
+      <w:r>
+        <w:rPr>
+          <w:noProof/>
+          <w:color w:val="000000"/>
+          <w:sz w:val="27"/>
+          <w:szCs w:val="27"/>
+        </w:rPr>
+        <mc:AlternateContent>
+          <mc:Choice Requires="wps">
+            <w:drawing>
+              <wp:anchor distT="0" distB="0" distL="114300" distR="114300" simplePos="0" relativeHeight="251693056" behindDoc="0" locked="0" layoutInCell="1" allowOverlap="1" wp14:anchorId="31C4234E" wp14:editId="4C8B2AB2">
+                <wp:simplePos x="0" y="0"/>
+                <wp:positionH relativeFrom="column">
+                  <wp:posOffset>889000</wp:posOffset>
+                </wp:positionH>
+                <wp:positionV relativeFrom="paragraph">
+                  <wp:posOffset>193675</wp:posOffset>
+                </wp:positionV>
+                <wp:extent cx="1336675" cy="238125"/>
+                <wp:effectExtent l="19050" t="0" r="15875" b="28575"/>
+                <wp:wrapNone/>
+                <wp:docPr id="20" name="Flowchart: Preparation 20"/>
+                <wp:cNvGraphicFramePr/>
+                <a:graphic xmlns:a="http://schemas.openxmlformats.org/drawingml/2006/main">
+                  <a:graphicData uri="http://schemas.microsoft.com/office/word/2010/wordprocessingShape">
+                    <wps:wsp>
+                      <wps:cNvSpPr/>
+                      <wps:spPr>
+                        <a:xfrm>
+                          <a:off x="0" y="0"/>
+                          <a:ext cx="1336675" cy="238125"/>
+                        </a:xfrm>
+                        <a:prstGeom prst="flowChartPreparation">
+                          <a:avLst/>
+                        </a:prstGeom>
+                        <a:ln>
+                          <a:solidFill>
+                            <a:schemeClr val="tx1"/>
+                          </a:solidFill>
+                        </a:ln>
+                      </wps:spPr>
+                      <wps:style>
+                        <a:lnRef idx="2">
+                          <a:schemeClr val="accent6"/>
+                        </a:lnRef>
+                        <a:fillRef idx="1">
+                          <a:schemeClr val="lt1"/>
+                        </a:fillRef>
+                        <a:effectRef idx="0">
+                          <a:schemeClr val="accent6"/>
+                        </a:effectRef>
+                        <a:fontRef idx="minor">
+                          <a:schemeClr val="dk1"/>
+                        </a:fontRef>
+                      </wps:style>
+                      <wps:txbx>
+                        <w:txbxContent>
+                          <w:p>
+                            <w:pPr>
+                              <w:jc w:val="center"/>
+                            </w:pPr>
+                            <w:r>
+                              <w:t>i=0; i&lt;n-1;</w:t>
+                            </w:r>
+                          </w:p>
+                        </w:txbxContent>
+                      </wps:txbx>
+                      <wps:bodyPr rot="0" spcFirstLastPara="0" vertOverflow="overflow" horzOverflow="overflow" vert="horz" wrap="square" lIns="91440" tIns="45720" rIns="91440" bIns="45720" numCol="1" spcCol="0" rtlCol="0" fromWordArt="0" anchor="ctr" anchorCtr="0" forceAA="0" compatLnSpc="1">
+                        <a:prstTxWarp prst="textNoShape">
+                          <a:avLst/>
+                        </a:prstTxWarp>
+                        <a:noAutofit/>
+                      </wps:bodyPr>
+                    </wps:wsp>
+                  </a:graphicData>
+                </a:graphic>
+                <wp14:sizeRelH relativeFrom="margin">
+                  <wp14:pctWidth>0</wp14:pctWidth>
+                </wp14:sizeRelH>
+                <wp14:sizeRelV relativeFrom="margin">
+                  <wp14:pctHeight>0</wp14:pctHeight>
+                </wp14:sizeRelV>
+              </wp:anchor>
+            </w:drawing>
+          </mc:Choice>
+          <mc:Fallback>
+            <w:pict>
+              <v:shapetype w14:anchorId="31C4234E" id="_x0000_t117" coordsize="21600,21600" o:spt="117" path="m4353,l17214,r4386,10800l17214,21600r-12861,l,10800xe">
+                <v:stroke joinstyle="miter"/>
+                <v:path gradientshapeok="t" o:connecttype="rect" textboxrect="4353,0,17214,21600"/>
+              </v:shapetype>
+              <v:shape id="Flowchart: Preparation 20" o:spid="_x0000_s1041" type="#_x0000_t117" style="position:absolute;margin-left:70pt;margin-top:15.25pt;width:105.25pt;height:18.75pt;z-index:251693056;visibility:visible;mso-wrap-style:square;mso-width-percent:0;mso-height-percent:0;mso-wrap-distance-left:9pt;mso-wrap-distance-top:0;mso-wrap-distance-right:9pt;mso-wrap-distance-bottom:0;mso-position-horizontal:absolute;mso-position-horizontal-relative:text;mso-position-vertical:absolute;mso-position-vertical-relative:text;mso-width-percent:0;mso-height-percent:0;mso-width-relative:margin;mso-height-relative:margin;v-text-anchor:middle" o:gfxdata="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" fillcolor="white [3201]" strokecolor="black [3213]" strokeweight="1pt">
+                <v:textbox>
+                  <w:txbxContent>
+                    <w:p>
+                      <w:pPr>
+                        <w:jc w:val="center"/>
+                      </w:pPr>
+                      <w:r>
+                        <w:t>i=0; i&lt;n-1;</w:t>
+                      </w:r>
+                    </w:p>
+                  </w:txbxContent>
+                </v:textbox>
+              </v:shape>
+            </w:pict>
+          </mc:Fallback>
+        </mc:AlternateContent>
+      </w:r>
+    </w:p>
+    <w:p>
+      <w:pPr>
+        <w:pStyle w:val="NormalWeb"/>
+        <w:rPr>
+          <w:color w:val="000000"/>
+          <w:sz w:val="27"/>
+          <w:szCs w:val="27"/>
+        </w:rPr>
+      </w:pPr>
+    </w:p>
+    <w:p>
+      <w:pPr>
+        <w:pStyle w:val="NormalWeb"/>
+        <w:rPr>
+          <w:color w:val="000000"/>
+          <w:sz w:val="27"/>
+          <w:szCs w:val="27"/>
+        </w:rPr>
+      </w:pPr>
+      <w:bookmarkStart w:id="0" w:name="_GoBack"/>
+      <w:bookmarkEnd w:id="0"/>
+    </w:p>
+    <w:p>
+      <w:pPr>
+        <w:pStyle w:val="NormalWeb"/>
+        <w:rPr>
+          <w:color w:val="000000"/>
+          <w:sz w:val="27"/>
+          <w:szCs w:val="27"/>
+        </w:rPr>
+      </w:pPr>
+      <w:r>
+        <w:rPr>
+          <w:noProof/>
+          <w:color w:val="000000"/>
+          <w:sz w:val="27"/>
+          <w:szCs w:val="27"/>
+        </w:rPr>
+        <mc:AlternateContent>
+          <mc:Choice Requires="wps">
+            <w:drawing>
+              <wp:anchor distT="0" distB="0" distL="114300" distR="114300" simplePos="0" relativeHeight="251735040" behindDoc="0" locked="0" layoutInCell="1" allowOverlap="1">
+                <wp:simplePos x="0" y="0"/>
+                <wp:positionH relativeFrom="column">
+                  <wp:posOffset>95250</wp:posOffset>
+                </wp:positionH>
+                <wp:positionV relativeFrom="paragraph">
+                  <wp:posOffset>107950</wp:posOffset>
+                </wp:positionV>
+                <wp:extent cx="933450" cy="9525"/>
+                <wp:effectExtent l="0" t="0" r="19050" b="28575"/>
+                <wp:wrapNone/>
+                <wp:docPr id="26" name="Straight Connector 26"/>
+                <wp:cNvGraphicFramePr/>
+                <a:graphic xmlns:a="http://schemas.openxmlformats.org/drawingml/2006/main">
+                  <a:graphicData uri="http://schemas.microsoft.com/office/word/2010/wordprocessingShape">
+                    <wps:wsp>
+                      <wps:cNvCnPr/>
+                      <wps:spPr>
+                        <a:xfrm flipH="1" flipV="1">
+                          <a:off x="0" y="0"/>
+                          <a:ext cx="933450" cy="9525"/>
+                        </a:xfrm>
+                        <a:prstGeom prst="line">
+                          <a:avLst/>
+                        </a:prstGeom>
+                      </wps:spPr>
+                      <wps:style>
+                        <a:lnRef idx="1">
+                          <a:schemeClr val="dk1"/>
+                        </a:lnRef>
+                        <a:fillRef idx="0">
+                          <a:schemeClr val="dk1"/>
+                        </a:fillRef>
+                        <a:effectRef idx="0">
+                          <a:schemeClr val="dk1"/>
+                        </a:effectRef>
+                        <a:fontRef idx="minor">
+                          <a:schemeClr val="tx1"/>
+                        </a:fontRef>
+                      </wps:style>
+                      <wps:bodyPr/>
+                    </wps:wsp>
+                  </a:graphicData>
+                </a:graphic>
+              </wp:anchor>
+            </w:drawing>
+          </mc:Choice>
+          <mc:Fallback>
+            <w:pict>
+              <v:line w14:anchorId="421F1429" id="Straight Connector 26" o:spid="_x0000_s1026" style="position:absolute;flip:x y;z-index:251735040;visibility:visible;mso-wrap-style:square;mso-wrap-distance-left:9pt;mso-wrap-distance-top:0;mso-wrap-distance-right:9pt;mso-wrap-distance-bottom:0;mso-position-horizontal:absolute;mso-position-horizontal-relative:text;mso-position-vertical:absolute;mso-position-vertical-relative:text" from="7.5pt,8.5pt" to="81pt,9.25pt" o:gfxdata="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" strokecolor="black [3200]" strokeweight=".5pt">
+                <v:stroke joinstyle="miter"/>
+              </v:line>
+            </w:pict>
+          </mc:Fallback>
+        </mc:AlternateContent>
+      </w:r>
+    </w:p>
+    <w:p>
+      <w:pPr>
+        <w:pStyle w:val="NormalWeb"/>
+        <w:rPr>
+          <w:color w:val="000000"/>
+          <w:sz w:val="27"/>
+          <w:szCs w:val="27"/>
+        </w:rPr>
+      </w:pPr>
+      <w:r>
+        <w:rPr>
+          <w:color w:val="000000"/>
+          <w:sz w:val="27"/>
+          <w:szCs w:val="27"/>
+        </w:rPr>
+        <w:lastRenderedPageBreak/>
+        <w:t>CODE:</w:t>
+      </w:r>
+    </w:p>
+    <w:p>
+      <w:pPr>
+        <w:pStyle w:val="NormalWeb"/>
+        <w:rPr>
+          <w:color w:val="000000"/>
+          <w:sz w:val="27"/>
+          <w:szCs w:val="27"/>
+        </w:rPr>
+      </w:pPr>
+      <w:r>
+        <w:rPr>
+          <w:color w:val="000000"/>
+          <w:sz w:val="27"/>
+          <w:szCs w:val="27"/>
+        </w:rPr>
+        <w:t>#include&lt;Stdio.h&gt;</w:t>
+      </w:r>
+    </w:p>
+    <w:p>
+      <w:pPr>
+        <w:pStyle w:val="NormalWeb"/>
+        <w:rPr>
+          <w:color w:val="000000"/>
+          <w:sz w:val="27"/>
+          <w:szCs w:val="27"/>
+        </w:rPr>
+      </w:pPr>
+      <w:r>
+        <w:rPr>
+          <w:color w:val="000000"/>
+          <w:sz w:val="27"/>
+          <w:szCs w:val="27"/>
+        </w:rPr>
+        <w:t>int main()</w:t>
+      </w:r>
+    </w:p>
+    <w:p>
+      <w:pPr>
+        <w:pStyle w:val="NormalWeb"/>
+        <w:rPr>
+          <w:color w:val="000000"/>
+          <w:sz w:val="27"/>
+          <w:szCs w:val="27"/>
+        </w:rPr>
+      </w:pPr>
+      <w:r>
+        <w:rPr>
+          <w:color w:val="000000"/>
+          <w:sz w:val="27"/>
+          <w:szCs w:val="27"/>
+        </w:rPr>
+        <w:t>{</w:t>
+      </w:r>
+    </w:p>
+    <w:p>
+      <w:pPr>
+        <w:pStyle w:val="NormalWeb"/>
+        <w:rPr>
+          <w:color w:val="000000"/>
+          <w:sz w:val="27"/>
+          <w:szCs w:val="27"/>
+        </w:rPr>
+      </w:pPr>
+      <w:r>
+        <w:rPr>
+          <w:color w:val="000000"/>
+          <w:sz w:val="27"/>
+          <w:szCs w:val="27"/>
+        </w:rPr>
+        <w:t>int n,temp;</w:t>
+      </w:r>
+    </w:p>
+    <w:p>
+      <w:pPr>
+        <w:pStyle w:val="NormalWeb"/>
+        <w:rPr>
+          <w:color w:val="000000"/>
+          <w:sz w:val="27"/>
+          <w:szCs w:val="27"/>
+        </w:rPr>
+      </w:pPr>
+      <w:r>
+        <w:rPr>
+          <w:color w:val="000000"/>
+          <w:sz w:val="27"/>
+          <w:szCs w:val="27"/>
+        </w:rPr>
+        <w:t>int i,j;</w:t>
+      </w:r>
+    </w:p>
+    <w:p>
+      <w:pPr>
+        <w:pStyle w:val="NormalWeb"/>
+        <w:rPr>
+          <w:color w:val="000000"/>
+          <w:sz w:val="27"/>
+          <w:szCs w:val="27"/>
+        </w:rPr>
+      </w:pPr>
+      <w:r>
+        <w:rPr>
+          <w:color w:val="000000"/>
+          <w:sz w:val="27"/>
+          <w:szCs w:val="27"/>
+        </w:rPr>
+        <w:t>printf("enter number of element:");</w:t>
+      </w:r>
+    </w:p>
+    <w:p>
+      <w:pPr>
+        <w:pStyle w:val="NormalWeb"/>
+        <w:rPr>
+          <w:color w:val="000000"/>
+          <w:sz w:val="27"/>
+          <w:szCs w:val="27"/>
+        </w:rPr>
+      </w:pPr>
+      <w:r>
+        <w:rPr>
+          <w:color w:val="000000"/>
+          <w:sz w:val="27"/>
+          <w:szCs w:val="27"/>
+        </w:rPr>
+        <w:t>scanf("%d",&amp;n);</w:t>
+      </w:r>
+    </w:p>
+    <w:p>
+      <w:pPr>
+        <w:pStyle w:val="NormalWeb"/>
+        <w:rPr>
+          <w:color w:val="000000"/>
+          <w:sz w:val="27"/>
+          <w:szCs w:val="27"/>
+        </w:rPr>
+      </w:pPr>
+      <w:r>
+        <w:rPr>
+          <w:color w:val="000000"/>
+          <w:sz w:val="27"/>
+          <w:szCs w:val="27"/>
+        </w:rPr>
+        <w:t>int arr[n];</w:t>
+      </w:r>
+    </w:p>
+    <w:p>
+      <w:pPr>
+        <w:pStyle w:val="NormalWeb"/>
+        <w:rPr>
+          <w:color w:val="000000"/>
+          <w:sz w:val="27"/>
+          <w:szCs w:val="27"/>
+        </w:rPr>
+      </w:pPr>
+      <w:r>
+        <w:rPr>
+          <w:color w:val="000000"/>
+          <w:sz w:val="27"/>
+          <w:szCs w:val="27"/>
+        </w:rPr>
+        <w:t>printf("enter %d elements:\n",n);</w:t>
+      </w:r>
+    </w:p>
+    <w:p>
+      <w:pPr>
+        <w:pStyle w:val="NormalWeb"/>
+        <w:rPr>
+          <w:color w:val="000000"/>
+          <w:sz w:val="27"/>
+          <w:szCs w:val="27"/>
+        </w:rPr>
+      </w:pPr>
+      <w:r>
+        <w:rPr>
+          <w:color w:val="000000"/>
+          <w:sz w:val="27"/>
+          <w:szCs w:val="27"/>
+        </w:rPr>
+        <w:t>for(i=0;i&lt;n;i++)</w:t>
+      </w:r>
+    </w:p>
+    <w:p>
+      <w:pPr>
+        <w:pStyle w:val="NormalWeb"/>
+        <w:rPr>
+          <w:color w:val="000000"/>
+          <w:sz w:val="27"/>
+          <w:szCs w:val="27"/>
+        </w:rPr>
+      </w:pPr>
+      <w:r>
+        <w:rPr>
+          <w:color w:val="000000"/>
+          <w:sz w:val="27"/>
+          <w:szCs w:val="27"/>
+        </w:rPr>
+        <w:t>scanf("%d",&amp;arr[i]);</w:t>
+      </w:r>
+    </w:p>
+    <w:p>
+      <w:pPr>
+        <w:pStyle w:val="NormalWeb"/>
+        <w:rPr>
+          <w:color w:val="000000"/>
+          <w:sz w:val="27"/>
+          <w:szCs w:val="27"/>
+        </w:rPr>
+      </w:pPr>
+      <w:r>
+        <w:rPr>
+          <w:color w:val="000000"/>
+          <w:sz w:val="27"/>
+          <w:szCs w:val="27"/>
+        </w:rPr>
+        <w:t>//bubble sort logic</w:t>
+      </w:r>
+    </w:p>
+    <w:p>
+      <w:pPr>
+        <w:pStyle w:val="NormalWeb"/>
+        <w:rPr>
+          <w:color w:val="000000"/>
+          <w:sz w:val="27"/>
+          <w:szCs w:val="27"/>
+        </w:rPr>
+      </w:pPr>
+      <w:r>
+        <w:rPr>
+          <w:color w:val="000000"/>
+          <w:sz w:val="27"/>
+          <w:szCs w:val="27"/>
+        </w:rPr>
+        <w:t>for(i=0;i&lt;n;i++)</w:t>
+      </w:r>
+    </w:p>
+    <w:p>
+      <w:pPr>
+        <w:pStyle w:val="NormalWeb"/>
+        <w:rPr>
+          <w:color w:val="000000"/>
+          <w:sz w:val="27"/>
+          <w:szCs w:val="27"/>
+        </w:rPr>
+      </w:pPr>
+      <w:r>
+        <w:rPr>
+          <w:color w:val="000000"/>
+          <w:sz w:val="27"/>
+          <w:szCs w:val="27"/>
+        </w:rPr>
+        <w:t>{</w:t>
+      </w:r>
+    </w:p>
+    <w:p>
+      <w:pPr>
+        <w:pStyle w:val="NormalWeb"/>
+        <w:rPr>
+          <w:color w:val="000000"/>
+          <w:sz w:val="27"/>
+          <w:szCs w:val="27"/>
+        </w:rPr>
+      </w:pPr>
+      <w:r>
+        <w:rPr>
+          <w:color w:val="000000"/>
+          <w:sz w:val="27"/>
+          <w:szCs w:val="27"/>
+        </w:rPr>
+        <w:t>for(j=0;j&lt;n;j++)</w:t>
+      </w:r>
+    </w:p>
+    <w:p>
+      <w:pPr>
+        <w:pStyle w:val="NormalWeb"/>
+        <w:rPr>
+          <w:color w:val="000000"/>
+          <w:sz w:val="27"/>
+          <w:szCs w:val="27"/>
+        </w:rPr>
+      </w:pPr>
+      <w:r>
+        <w:rPr>
+          <w:color w:val="000000"/>
+          <w:sz w:val="27"/>
+          <w:szCs w:val="27"/>
+        </w:rPr>
+        <w:t>{</w:t>
+      </w:r>
+    </w:p>
+    <w:p>
+      <w:pPr>
+        <w:pStyle w:val="NormalWeb"/>
+        <w:rPr>
+          <w:color w:val="000000"/>
+          <w:sz w:val="27"/>
+          <w:szCs w:val="27"/>
+        </w:rPr>
+      </w:pPr>
+      <w:r>
+        <w:rPr>
+          <w:color w:val="000000"/>
+          <w:sz w:val="27"/>
+          <w:szCs w:val="27"/>
+        </w:rPr>
+        <w:t>if(arr[j]&gt;arr[j+1])</w:t>
+      </w:r>
+    </w:p>
+    <w:p>
+      <w:pPr>
+        <w:pStyle w:val="NormalWeb"/>
+        <w:rPr>
+          <w:color w:val="000000"/>
+          <w:sz w:val="27"/>
+          <w:szCs w:val="27"/>
+        </w:rPr>
+      </w:pPr>
+      <w:r>
+        <w:rPr>
+          <w:color w:val="000000"/>
+          <w:sz w:val="27"/>
+          <w:szCs w:val="27"/>
+        </w:rPr>
+        <w:t>{</w:t>
+      </w:r>
+    </w:p>
+    <w:p>
+      <w:pPr>
+        <w:pStyle w:val="NormalWeb"/>
+        <w:rPr>
+          <w:color w:val="000000"/>
+          <w:sz w:val="27"/>
+          <w:szCs w:val="27"/>
+        </w:rPr>
+      </w:pPr>
+      <w:r>
+        <w:rPr>
+          <w:color w:val="000000"/>
+          <w:sz w:val="27"/>
+          <w:szCs w:val="27"/>
+        </w:rPr>
+        <w:t>temp=arr[j];</w:t>
+      </w:r>
+    </w:p>
+    <w:p>
+      <w:pPr>
+        <w:pStyle w:val="NormalWeb"/>
+        <w:rPr>
+          <w:color w:val="000000"/>
+          <w:sz w:val="27"/>
+          <w:szCs w:val="27"/>
+        </w:rPr>
+      </w:pPr>
+      <w:r>
+        <w:rPr>
+          <w:color w:val="000000"/>
+          <w:sz w:val="27"/>
+          <w:szCs w:val="27"/>
+        </w:rPr>
+        <w:t>arr[j]=arr[j+1];</w:t>
+      </w:r>
+    </w:p>
+    <w:p>
+      <w:pPr>
+        <w:pStyle w:val="NormalWeb"/>
+        <w:rPr>
+          <w:color w:val="000000"/>
+          <w:sz w:val="27"/>
+          <w:szCs w:val="27"/>
+        </w:rPr>
+      </w:pPr>
+      <w:r>
+        <w:rPr>
+          <w:color w:val="000000"/>
+          <w:sz w:val="27"/>
+          <w:szCs w:val="27"/>
+        </w:rPr>
+        <w:t>arr[j+1]=temp;</w:t>
+      </w:r>
+    </w:p>
+    <w:p>
+      <w:pPr>
+        <w:pStyle w:val="NormalWeb"/>
+        <w:rPr>
+          <w:color w:val="000000"/>
+          <w:sz w:val="27"/>
+          <w:szCs w:val="27"/>
+        </w:rPr>
+      </w:pPr>
+      <w:r>
+        <w:rPr>
+          <w:color w:val="000000"/>
+          <w:sz w:val="27"/>
+          <w:szCs w:val="27"/>
+        </w:rPr>
+        <w:lastRenderedPageBreak/>
+        <w:t>}</w:t>
+      </w:r>
+    </w:p>
+    <w:p>
+      <w:pPr>
+        <w:pStyle w:val="NormalWeb"/>
+        <w:rPr>
+          <w:color w:val="000000"/>
+          <w:sz w:val="27"/>
+          <w:szCs w:val="27"/>
+        </w:rPr>
+      </w:pPr>
+      <w:r>
+        <w:rPr>
+          <w:color w:val="000000"/>
+          <w:sz w:val="27"/>
+          <w:szCs w:val="27"/>
+        </w:rPr>
+        <w:t>}</w:t>
+      </w:r>
+    </w:p>
+    <w:p>
+      <w:pPr>
+        <w:pStyle w:val="NormalWeb"/>
+        <w:rPr>
+          <w:color w:val="000000"/>
+          <w:sz w:val="27"/>
+          <w:szCs w:val="27"/>
+        </w:rPr>
+      </w:pPr>
+      <w:r>
+        <w:rPr>
+          <w:color w:val="000000"/>
+          <w:sz w:val="27"/>
+          <w:szCs w:val="27"/>
+        </w:rPr>
+        <w:t>}</w:t>
+      </w:r>
+    </w:p>
+    <w:p>
+      <w:pPr>
+        <w:pStyle w:val="NormalWeb"/>
+        <w:rPr>
+          <w:color w:val="000000"/>
+          <w:sz w:val="27"/>
+          <w:szCs w:val="27"/>
+        </w:rPr>
+      </w:pPr>
+      <w:r>
+        <w:rPr>
+          <w:color w:val="000000"/>
+          <w:sz w:val="27"/>
+          <w:szCs w:val="27"/>
+        </w:rPr>
+        <w:t>printf("sorted array:\n");</w:t>
+      </w:r>
+    </w:p>
+    <w:p>
+      <w:pPr>
+        <w:pStyle w:val="NormalWeb"/>
+        <w:rPr>
+          <w:color w:val="000000"/>
+          <w:sz w:val="27"/>
+          <w:szCs w:val="27"/>
+        </w:rPr>
+      </w:pPr>
+      <w:r>
+        <w:rPr>
+          <w:color w:val="000000"/>
+          <w:sz w:val="27"/>
+          <w:szCs w:val="27"/>
+        </w:rPr>
+        <w:t>for(i=0;i&lt;n;i++)</w:t>
+      </w:r>
+    </w:p>
+    <w:p>
+      <w:pPr>
+        <w:pStyle w:val="NormalWeb"/>
+        <w:rPr>
+          <w:color w:val="000000"/>
+          <w:sz w:val="27"/>
+          <w:szCs w:val="27"/>
+        </w:rPr>
+      </w:pPr>
+      <w:r>
+        <w:rPr>
+          <w:color w:val="000000"/>
+          <w:sz w:val="27"/>
+          <w:szCs w:val="27"/>
+        </w:rPr>
+        <w:t>printf("%d",arr[i]);</w:t>
+      </w:r>
+    </w:p>
+    <w:p>
+      <w:pPr>
+        <w:pStyle w:val="NormalWeb"/>
+        <w:rPr>
+          <w:color w:val="000000"/>
+          <w:sz w:val="27"/>
+          <w:szCs w:val="27"/>
+        </w:rPr>
+      </w:pPr>
+      <w:r>
+        <w:rPr>
+          <w:color w:val="000000"/>
+          <w:sz w:val="27"/>
+          <w:szCs w:val="27"/>
+        </w:rPr>
+        <w:t>return 0;</w:t>
+      </w:r>
+    </w:p>
+    <w:p>
+      <w:pPr>
+        <w:pStyle w:val="NormalWeb"/>
+        <w:rPr>
+          <w:color w:val="000000"/>
+          <w:sz w:val="27"/>
+          <w:szCs w:val="27"/>
+        </w:rPr>
+      </w:pPr>
+      <w:r>
+        <w:rPr>
+          <w:color w:val="000000"/>
+          <w:sz w:val="27"/>
+          <w:szCs w:val="27"/>
+        </w:rPr>
+        <w:t>}</w:t>
+      </w:r>
+    </w:p>
+    <w:p>
+      <w:pPr>
+        <w:pStyle w:val="NormalWeb"/>
+        <w:rPr>
+          <w:color w:val="000000"/>
+          <w:sz w:val="27"/>
+          <w:szCs w:val="27"/>
+        </w:rPr>
+      </w:pPr>
+    </w:p>
+    <w:p>
+      <w:pPr>
+        <w:pStyle w:val="NormalWeb"/>
+        <w:rPr>
+          <w:color w:val="000000"/>
+          <w:sz w:val="27"/>
+          <w:szCs w:val="27"/>
+        </w:rPr>
+      </w:pPr>
+      <w:r>
+        <w:rPr>
+          <w:color w:val="000000"/>
+          <w:sz w:val="27"/>
+          <w:szCs w:val="27"/>
+        </w:rPr>
+        <w:t>OUTPUT:</w:t>
+      </w:r>
+    </w:p>
+    <w:p>
+      <w:pPr>
+        <w:pStyle w:val="NormalWeb"/>
+        <w:rPr>
+          <w:color w:val="000000"/>
+          <w:sz w:val="27"/>
+          <w:szCs w:val="27"/>
+        </w:rPr>
+      </w:pPr>
+      <w:r>
+        <w:rPr>
+          <w:color w:val="000000"/>
+          <w:sz w:val="27"/>
+          <w:szCs w:val="27"/>
+        </w:rPr>
+        <w:t xml:space="preserve">          Enter number of element:5</w:t>
+      </w:r>
+    </w:p>
+    <w:p>
+      <w:pPr>
+        <w:pStyle w:val="NormalWeb"/>
+        <w:rPr>
+          <w:color w:val="000000"/>
+          <w:sz w:val="27"/>
+          <w:szCs w:val="27"/>
+        </w:rPr>
+      </w:pPr>
+      <w:r>
+        <w:rPr>
+          <w:color w:val="000000"/>
+          <w:sz w:val="27"/>
+          <w:szCs w:val="27"/>
+        </w:rPr>
+        <w:t xml:space="preserve">          Enter 5 element:</w:t>
+      </w:r>
+    </w:p>
+    <w:p>
+      <w:pPr>
+        <w:pStyle w:val="NormalWeb"/>
+        <w:rPr>
+          <w:color w:val="000000"/>
+          <w:sz w:val="27"/>
+          <w:szCs w:val="27"/>
+        </w:rPr>
+      </w:pPr>
+      <w:r>
+        <w:rPr>
+          <w:color w:val="000000"/>
+          <w:sz w:val="27"/>
+          <w:szCs w:val="27"/>
+        </w:rPr>
+        <w:t xml:space="preserve">          25</w:t>
+      </w:r>
+    </w:p>
+    <w:p>
+      <w:pPr>
+        <w:pStyle w:val="NormalWeb"/>
+        <w:rPr>
+          <w:color w:val="000000"/>
+          <w:sz w:val="27"/>
+          <w:szCs w:val="27"/>
+        </w:rPr>
+      </w:pPr>
+      <w:r>
+        <w:rPr>
+          <w:color w:val="000000"/>
+          <w:sz w:val="27"/>
+          <w:szCs w:val="27"/>
+        </w:rPr>
+        <w:t xml:space="preserve">          32</w:t>
+      </w:r>
+    </w:p>
+    <w:p>
+      <w:pPr>
+        <w:pStyle w:val="NormalWeb"/>
+        <w:rPr>
+          <w:color w:val="000000"/>
+          <w:sz w:val="27"/>
+          <w:szCs w:val="27"/>
+        </w:rPr>
+      </w:pPr>
+      <w:r>
+        <w:rPr>
+          <w:color w:val="000000"/>
+          <w:sz w:val="27"/>
+          <w:szCs w:val="27"/>
+        </w:rPr>
+        <w:t xml:space="preserve">          95</w:t>
+      </w:r>
+    </w:p>
+    <w:p>
+      <w:pPr>
+        <w:pStyle w:val="NormalWeb"/>
+        <w:rPr>
+          <w:color w:val="000000"/>
+          <w:sz w:val="27"/>
+          <w:szCs w:val="27"/>
+        </w:rPr>
+      </w:pPr>
+      <w:r>
+        <w:rPr>
+          <w:color w:val="000000"/>
+          <w:sz w:val="27"/>
+          <w:szCs w:val="27"/>
+        </w:rPr>
+        <w:t xml:space="preserve">          65</w:t>
+      </w:r>
+    </w:p>
+    <w:p>
+      <w:pPr>
+        <w:pStyle w:val="NormalWeb"/>
+        <w:rPr>
+          <w:color w:val="000000"/>
+          <w:sz w:val="27"/>
+          <w:szCs w:val="27"/>
+        </w:rPr>
+      </w:pPr>
+      <w:r>
+        <w:rPr>
+          <w:color w:val="000000"/>
+          <w:sz w:val="27"/>
+          <w:szCs w:val="27"/>
+        </w:rPr>
+        <w:t xml:space="preserve">          23</w:t>
+      </w:r>
+    </w:p>
+    <w:p>
+      <w:pPr>
+        <w:pStyle w:val="NormalWeb"/>
+        <w:rPr>
+          <w:color w:val="000000"/>
+          <w:sz w:val="27"/>
+          <w:szCs w:val="27"/>
+        </w:rPr>
+      </w:pPr>
+      <w:r>
+        <w:rPr>
+          <w:color w:val="000000"/>
+          <w:sz w:val="27"/>
+          <w:szCs w:val="27"/>
+        </w:rPr>
+        <w:t xml:space="preserve">          Sorted array</w:t>
+      </w:r>
+    </w:p>
+    <w:p>
+      <w:pPr>
+        <w:pStyle w:val="NormalWeb"/>
+        <w:rPr>
+          <w:color w:val="000000"/>
+          <w:sz w:val="27"/>
+          <w:szCs w:val="27"/>
+        </w:rPr>
+      </w:pPr>
+      <w:r>
+        <w:rPr>
+          <w:color w:val="000000"/>
+          <w:sz w:val="27"/>
+          <w:szCs w:val="27"/>
+        </w:rPr>
+        <w:t xml:space="preserve">          23 25 32 65 95</w:t>
+      </w:r>
     </w:p>
     <w:p>
       <w:pPr>
@@ -5348,7 +6256,7 @@
 </file>
 
 <file path=customXml/itemProps1.xml><?xml version="1.0" encoding="utf-8"?>
-<ds:datastoreItem xmlns:ds="http://schemas.openxmlformats.org/officeDocument/2006/customXml" ds:itemID="{AD6652C7-0865-4827-A1D6-9218FA7B6076}">
+<ds:datastoreItem xmlns:ds="http://schemas.openxmlformats.org/officeDocument/2006/customXml" ds:itemID="{19F26BC4-4077-4FAA-997F-897B650D28A4}">
   <ds:schemaRefs>
     <ds:schemaRef ds:uri="http://schemas.openxmlformats.org/officeDocument/2006/bibliography"/>
   </ds:schemaRefs>
